--- a/plano-de-estudo/BACK-END_JAVASCRIPT_QUESTIONARIO-FASE1_SEMANA1.docx
+++ b/plano-de-estudo/BACK-END_JAVASCRIPT_QUESTIONARIO-FASE1_SEMANA1.docx
@@ -826,20 +826,15 @@
         <w:bidi w:val="0"/>
         <w:spacing w:lineRule="auto" w:line="240" w:before="0" w:after="0"/>
         <w:jc w:val="start"/>
-        <w:rPr>
-          <w:rFonts w:ascii="Segoe UI Black" w:hAnsi="Segoe UI Black"/>
-          <w:color w:val="333333"/>
-          <w:sz w:val="20"/>
-          <w:szCs w:val="20"/>
-        </w:rPr>
+        <w:rPr/>
       </w:pPr>
       <w:r>
         <w:rPr>
           <w:rStyle w:val="Strong"/>
           <w:rFonts w:ascii="Segoe UI Black" w:hAnsi="Segoe UI Black"/>
           <w:color w:val="666666"/>
-          <w:sz w:val="20"/>
-          <w:szCs w:val="20"/>
+          <w:sz w:val="18"/>
+          <w:szCs w:val="18"/>
         </w:rPr>
         <w:t>1.</w:t>
       </w:r>
@@ -847,8 +842,8 @@
         <w:rPr>
           <w:rFonts w:ascii="Segoe UI Black" w:hAnsi="Segoe UI Black"/>
           <w:color w:val="666666"/>
-          <w:sz w:val="20"/>
-          <w:szCs w:val="20"/>
+          <w:sz w:val="18"/>
+          <w:szCs w:val="18"/>
         </w:rPr>
         <w:t xml:space="preserve"> Explique com suas palavras o que é JavaScript.</w:t>
       </w:r>
@@ -860,16 +855,16 @@
         <w:spacing w:lineRule="auto" w:line="240" w:before="0" w:after="0"/>
         <w:jc w:val="start"/>
         <w:rPr>
-          <w:sz w:val="20"/>
-          <w:szCs w:val="20"/>
-        </w:rPr>
-      </w:pPr>
-      <w:r>
-        <w:rPr>
-          <w:rFonts w:ascii="Segoe UI Semibold" w:hAnsi="Segoe UI Semibold"/>
-          <w:color w:val="333333"/>
-          <w:sz w:val="20"/>
-          <w:szCs w:val="20"/>
+          <w:sz w:val="18"/>
+          <w:szCs w:val="18"/>
+        </w:rPr>
+      </w:pPr>
+      <w:r>
+        <w:rPr>
+          <w:rFonts w:ascii="Segoe UI Semibold" w:hAnsi="Segoe UI Semibold"/>
+          <w:color w:val="333333"/>
+          <w:sz w:val="18"/>
+          <w:szCs w:val="18"/>
         </w:rPr>
         <w:t xml:space="preserve">Resposta: </w:t>
       </w:r>
@@ -877,8 +872,8 @@
         <w:rPr>
           <w:rFonts w:ascii="Segoe UI Semibold" w:hAnsi="Segoe UI Semibold"/>
           <w:color w:val="333333"/>
-          <w:sz w:val="20"/>
-          <w:szCs w:val="20"/>
+          <w:sz w:val="18"/>
+          <w:szCs w:val="18"/>
         </w:rPr>
         <w:t>JavaScript é uma linguagem de programação interpretada criada para ser rodada do lado do cliente. Despois espandida para utilização no lado do servidor com o auxilio do Node.js.</w:t>
       </w:r>
@@ -892,16 +887,16 @@
         <w:rPr>
           <w:rFonts w:ascii="Segoe UI Semibold" w:hAnsi="Segoe UI Semibold"/>
           <w:color w:val="333333"/>
-          <w:sz w:val="20"/>
-          <w:szCs w:val="20"/>
-        </w:rPr>
-      </w:pPr>
-      <w:r>
-        <w:rPr>
-          <w:rFonts w:ascii="Segoe UI Semibold" w:hAnsi="Segoe UI Semibold"/>
-          <w:color w:val="333333"/>
-          <w:sz w:val="20"/>
-          <w:szCs w:val="20"/>
+          <w:sz w:val="18"/>
+          <w:szCs w:val="18"/>
+        </w:rPr>
+      </w:pPr>
+      <w:r>
+        <w:rPr>
+          <w:rFonts w:ascii="Segoe UI Semibold" w:hAnsi="Segoe UI Semibold"/>
+          <w:color w:val="333333"/>
+          <w:sz w:val="18"/>
+          <w:szCs w:val="18"/>
         </w:rPr>
       </w:r>
     </w:p>
@@ -918,8 +913,8 @@
           <w:rStyle w:val="Strong"/>
           <w:rFonts w:ascii="Segoe UI Black" w:hAnsi="Segoe UI Black"/>
           <w:color w:val="666666"/>
-          <w:sz w:val="20"/>
-          <w:szCs w:val="20"/>
+          <w:sz w:val="18"/>
+          <w:szCs w:val="18"/>
         </w:rPr>
         <w:t>2.</w:t>
       </w:r>
@@ -927,8 +922,8 @@
         <w:rPr>
           <w:rFonts w:ascii="Segoe UI Black" w:hAnsi="Segoe UI Black"/>
           <w:color w:val="666666"/>
-          <w:sz w:val="20"/>
-          <w:szCs w:val="20"/>
+          <w:sz w:val="18"/>
+          <w:szCs w:val="18"/>
         </w:rPr>
         <w:t xml:space="preserve"> Em quais ambientes JavaScript pode ser executado?</w:t>
       </w:r>
@@ -940,16 +935,16 @@
         <w:spacing w:lineRule="auto" w:line="240" w:before="0" w:after="0"/>
         <w:jc w:val="start"/>
         <w:rPr>
-          <w:sz w:val="20"/>
-          <w:szCs w:val="20"/>
-        </w:rPr>
-      </w:pPr>
-      <w:r>
-        <w:rPr>
-          <w:rFonts w:ascii="Segoe UI Semibold" w:hAnsi="Segoe UI Semibold"/>
-          <w:color w:val="333333"/>
-          <w:sz w:val="20"/>
-          <w:szCs w:val="20"/>
+          <w:sz w:val="18"/>
+          <w:szCs w:val="18"/>
+        </w:rPr>
+      </w:pPr>
+      <w:r>
+        <w:rPr>
+          <w:rFonts w:ascii="Segoe UI Semibold" w:hAnsi="Segoe UI Semibold"/>
+          <w:color w:val="333333"/>
+          <w:sz w:val="18"/>
+          <w:szCs w:val="18"/>
         </w:rPr>
         <w:t>a) Apenas no navegador.</w:t>
       </w:r>
@@ -960,112 +955,118 @@
         <w:bidi w:val="0"/>
         <w:spacing w:lineRule="auto" w:line="240" w:before="0" w:after="0"/>
         <w:jc w:val="start"/>
+        <w:rPr>
+          <w:sz w:val="18"/>
+          <w:szCs w:val="18"/>
+        </w:rPr>
+      </w:pPr>
+      <w:r>
+        <w:rPr>
+          <w:rFonts w:ascii="Segoe UI Semibold" w:hAnsi="Segoe UI Semibold"/>
+          <w:color w:val="333333"/>
+          <w:sz w:val="18"/>
+          <w:szCs w:val="18"/>
+        </w:rPr>
+        <w:t>b) Apenas no servidor.</w:t>
+      </w:r>
+    </w:p>
+    <w:p>
+      <w:pPr>
+        <w:pStyle w:val="BodyText"/>
+        <w:bidi w:val="0"/>
+        <w:spacing w:lineRule="auto" w:line="240" w:before="0" w:after="0"/>
+        <w:jc w:val="start"/>
+        <w:rPr>
+          <w:sz w:val="18"/>
+          <w:szCs w:val="18"/>
+        </w:rPr>
+      </w:pPr>
+      <w:r>
+        <w:rPr>
+          <w:rFonts w:ascii="Segoe UI Semibold" w:hAnsi="Segoe UI Semibold"/>
+          <w:color w:val="333333"/>
+          <w:sz w:val="18"/>
+          <w:szCs w:val="18"/>
+        </w:rPr>
+        <w:t>c</w:t>
+      </w:r>
+      <w:r>
+        <w:rPr>
+          <w:rFonts w:ascii="Segoe UI Semibold" w:hAnsi="Segoe UI Semibold"/>
+          <w:color w:val="333333"/>
+          <w:sz w:val="18"/>
+          <w:szCs w:val="18"/>
+        </w:rPr>
+        <w:t xml:space="preserve">) Navegador e servidor. </w:t>
+      </w:r>
+      <w:r>
+        <w:rPr>
+          <w:rFonts w:ascii="Segoe UI Semibold" w:hAnsi="Segoe UI Semibold"/>
+          <w:color w:val="333333"/>
+          <w:sz w:val="18"/>
+          <w:szCs w:val="18"/>
+        </w:rPr>
+        <w:t>( x )</w:t>
+      </w:r>
+    </w:p>
+    <w:p>
+      <w:pPr>
+        <w:pStyle w:val="BodyText"/>
+        <w:bidi w:val="0"/>
+        <w:spacing w:lineRule="auto" w:line="240" w:before="0" w:after="0"/>
+        <w:jc w:val="start"/>
+        <w:rPr>
+          <w:sz w:val="18"/>
+          <w:szCs w:val="18"/>
+        </w:rPr>
+      </w:pPr>
+      <w:r>
+        <w:rPr>
+          <w:rFonts w:ascii="Segoe UI Semibold" w:hAnsi="Segoe UI Semibold"/>
+          <w:color w:val="333333"/>
+          <w:sz w:val="18"/>
+          <w:szCs w:val="18"/>
+        </w:rPr>
+        <w:t>d) Apenas no VS Code.</w:t>
+      </w:r>
+    </w:p>
+    <w:p>
+      <w:pPr>
+        <w:pStyle w:val="BodyText"/>
+        <w:bidi w:val="0"/>
+        <w:spacing w:lineRule="auto" w:line="240" w:before="0" w:after="0"/>
+        <w:jc w:val="start"/>
+        <w:rPr>
+          <w:rFonts w:ascii="Segoe UI Semibold" w:hAnsi="Segoe UI Semibold"/>
+          <w:color w:val="333333"/>
+          <w:sz w:val="18"/>
+          <w:szCs w:val="18"/>
+        </w:rPr>
+      </w:pPr>
+      <w:r>
+        <w:rPr>
+          <w:rFonts w:ascii="Segoe UI Semibold" w:hAnsi="Segoe UI Semibold"/>
+          <w:color w:val="333333"/>
+          <w:sz w:val="18"/>
+          <w:szCs w:val="18"/>
+        </w:rPr>
+      </w:r>
+    </w:p>
+    <w:p>
+      <w:pPr>
+        <w:pStyle w:val="BodyText"/>
+        <w:bidi w:val="0"/>
+        <w:spacing w:lineRule="auto" w:line="240" w:before="0" w:after="0"/>
+        <w:jc w:val="start"/>
         <w:rPr/>
       </w:pPr>
       <w:r>
         <w:rPr>
-          <w:rFonts w:ascii="Segoe UI Semibold" w:hAnsi="Segoe UI Semibold"/>
-          <w:color w:val="333333"/>
-          <w:sz w:val="20"/>
-          <w:szCs w:val="20"/>
-        </w:rPr>
-        <w:t>b) Apenas no servidor.</w:t>
-      </w:r>
-    </w:p>
-    <w:p>
-      <w:pPr>
-        <w:pStyle w:val="BodyText"/>
-        <w:bidi w:val="0"/>
-        <w:spacing w:lineRule="auto" w:line="240" w:before="0" w:after="0"/>
-        <w:jc w:val="start"/>
-        <w:rPr/>
-      </w:pPr>
-      <w:r>
-        <w:rPr>
-          <w:rFonts w:ascii="Segoe UI Semibold" w:hAnsi="Segoe UI Semibold"/>
-          <w:color w:val="333333"/>
-          <w:sz w:val="20"/>
-          <w:szCs w:val="20"/>
-        </w:rPr>
-        <w:t>c</w:t>
-      </w:r>
-      <w:r>
-        <w:rPr>
-          <w:rFonts w:ascii="Segoe UI Semibold" w:hAnsi="Segoe UI Semibold"/>
-          <w:color w:val="333333"/>
-          <w:sz w:val="20"/>
-          <w:szCs w:val="20"/>
-        </w:rPr>
-        <w:t xml:space="preserve">) Navegador e servidor. </w:t>
-      </w:r>
-      <w:r>
-        <w:rPr>
-          <w:rFonts w:ascii="Segoe UI Semibold" w:hAnsi="Segoe UI Semibold"/>
-          <w:color w:val="333333"/>
-          <w:sz w:val="20"/>
-          <w:szCs w:val="20"/>
-        </w:rPr>
-        <w:t>( x )</w:t>
-      </w:r>
-    </w:p>
-    <w:p>
-      <w:pPr>
-        <w:pStyle w:val="BodyText"/>
-        <w:bidi w:val="0"/>
-        <w:spacing w:lineRule="auto" w:line="240" w:before="0" w:after="0"/>
-        <w:jc w:val="start"/>
-        <w:rPr>
-          <w:sz w:val="20"/>
-          <w:szCs w:val="20"/>
-        </w:rPr>
-      </w:pPr>
-      <w:r>
-        <w:rPr>
-          <w:rFonts w:ascii="Segoe UI Semibold" w:hAnsi="Segoe UI Semibold"/>
-          <w:color w:val="333333"/>
-          <w:sz w:val="20"/>
-          <w:szCs w:val="20"/>
-        </w:rPr>
-        <w:t>d) Apenas no VS Code.</w:t>
-      </w:r>
-    </w:p>
-    <w:p>
-      <w:pPr>
-        <w:pStyle w:val="BodyText"/>
-        <w:bidi w:val="0"/>
-        <w:spacing w:lineRule="auto" w:line="240" w:before="0" w:after="0"/>
-        <w:jc w:val="start"/>
-        <w:rPr>
-          <w:rFonts w:ascii="Segoe UI Semibold" w:hAnsi="Segoe UI Semibold"/>
-          <w:color w:val="333333"/>
-          <w:sz w:val="20"/>
-          <w:szCs w:val="20"/>
-        </w:rPr>
-      </w:pPr>
-      <w:r>
-        <w:rPr>
-          <w:rFonts w:ascii="Segoe UI Semibold" w:hAnsi="Segoe UI Semibold"/>
-          <w:color w:val="333333"/>
-          <w:sz w:val="20"/>
-          <w:szCs w:val="20"/>
-        </w:rPr>
-      </w:r>
-    </w:p>
-    <w:p>
-      <w:pPr>
-        <w:pStyle w:val="BodyText"/>
-        <w:bidi w:val="0"/>
-        <w:spacing w:lineRule="auto" w:line="240" w:before="0" w:after="0"/>
-        <w:jc w:val="start"/>
-        <w:rPr/>
-      </w:pPr>
-      <w:r>
-        <w:rPr>
           <w:rStyle w:val="Strong"/>
           <w:rFonts w:ascii="Segoe UI Black" w:hAnsi="Segoe UI Black"/>
           <w:color w:val="666666"/>
-          <w:sz w:val="20"/>
-          <w:szCs w:val="20"/>
+          <w:sz w:val="18"/>
+          <w:szCs w:val="18"/>
         </w:rPr>
         <w:t>3. Explique a diferença entre:</w:t>
       </w:r>
@@ -1087,8 +1088,8 @@
           <w:rStyle w:val="Cdigo-fonte"/>
           <w:rFonts w:ascii="Segoe UI Semibold" w:hAnsi="Segoe UI Semibold"/>
           <w:color w:val="333333"/>
-          <w:sz w:val="20"/>
-          <w:szCs w:val="20"/>
+          <w:sz w:val="18"/>
+          <w:szCs w:val="18"/>
         </w:rPr>
         <w:t>let</w:t>
       </w:r>
@@ -1110,8 +1111,8 @@
           <w:rStyle w:val="Cdigo-fonte"/>
           <w:rFonts w:ascii="Segoe UI Semibold" w:hAnsi="Segoe UI Semibold"/>
           <w:color w:val="333333"/>
-          <w:sz w:val="20"/>
-          <w:szCs w:val="20"/>
+          <w:sz w:val="18"/>
+          <w:szCs w:val="18"/>
         </w:rPr>
         <w:t>const</w:t>
       </w:r>
@@ -1133,8 +1134,8 @@
           <w:rStyle w:val="Cdigo-fonte"/>
           <w:rFonts w:ascii="Segoe UI Semibold" w:hAnsi="Segoe UI Semibold"/>
           <w:color w:val="333333"/>
-          <w:sz w:val="20"/>
-          <w:szCs w:val="20"/>
+          <w:sz w:val="18"/>
+          <w:szCs w:val="18"/>
         </w:rPr>
         <w:t>var</w:t>
       </w:r>
@@ -1146,16 +1147,16 @@
         <w:spacing w:lineRule="auto" w:line="240" w:before="0" w:after="0"/>
         <w:jc w:val="start"/>
         <w:rPr>
-          <w:sz w:val="20"/>
-          <w:szCs w:val="20"/>
-        </w:rPr>
-      </w:pPr>
-      <w:r>
-        <w:rPr>
-          <w:rFonts w:ascii="Segoe UI Black" w:hAnsi="Segoe UI Black"/>
-          <w:color w:val="666666"/>
-          <w:sz w:val="20"/>
-          <w:szCs w:val="20"/>
+          <w:sz w:val="18"/>
+          <w:szCs w:val="18"/>
+        </w:rPr>
+      </w:pPr>
+      <w:r>
+        <w:rPr>
+          <w:rFonts w:ascii="Segoe UI Black" w:hAnsi="Segoe UI Black"/>
+          <w:color w:val="666666"/>
+          <w:sz w:val="18"/>
+          <w:szCs w:val="18"/>
         </w:rPr>
         <w:t>E quando cada um deve ser utilizado?</w:t>
       </w:r>
@@ -1167,16 +1168,16 @@
         <w:spacing w:lineRule="auto" w:line="240" w:before="0" w:after="0"/>
         <w:jc w:val="start"/>
         <w:rPr>
-          <w:sz w:val="20"/>
-          <w:szCs w:val="20"/>
-        </w:rPr>
-      </w:pPr>
-      <w:r>
-        <w:rPr>
-          <w:rFonts w:ascii="Segoe UI Semibold" w:hAnsi="Segoe UI Semibold"/>
-          <w:color w:val="333333"/>
-          <w:sz w:val="20"/>
-          <w:szCs w:val="20"/>
+          <w:sz w:val="18"/>
+          <w:szCs w:val="18"/>
+        </w:rPr>
+      </w:pPr>
+      <w:r>
+        <w:rPr>
+          <w:rFonts w:ascii="Segoe UI Semibold" w:hAnsi="Segoe UI Semibold"/>
+          <w:color w:val="333333"/>
+          <w:sz w:val="18"/>
+          <w:szCs w:val="18"/>
         </w:rPr>
         <w:t xml:space="preserve">Resposta: </w:t>
       </w:r>
@@ -1184,31 +1185,67 @@
         <w:rPr>
           <w:rFonts w:ascii="Segoe UI Semibold" w:hAnsi="Segoe UI Semibold"/>
           <w:color w:val="333333"/>
-          <w:sz w:val="20"/>
-          <w:szCs w:val="20"/>
-        </w:rPr>
-        <w:t>let e var são formas de declarar variáveis, sendo let uma uma versão mais morderna e melhorada de var, onde as variáveis declaradas com var são içadas, o que permitia referenciar uma váriaveis  antes mesmo dela ser declarada, isso poderia calsar resultados inesperados causando falhas silenciosas, por isso a função de içamento foi corrigido com let, var caiu em desuso sendo let recomendado na criação que qualquer váriavel. const é utilizado na declaração de constante, constante é uma váriavel, onde não pode receber uma nova atrbuição de valor após ser declarada, sendo essa a difirença de const para let e var.</w:t>
-      </w:r>
-    </w:p>
-    <w:p>
-      <w:pPr>
-        <w:pStyle w:val="BodyText"/>
-        <w:bidi w:val="0"/>
-        <w:spacing w:lineRule="auto" w:line="240" w:before="0" w:after="0"/>
-        <w:jc w:val="start"/>
-        <w:rPr>
-          <w:rFonts w:ascii="Segoe UI Semibold" w:hAnsi="Segoe UI Semibold"/>
-          <w:color w:val="333333"/>
-          <w:sz w:val="20"/>
-          <w:szCs w:val="20"/>
-        </w:rPr>
-      </w:pPr>
-      <w:r>
-        <w:rPr>
-          <w:rFonts w:ascii="Segoe UI Semibold" w:hAnsi="Segoe UI Semibold"/>
-          <w:color w:val="333333"/>
-          <w:sz w:val="20"/>
-          <w:szCs w:val="20"/>
+          <w:sz w:val="18"/>
+          <w:szCs w:val="18"/>
+        </w:rPr>
+        <w:t>let e var são formas de declarar variáveis, sendo let uma uma versão mais morderna e melhorada de var, onde as variáveis declaradas com var são içadas, o que permitia referenciar uma váriaveis  antes mesmo dela ser declarada, isso poderia ca</w:t>
+      </w:r>
+      <w:r>
+        <w:rPr>
+          <w:rFonts w:ascii="Segoe UI Semibold" w:hAnsi="Segoe UI Semibold"/>
+          <w:color w:val="333333"/>
+          <w:sz w:val="18"/>
+          <w:szCs w:val="18"/>
+        </w:rPr>
+        <w:t>us</w:t>
+      </w:r>
+      <w:r>
+        <w:rPr>
+          <w:rFonts w:ascii="Segoe UI Semibold" w:hAnsi="Segoe UI Semibold"/>
+          <w:color w:val="333333"/>
+          <w:sz w:val="18"/>
+          <w:szCs w:val="18"/>
+        </w:rPr>
+        <w:t xml:space="preserve">ar </w:t>
+      </w:r>
+      <w:r>
+        <w:rPr>
+          <w:rFonts w:ascii="Segoe UI Semibold" w:hAnsi="Segoe UI Semibold"/>
+          <w:color w:val="333333"/>
+          <w:sz w:val="18"/>
+          <w:szCs w:val="18"/>
+        </w:rPr>
+        <w:t xml:space="preserve">um </w:t>
+      </w:r>
+      <w:r>
+        <w:rPr>
+          <w:rFonts w:ascii="Segoe UI Semibold" w:hAnsi="Segoe UI Semibold"/>
+          <w:color w:val="333333"/>
+          <w:sz w:val="18"/>
+          <w:szCs w:val="18"/>
+        </w:rPr>
+        <w:t>resultados inesperados causando falhas silenciosas, por isso a função de içamento foi corrigido com let, var caiu em desuso sendo let recomendado na criação que qualquer váriavel. const é utilizado na declaração de constante, constante é uma váriavel, onde não pode receber uma nova atrbuição de valor após ser declarada, sendo essa a difirença de const para let e var.</w:t>
+      </w:r>
+    </w:p>
+    <w:p>
+      <w:pPr>
+        <w:pStyle w:val="BodyText"/>
+        <w:bidi w:val="0"/>
+        <w:spacing w:lineRule="auto" w:line="240" w:before="0" w:after="0"/>
+        <w:jc w:val="start"/>
+        <w:rPr>
+          <w:rFonts w:ascii="Segoe UI Semibold" w:hAnsi="Segoe UI Semibold"/>
+          <w:color w:val="333333"/>
+          <w:sz w:val="18"/>
+          <w:szCs w:val="18"/>
+        </w:rPr>
+      </w:pPr>
+      <w:r>
+        <w:rPr>
+          <w:rFonts w:ascii="Segoe UI Semibold" w:hAnsi="Segoe UI Semibold"/>
+          <w:color w:val="333333"/>
+          <w:sz w:val="18"/>
+          <w:szCs w:val="18"/>
         </w:rPr>
       </w:r>
     </w:p>
@@ -1225,8 +1262,8 @@
           <w:rStyle w:val="Strong"/>
           <w:rFonts w:ascii="Segoe UI Black" w:hAnsi="Segoe UI Black"/>
           <w:color w:val="666666"/>
-          <w:sz w:val="20"/>
-          <w:szCs w:val="20"/>
+          <w:sz w:val="18"/>
+          <w:szCs w:val="18"/>
         </w:rPr>
         <w:t>4.</w:t>
       </w:r>
@@ -1234,8 +1271,8 @@
         <w:rPr>
           <w:rFonts w:ascii="Segoe UI Black" w:hAnsi="Segoe UI Black"/>
           <w:color w:val="666666"/>
-          <w:sz w:val="20"/>
-          <w:szCs w:val="20"/>
+          <w:sz w:val="18"/>
+          <w:szCs w:val="18"/>
         </w:rPr>
         <w:t xml:space="preserve"> O que significa dizer que JavaScript é uma linguagem dinamicamente tipada?</w:t>
       </w:r>
@@ -1247,40 +1284,27 @@
         <w:spacing w:lineRule="auto" w:line="240" w:before="0" w:after="0"/>
         <w:jc w:val="start"/>
         <w:rPr>
-          <w:sz w:val="20"/>
-          <w:szCs w:val="20"/>
-        </w:rPr>
-      </w:pPr>
-      <w:r>
-        <w:rPr>
-          <w:rFonts w:ascii="Segoe UI Semibold" w:hAnsi="Segoe UI Semibold"/>
-          <w:color w:val="333333"/>
-          <w:sz w:val="20"/>
-          <w:szCs w:val="20"/>
+          <w:sz w:val="18"/>
+          <w:szCs w:val="18"/>
+        </w:rPr>
+      </w:pPr>
+      <w:r>
+        <w:rPr>
+          <w:rFonts w:ascii="Segoe UI Semibold" w:hAnsi="Segoe UI Semibold"/>
+          <w:color w:val="333333"/>
+          <w:sz w:val="18"/>
+          <w:szCs w:val="18"/>
         </w:rPr>
         <w:t xml:space="preserve">Resposta: </w:t>
       </w:r>
-    </w:p>
-    <w:p>
-      <w:pPr>
-        <w:pStyle w:val="BodyText"/>
-        <w:bidi w:val="0"/>
-        <w:spacing w:lineRule="auto" w:line="240" w:before="0" w:after="0"/>
-        <w:jc w:val="start"/>
-        <w:rPr>
-          <w:rFonts w:ascii="Segoe UI Semibold" w:hAnsi="Segoe UI Semibold"/>
-          <w:color w:val="333333"/>
-          <w:sz w:val="20"/>
-          <w:szCs w:val="20"/>
-        </w:rPr>
-      </w:pPr>
-      <w:r>
-        <w:rPr>
-          <w:rFonts w:ascii="Segoe UI Semibold" w:hAnsi="Segoe UI Semibold"/>
-          <w:color w:val="333333"/>
-          <w:sz w:val="20"/>
-          <w:szCs w:val="20"/>
-        </w:rPr>
+      <w:r>
+        <w:rPr>
+          <w:rFonts w:ascii="Segoe UI Semibold" w:hAnsi="Segoe UI Semibold"/>
+          <w:color w:val="333333"/>
+          <w:sz w:val="18"/>
+          <w:szCs w:val="18"/>
+        </w:rPr>
+        <w:t>Significa que suas variáveis podem receber tipos de valores diferentes a cada atribuição.</w:t>
       </w:r>
     </w:p>
     <w:p>
@@ -1296,8 +1320,8 @@
           <w:rStyle w:val="Strong"/>
           <w:rFonts w:ascii="Segoe UI Black" w:hAnsi="Segoe UI Black"/>
           <w:color w:val="666666"/>
-          <w:sz w:val="20"/>
-          <w:szCs w:val="20"/>
+          <w:sz w:val="18"/>
+          <w:szCs w:val="18"/>
         </w:rPr>
         <w:t>5.</w:t>
       </w:r>
@@ -1305,8 +1329,8 @@
         <w:rPr>
           <w:rFonts w:ascii="Segoe UI Black" w:hAnsi="Segoe UI Black"/>
           <w:color w:val="666666"/>
-          <w:sz w:val="20"/>
-          <w:szCs w:val="20"/>
+          <w:sz w:val="18"/>
+          <w:szCs w:val="18"/>
         </w:rPr>
         <w:t xml:space="preserve"> Cite os principais tipos primitivos do JavaScript.</w:t>
       </w:r>
@@ -1318,35 +1342,44 @@
         <w:spacing w:lineRule="auto" w:line="240" w:before="0" w:after="0"/>
         <w:jc w:val="start"/>
         <w:rPr>
-          <w:sz w:val="20"/>
-          <w:szCs w:val="20"/>
-        </w:rPr>
-      </w:pPr>
-      <w:r>
-        <w:rPr>
-          <w:rFonts w:ascii="Segoe UI Semibold" w:hAnsi="Segoe UI Semibold"/>
-          <w:color w:val="333333"/>
-          <w:sz w:val="20"/>
-          <w:szCs w:val="20"/>
-        </w:rPr>
-        <w:t>Resposta:</w:t>
-      </w:r>
-    </w:p>
-    <w:p>
-      <w:pPr>
-        <w:pStyle w:val="BodyText"/>
-        <w:bidi w:val="0"/>
-        <w:spacing w:lineRule="auto" w:line="240" w:before="0" w:after="0"/>
-        <w:jc w:val="start"/>
-        <w:rPr>
-          <w:sz w:val="20"/>
-          <w:szCs w:val="20"/>
-        </w:rPr>
-      </w:pPr>
-      <w:r>
-        <w:rPr>
-          <w:sz w:val="20"/>
-          <w:szCs w:val="20"/>
+          <w:sz w:val="18"/>
+          <w:szCs w:val="18"/>
+        </w:rPr>
+      </w:pPr>
+      <w:r>
+        <w:rPr>
+          <w:rFonts w:ascii="Segoe UI Semibold" w:hAnsi="Segoe UI Semibold"/>
+          <w:color w:val="333333"/>
+          <w:sz w:val="18"/>
+          <w:szCs w:val="18"/>
+        </w:rPr>
+        <w:t xml:space="preserve">Resposta: </w:t>
+      </w:r>
+      <w:r>
+        <w:rPr>
+          <w:rFonts w:ascii="Segoe UI Semibold" w:hAnsi="Segoe UI Semibold"/>
+          <w:color w:val="333333"/>
+          <w:sz w:val="18"/>
+          <w:szCs w:val="18"/>
+        </w:rPr>
+        <w:t>string, number, boolean, undefined e null.</w:t>
+      </w:r>
+    </w:p>
+    <w:p>
+      <w:pPr>
+        <w:pStyle w:val="BodyText"/>
+        <w:bidi w:val="0"/>
+        <w:spacing w:lineRule="auto" w:line="240" w:before="0" w:after="0"/>
+        <w:jc w:val="start"/>
+        <w:rPr>
+          <w:sz w:val="18"/>
+          <w:szCs w:val="18"/>
+        </w:rPr>
+      </w:pPr>
+      <w:r>
+        <w:rPr>
+          <w:sz w:val="18"/>
+          <w:szCs w:val="18"/>
         </w:rPr>
       </w:r>
     </w:p>
@@ -1363,8 +1396,8 @@
           <w:rStyle w:val="Strong"/>
           <w:rFonts w:ascii="Segoe UI Black" w:hAnsi="Segoe UI Black"/>
           <w:color w:val="666666"/>
-          <w:sz w:val="20"/>
-          <w:szCs w:val="20"/>
+          <w:sz w:val="18"/>
+          <w:szCs w:val="18"/>
         </w:rPr>
         <w:t>6.</w:t>
       </w:r>
@@ -1372,8 +1405,8 @@
         <w:rPr>
           <w:rFonts w:ascii="Segoe UI Black" w:hAnsi="Segoe UI Black"/>
           <w:color w:val="666666"/>
-          <w:sz w:val="20"/>
-          <w:szCs w:val="20"/>
+          <w:sz w:val="18"/>
+          <w:szCs w:val="18"/>
         </w:rPr>
         <w:t xml:space="preserve"> Para que serve o operador </w:t>
       </w:r>
@@ -1382,8 +1415,8 @@
           <w:rStyle w:val="Cdigo-fonte"/>
           <w:rFonts w:ascii="Segoe UI Black" w:hAnsi="Segoe UI Black"/>
           <w:color w:val="666666"/>
-          <w:sz w:val="20"/>
-          <w:szCs w:val="20"/>
+          <w:sz w:val="18"/>
+          <w:szCs w:val="18"/>
         </w:rPr>
         <w:t>typeof</w:t>
       </w:r>
@@ -1391,8 +1424,8 @@
         <w:rPr>
           <w:rFonts w:ascii="Segoe UI Black" w:hAnsi="Segoe UI Black"/>
           <w:color w:val="666666"/>
-          <w:sz w:val="20"/>
-          <w:szCs w:val="20"/>
+          <w:sz w:val="18"/>
+          <w:szCs w:val="18"/>
         </w:rPr>
         <w:t>?</w:t>
       </w:r>
@@ -1404,39 +1437,48 @@
         <w:spacing w:lineRule="auto" w:line="240" w:before="0" w:after="0"/>
         <w:jc w:val="start"/>
         <w:rPr>
-          <w:sz w:val="20"/>
-          <w:szCs w:val="20"/>
-        </w:rPr>
-      </w:pPr>
-      <w:r>
-        <w:rPr>
-          <w:rFonts w:ascii="Segoe UI Semibold" w:hAnsi="Segoe UI Semibold"/>
-          <w:color w:val="333333"/>
-          <w:sz w:val="20"/>
-          <w:szCs w:val="20"/>
-        </w:rPr>
-        <w:t>Resposta:</w:t>
-      </w:r>
-    </w:p>
-    <w:p>
-      <w:pPr>
-        <w:pStyle w:val="BodyText"/>
-        <w:bidi w:val="0"/>
-        <w:spacing w:lineRule="auto" w:line="240" w:before="0" w:after="0"/>
-        <w:jc w:val="start"/>
-        <w:rPr>
-          <w:rFonts w:ascii="Segoe UI Semibold" w:hAnsi="Segoe UI Semibold"/>
-          <w:color w:val="333333"/>
-          <w:sz w:val="20"/>
-          <w:szCs w:val="20"/>
-        </w:rPr>
-      </w:pPr>
-      <w:r>
-        <w:rPr>
-          <w:rFonts w:ascii="Segoe UI Semibold" w:hAnsi="Segoe UI Semibold"/>
-          <w:color w:val="333333"/>
-          <w:sz w:val="20"/>
-          <w:szCs w:val="20"/>
+          <w:sz w:val="18"/>
+          <w:szCs w:val="18"/>
+        </w:rPr>
+      </w:pPr>
+      <w:r>
+        <w:rPr>
+          <w:rFonts w:ascii="Segoe UI Semibold" w:hAnsi="Segoe UI Semibold"/>
+          <w:color w:val="333333"/>
+          <w:sz w:val="18"/>
+          <w:szCs w:val="18"/>
+        </w:rPr>
+        <w:t xml:space="preserve">Resposta: </w:t>
+      </w:r>
+      <w:r>
+        <w:rPr>
+          <w:rFonts w:ascii="Segoe UI Semibold" w:hAnsi="Segoe UI Semibold"/>
+          <w:color w:val="333333"/>
+          <w:sz w:val="18"/>
+          <w:szCs w:val="18"/>
+        </w:rPr>
+        <w:t>Indicar o tipo de um valor.</w:t>
+      </w:r>
+    </w:p>
+    <w:p>
+      <w:pPr>
+        <w:pStyle w:val="BodyText"/>
+        <w:bidi w:val="0"/>
+        <w:spacing w:lineRule="auto" w:line="240" w:before="0" w:after="0"/>
+        <w:jc w:val="start"/>
+        <w:rPr>
+          <w:rFonts w:ascii="Segoe UI Semibold" w:hAnsi="Segoe UI Semibold"/>
+          <w:color w:val="333333"/>
+          <w:sz w:val="18"/>
+          <w:szCs w:val="18"/>
+        </w:rPr>
+      </w:pPr>
+      <w:r>
+        <w:rPr>
+          <w:rFonts w:ascii="Segoe UI Semibold" w:hAnsi="Segoe UI Semibold"/>
+          <w:color w:val="333333"/>
+          <w:sz w:val="18"/>
+          <w:szCs w:val="18"/>
         </w:rPr>
       </w:r>
     </w:p>
@@ -1453,8 +1495,8 @@
           <w:rStyle w:val="Strong"/>
           <w:rFonts w:ascii="Segoe UI Black" w:hAnsi="Segoe UI Black"/>
           <w:color w:val="666666"/>
-          <w:sz w:val="20"/>
-          <w:szCs w:val="20"/>
+          <w:sz w:val="18"/>
+          <w:szCs w:val="18"/>
         </w:rPr>
         <w:t>7.</w:t>
       </w:r>
@@ -1462,8 +1504,8 @@
         <w:rPr>
           <w:rFonts w:ascii="Segoe UI Black" w:hAnsi="Segoe UI Black"/>
           <w:color w:val="666666"/>
-          <w:sz w:val="20"/>
-          <w:szCs w:val="20"/>
+          <w:sz w:val="18"/>
+          <w:szCs w:val="18"/>
         </w:rPr>
         <w:t xml:space="preserve"> Explique a diferença entre:</w:t>
       </w:r>
@@ -1481,8 +1523,8 @@
           <w:rStyle w:val="Cdigo-fonte"/>
           <w:rFonts w:ascii="Segoe UI Semibold" w:hAnsi="Segoe UI Semibold"/>
           <w:color w:val="333333"/>
-          <w:sz w:val="20"/>
-          <w:szCs w:val="20"/>
+          <w:sz w:val="18"/>
+          <w:szCs w:val="18"/>
         </w:rPr>
         <w:t>“</w:t>
       </w:r>
@@ -1491,8 +1533,8 @@
           <w:rStyle w:val="Cdigo-fonte"/>
           <w:rFonts w:ascii="Segoe UI Semibold" w:hAnsi="Segoe UI Semibold"/>
           <w:color w:val="333333"/>
-          <w:sz w:val="20"/>
-          <w:szCs w:val="20"/>
+          <w:sz w:val="18"/>
+          <w:szCs w:val="18"/>
         </w:rPr>
         <w:t xml:space="preserve">==” </w:t>
       </w:r>
@@ -1500,8 +1542,8 @@
         <w:rPr>
           <w:rFonts w:ascii="Segoe UI Semibold" w:hAnsi="Segoe UI Semibold"/>
           <w:color w:val="333333"/>
-          <w:sz w:val="20"/>
-          <w:szCs w:val="20"/>
+          <w:sz w:val="18"/>
+          <w:szCs w:val="18"/>
         </w:rPr>
         <w:t>e  “</w:t>
       </w:r>
@@ -1510,8 +1552,8 @@
           <w:rStyle w:val="Cdigo-fonte"/>
           <w:rFonts w:ascii="Segoe UI Semibold" w:hAnsi="Segoe UI Semibold"/>
           <w:color w:val="333333"/>
-          <w:sz w:val="20"/>
-          <w:szCs w:val="20"/>
+          <w:sz w:val="18"/>
+          <w:szCs w:val="18"/>
         </w:rPr>
         <w:t>===”</w:t>
       </w:r>
@@ -1529,29 +1571,39 @@
           <w:rStyle w:val="Cdigo-fonte"/>
           <w:rFonts w:ascii="Segoe UI Semibold" w:hAnsi="Segoe UI Semibold"/>
           <w:color w:val="333333"/>
-          <w:sz w:val="20"/>
-          <w:szCs w:val="20"/>
-        </w:rPr>
-        <w:t>Resposta:</w:t>
-      </w:r>
-    </w:p>
-    <w:p>
-      <w:pPr>
-        <w:pStyle w:val="BodyText"/>
-        <w:bidi w:val="0"/>
-        <w:spacing w:lineRule="auto" w:line="240" w:before="0" w:after="0"/>
-        <w:jc w:val="start"/>
-        <w:rPr>
-          <w:rFonts w:ascii="Segoe UI Semibold" w:hAnsi="Segoe UI Semibold"/>
-          <w:sz w:val="20"/>
-          <w:szCs w:val="20"/>
-        </w:rPr>
-      </w:pPr>
-      <w:r>
-        <w:rPr>
-          <w:rFonts w:ascii="Segoe UI Semibold" w:hAnsi="Segoe UI Semibold"/>
-          <w:sz w:val="20"/>
-          <w:szCs w:val="20"/>
+          <w:sz w:val="18"/>
+          <w:szCs w:val="18"/>
+        </w:rPr>
+        <w:t xml:space="preserve">Resposta: </w:t>
+      </w:r>
+      <w:r>
+        <w:rPr>
+          <w:rStyle w:val="Cdigo-fonte"/>
+          <w:rFonts w:ascii="Segoe UI Semibold" w:hAnsi="Segoe UI Semibold"/>
+          <w:color w:val="333333"/>
+          <w:sz w:val="18"/>
+          <w:szCs w:val="18"/>
+        </w:rPr>
+        <w:t xml:space="preserve">Ambos realizam comparações, mas “==” realiza a conversão de tipo antes de realizar a comparação dos valores, entando “===” realiza a comparação do valor e tipo. </w:t>
+      </w:r>
+    </w:p>
+    <w:p>
+      <w:pPr>
+        <w:pStyle w:val="BodyText"/>
+        <w:bidi w:val="0"/>
+        <w:spacing w:lineRule="auto" w:line="240" w:before="0" w:after="0"/>
+        <w:jc w:val="start"/>
+        <w:rPr>
+          <w:rFonts w:ascii="Segoe UI Semibold" w:hAnsi="Segoe UI Semibold"/>
+          <w:sz w:val="18"/>
+          <w:szCs w:val="18"/>
+        </w:rPr>
+      </w:pPr>
+      <w:r>
+        <w:rPr>
+          <w:rFonts w:ascii="Segoe UI Semibold" w:hAnsi="Segoe UI Semibold"/>
+          <w:sz w:val="18"/>
+          <w:szCs w:val="18"/>
         </w:rPr>
       </w:r>
     </w:p>
@@ -1568,8 +1620,8 @@
           <w:rStyle w:val="Strong"/>
           <w:rFonts w:ascii="Segoe UI Black" w:hAnsi="Segoe UI Black"/>
           <w:color w:val="666666"/>
-          <w:sz w:val="20"/>
-          <w:szCs w:val="20"/>
+          <w:sz w:val="18"/>
+          <w:szCs w:val="18"/>
         </w:rPr>
         <w:t>8.</w:t>
       </w:r>
@@ -1577,8 +1629,8 @@
         <w:rPr>
           <w:rFonts w:ascii="Segoe UI Black" w:hAnsi="Segoe UI Black"/>
           <w:color w:val="666666"/>
-          <w:sz w:val="20"/>
-          <w:szCs w:val="20"/>
+          <w:sz w:val="18"/>
+          <w:szCs w:val="18"/>
         </w:rPr>
         <w:t xml:space="preserve"> O que é coerção de tipos?</w:t>
       </w:r>
@@ -1596,29 +1648,39 @@
           <w:rStyle w:val="Cdigo-fonte"/>
           <w:rFonts w:ascii="Segoe UI Semibold" w:hAnsi="Segoe UI Semibold"/>
           <w:color w:val="333333"/>
-          <w:sz w:val="20"/>
-          <w:szCs w:val="20"/>
-        </w:rPr>
-        <w:t>Resposta:</w:t>
-      </w:r>
-    </w:p>
-    <w:p>
-      <w:pPr>
-        <w:pStyle w:val="BodyText"/>
-        <w:bidi w:val="0"/>
-        <w:spacing w:lineRule="auto" w:line="240" w:before="0" w:after="0"/>
-        <w:jc w:val="start"/>
-        <w:rPr>
-          <w:rFonts w:ascii="Segoe UI Semibold" w:hAnsi="Segoe UI Semibold"/>
-          <w:sz w:val="20"/>
-          <w:szCs w:val="20"/>
-        </w:rPr>
-      </w:pPr>
-      <w:r>
-        <w:rPr>
-          <w:rFonts w:ascii="Segoe UI Semibold" w:hAnsi="Segoe UI Semibold"/>
-          <w:sz w:val="20"/>
-          <w:szCs w:val="20"/>
+          <w:sz w:val="18"/>
+          <w:szCs w:val="18"/>
+        </w:rPr>
+        <w:t xml:space="preserve">Resposta: </w:t>
+      </w:r>
+      <w:r>
+        <w:rPr>
+          <w:rStyle w:val="Cdigo-fonte"/>
+          <w:rFonts w:ascii="Segoe UI Semibold" w:hAnsi="Segoe UI Semibold"/>
+          <w:color w:val="333333"/>
+          <w:sz w:val="18"/>
+          <w:szCs w:val="18"/>
+        </w:rPr>
+        <w:t>É a conversão de automática de tipo que ocorre quando um operador recebe um valor de tipo não esperado.</w:t>
+      </w:r>
+    </w:p>
+    <w:p>
+      <w:pPr>
+        <w:pStyle w:val="BodyText"/>
+        <w:bidi w:val="0"/>
+        <w:spacing w:lineRule="auto" w:line="240" w:before="0" w:after="0"/>
+        <w:jc w:val="start"/>
+        <w:rPr>
+          <w:rFonts w:ascii="Segoe UI Semibold" w:hAnsi="Segoe UI Semibold"/>
+          <w:sz w:val="18"/>
+          <w:szCs w:val="18"/>
+        </w:rPr>
+      </w:pPr>
+      <w:r>
+        <w:rPr>
+          <w:rFonts w:ascii="Segoe UI Semibold" w:hAnsi="Segoe UI Semibold"/>
+          <w:sz w:val="18"/>
+          <w:szCs w:val="18"/>
         </w:rPr>
       </w:r>
     </w:p>
@@ -1635,8 +1697,8 @@
           <w:rStyle w:val="Strong"/>
           <w:rFonts w:ascii="Segoe UI Black" w:hAnsi="Segoe UI Black"/>
           <w:color w:val="666666"/>
-          <w:sz w:val="20"/>
-          <w:szCs w:val="20"/>
+          <w:sz w:val="18"/>
+          <w:szCs w:val="18"/>
         </w:rPr>
         <w:t>9.</w:t>
       </w:r>
@@ -1644,8 +1706,8 @@
         <w:rPr>
           <w:rFonts w:ascii="Segoe UI Black" w:hAnsi="Segoe UI Black"/>
           <w:color w:val="666666"/>
-          <w:sz w:val="20"/>
-          <w:szCs w:val="20"/>
+          <w:sz w:val="18"/>
+          <w:szCs w:val="18"/>
         </w:rPr>
         <w:t xml:space="preserve"> O que significa o valor </w:t>
       </w:r>
@@ -1654,8 +1716,8 @@
           <w:rStyle w:val="Cdigo-fonte"/>
           <w:rFonts w:ascii="Segoe UI Black" w:hAnsi="Segoe UI Black"/>
           <w:color w:val="666666"/>
-          <w:sz w:val="20"/>
-          <w:szCs w:val="20"/>
+          <w:sz w:val="18"/>
+          <w:szCs w:val="18"/>
         </w:rPr>
         <w:t>NaN</w:t>
       </w:r>
@@ -1663,8 +1725,8 @@
         <w:rPr>
           <w:rFonts w:ascii="Segoe UI Black" w:hAnsi="Segoe UI Black"/>
           <w:color w:val="666666"/>
-          <w:sz w:val="20"/>
-          <w:szCs w:val="20"/>
+          <w:sz w:val="18"/>
+          <w:szCs w:val="18"/>
         </w:rPr>
         <w:t>?</w:t>
       </w:r>
@@ -1682,29 +1744,89 @@
           <w:rStyle w:val="Cdigo-fonte"/>
           <w:rFonts w:ascii="Segoe UI Semibold" w:hAnsi="Segoe UI Semibold"/>
           <w:color w:val="333333"/>
-          <w:sz w:val="20"/>
-          <w:szCs w:val="20"/>
-        </w:rPr>
-        <w:t>Resposta:</w:t>
-      </w:r>
-    </w:p>
-    <w:p>
-      <w:pPr>
-        <w:pStyle w:val="BodyText"/>
-        <w:bidi w:val="0"/>
-        <w:spacing w:lineRule="auto" w:line="240" w:before="0" w:after="0"/>
-        <w:jc w:val="start"/>
-        <w:rPr>
-          <w:rFonts w:ascii="Segoe UI Semibold" w:hAnsi="Segoe UI Semibold"/>
-          <w:sz w:val="20"/>
-          <w:szCs w:val="20"/>
-        </w:rPr>
-      </w:pPr>
-      <w:r>
-        <w:rPr>
-          <w:rFonts w:ascii="Segoe UI Semibold" w:hAnsi="Segoe UI Semibold"/>
-          <w:sz w:val="20"/>
-          <w:szCs w:val="20"/>
+          <w:sz w:val="18"/>
+          <w:szCs w:val="18"/>
+        </w:rPr>
+        <w:t>Resposta: “</w:t>
+      </w:r>
+      <w:r>
+        <w:rPr>
+          <w:rStyle w:val="Cdigo-fonte"/>
+          <w:rFonts w:ascii="Segoe UI Semibold" w:hAnsi="Segoe UI Semibold"/>
+          <w:color w:val="333333"/>
+          <w:sz w:val="18"/>
+          <w:szCs w:val="18"/>
+        </w:rPr>
+        <w:t xml:space="preserve">Not a Number”, apesar ser do tipo number, </w:t>
+      </w:r>
+      <w:r>
+        <w:rPr>
+          <w:rStyle w:val="Cdigo-fonte"/>
+          <w:rFonts w:ascii="Segoe UI Semibold" w:hAnsi="Segoe UI Semibold"/>
+          <w:color w:val="333333"/>
+          <w:sz w:val="18"/>
+          <w:szCs w:val="18"/>
+        </w:rPr>
+        <w:t xml:space="preserve">NaN é retornado quando uma operador </w:t>
+      </w:r>
+      <w:r>
+        <w:rPr>
+          <w:rStyle w:val="Cdigo-fonte"/>
+          <w:rFonts w:ascii="Segoe UI Semibold" w:hAnsi="Segoe UI Semibold"/>
+          <w:color w:val="333333"/>
+          <w:sz w:val="18"/>
+          <w:szCs w:val="18"/>
+        </w:rPr>
+        <w:t>matemático</w:t>
+      </w:r>
+      <w:r>
+        <w:rPr>
+          <w:rStyle w:val="Cdigo-fonte"/>
+          <w:rFonts w:ascii="Segoe UI Semibold" w:hAnsi="Segoe UI Semibold"/>
+          <w:color w:val="333333"/>
+          <w:sz w:val="18"/>
+          <w:szCs w:val="18"/>
+        </w:rPr>
+        <w:t xml:space="preserve"> </w:t>
+      </w:r>
+      <w:r>
+        <w:rPr>
+          <w:rStyle w:val="Cdigo-fonte"/>
+          <w:rFonts w:ascii="Segoe UI Semibold" w:hAnsi="Segoe UI Semibold"/>
+          <w:color w:val="333333"/>
+          <w:sz w:val="18"/>
+          <w:szCs w:val="18"/>
+        </w:rPr>
+        <w:t>recebe um valor que não</w:t>
+      </w:r>
+      <w:r>
+        <w:rPr>
+          <w:rStyle w:val="Cdigo-fonte"/>
+          <w:rFonts w:ascii="Segoe UI Semibold" w:hAnsi="Segoe UI Semibold"/>
+          <w:color w:val="333333"/>
+          <w:sz w:val="18"/>
+          <w:szCs w:val="18"/>
+        </w:rPr>
+        <w:t xml:space="preserve"> pode ser convertido para o tipo number.</w:t>
+      </w:r>
+    </w:p>
+    <w:p>
+      <w:pPr>
+        <w:pStyle w:val="BodyText"/>
+        <w:bidi w:val="0"/>
+        <w:spacing w:lineRule="auto" w:line="240" w:before="0" w:after="0"/>
+        <w:jc w:val="start"/>
+        <w:rPr>
+          <w:rFonts w:ascii="Segoe UI Semibold" w:hAnsi="Segoe UI Semibold"/>
+          <w:sz w:val="18"/>
+          <w:szCs w:val="18"/>
+        </w:rPr>
+      </w:pPr>
+      <w:r>
+        <w:rPr>
+          <w:rFonts w:ascii="Segoe UI Semibold" w:hAnsi="Segoe UI Semibold"/>
+          <w:sz w:val="18"/>
+          <w:szCs w:val="18"/>
         </w:rPr>
       </w:r>
     </w:p>
@@ -1721,8 +1843,8 @@
           <w:rStyle w:val="Strong"/>
           <w:rFonts w:ascii="Segoe UI Black" w:hAnsi="Segoe UI Black"/>
           <w:color w:val="666666"/>
-          <w:sz w:val="20"/>
-          <w:szCs w:val="20"/>
+          <w:sz w:val="18"/>
+          <w:szCs w:val="18"/>
         </w:rPr>
         <w:t>10.</w:t>
       </w:r>
@@ -1730,8 +1852,8 @@
         <w:rPr>
           <w:rFonts w:ascii="Segoe UI Black" w:hAnsi="Segoe UI Black"/>
           <w:color w:val="666666"/>
-          <w:sz w:val="20"/>
-          <w:szCs w:val="20"/>
+          <w:sz w:val="18"/>
+          <w:szCs w:val="18"/>
         </w:rPr>
         <w:t xml:space="preserve"> Qual é a vantagem de utilizar Template Strings?</w:t>
       </w:r>
@@ -1749,32 +1871,110 @@
           <w:rStyle w:val="Cdigo-fonte"/>
           <w:rFonts w:ascii="Segoe UI Semibold" w:hAnsi="Segoe UI Semibold"/>
           <w:color w:val="333333"/>
-          <w:sz w:val="20"/>
-          <w:szCs w:val="20"/>
-        </w:rPr>
-        <w:t>Resposta:</w:t>
-      </w:r>
-    </w:p>
-    <w:p>
-      <w:pPr>
-        <w:pStyle w:val="BodyText"/>
-        <w:bidi w:val="0"/>
-        <w:spacing w:lineRule="auto" w:line="240" w:before="0" w:after="0"/>
-        <w:jc w:val="start"/>
-        <w:rPr>
-          <w:rFonts w:ascii="Segoe UI Black" w:hAnsi="Segoe UI Black"/>
-          <w:color w:val="333333"/>
-          <w:sz w:val="20"/>
-          <w:szCs w:val="20"/>
-        </w:rPr>
-      </w:pPr>
-      <w:r>
-        <w:rPr>
-          <w:rFonts w:ascii="Segoe UI Black" w:hAnsi="Segoe UI Black"/>
-          <w:color w:val="333333"/>
-          <w:sz w:val="20"/>
-          <w:szCs w:val="20"/>
-        </w:rPr>
+          <w:sz w:val="18"/>
+          <w:szCs w:val="18"/>
+        </w:rPr>
+        <w:t xml:space="preserve">Resposta: </w:t>
+      </w:r>
+      <w:r>
+        <w:rPr>
+          <w:rStyle w:val="Cdigo-fonte"/>
+          <w:rFonts w:ascii="Segoe UI Semibold" w:hAnsi="Segoe UI Semibold"/>
+          <w:color w:val="333333"/>
+          <w:sz w:val="18"/>
+          <w:szCs w:val="18"/>
+        </w:rPr>
+        <w:t>Facilita a ultilização de valores váriaveis dentro de uma string, ao invés de  utilizar vários operados de concatenação.</w:t>
+      </w:r>
+    </w:p>
+    <w:p>
+      <w:pPr>
+        <w:pStyle w:val="BodyText"/>
+        <w:bidi w:val="0"/>
+        <w:spacing w:lineRule="auto" w:line="240" w:before="0" w:after="0"/>
+        <w:jc w:val="start"/>
+        <w:rPr>
+          <w:rStyle w:val="Cdigo-fonte"/>
+          <w:rFonts w:ascii="Segoe UI Semibold" w:hAnsi="Segoe UI Semibold"/>
+          <w:color w:val="333333"/>
+          <w:sz w:val="18"/>
+          <w:szCs w:val="18"/>
+        </w:rPr>
+      </w:pPr>
+      <w:r>
+        <w:rPr/>
+      </w:r>
+    </w:p>
+    <w:p>
+      <w:pPr>
+        <w:pStyle w:val="BodyText"/>
+        <w:bidi w:val="0"/>
+        <w:spacing w:lineRule="auto" w:line="240" w:before="0" w:after="0"/>
+        <w:jc w:val="start"/>
+        <w:rPr>
+          <w:rStyle w:val="Cdigo-fonte"/>
+          <w:rFonts w:ascii="Segoe UI Semibold" w:hAnsi="Segoe UI Semibold"/>
+          <w:color w:val="333333"/>
+          <w:sz w:val="18"/>
+          <w:szCs w:val="18"/>
+        </w:rPr>
+      </w:pPr>
+      <w:r>
+        <w:rPr/>
+      </w:r>
+    </w:p>
+    <w:p>
+      <w:pPr>
+        <w:pStyle w:val="BodyText"/>
+        <w:bidi w:val="0"/>
+        <w:spacing w:lineRule="auto" w:line="240" w:before="0" w:after="0"/>
+        <w:jc w:val="start"/>
+        <w:rPr>
+          <w:rStyle w:val="Cdigo-fonte"/>
+          <w:rFonts w:ascii="Segoe UI Semibold" w:hAnsi="Segoe UI Semibold"/>
+          <w:color w:val="333333"/>
+          <w:sz w:val="18"/>
+          <w:szCs w:val="18"/>
+        </w:rPr>
+      </w:pPr>
+      <w:r>
+        <w:rPr/>
+      </w:r>
+    </w:p>
+    <w:p>
+      <w:pPr>
+        <w:pStyle w:val="BodyText"/>
+        <w:bidi w:val="0"/>
+        <w:spacing w:lineRule="auto" w:line="240" w:before="0" w:after="0"/>
+        <w:jc w:val="start"/>
+        <w:rPr>
+          <w:rStyle w:val="Cdigo-fonte"/>
+          <w:rFonts w:ascii="Segoe UI Semibold" w:hAnsi="Segoe UI Semibold"/>
+          <w:color w:val="333333"/>
+          <w:sz w:val="18"/>
+          <w:szCs w:val="18"/>
+        </w:rPr>
+      </w:pPr>
+      <w:r>
+        <w:rPr/>
+      </w:r>
+    </w:p>
+    <w:p>
+      <w:pPr>
+        <w:pStyle w:val="BodyText"/>
+        <w:bidi w:val="0"/>
+        <w:spacing w:lineRule="auto" w:line="240" w:before="0" w:after="0"/>
+        <w:jc w:val="start"/>
+        <w:rPr>
+          <w:rStyle w:val="Cdigo-fonte"/>
+          <w:rFonts w:ascii="Segoe UI Semibold" w:hAnsi="Segoe UI Semibold"/>
+          <w:color w:val="333333"/>
+          <w:sz w:val="18"/>
+          <w:szCs w:val="18"/>
+        </w:rPr>
+      </w:pPr>
+      <w:r>
+        <w:rPr/>
       </w:r>
     </w:p>
     <w:p>
@@ -1794,24 +1994,6 @@
       <w:pPr>
         <w:pStyle w:val="Heading1"/>
         <w:bidi w:val="0"/>
-        <w:spacing w:before="285" w:after="285"/>
-        <w:jc w:val="center"/>
-        <w:rPr>
-          <w:rFonts w:ascii="Segoe UI Black" w:hAnsi="Segoe UI Black"/>
-          <w:color w:val="666666"/>
-        </w:rPr>
-      </w:pPr>
-      <w:r>
-        <w:rPr>
-          <w:rFonts w:ascii="Segoe UI Black" w:hAnsi="Segoe UI Black"/>
-          <w:color w:val="666666"/>
-        </w:rPr>
-      </w:r>
-    </w:p>
-    <w:p>
-      <w:pPr>
-        <w:pStyle w:val="Heading1"/>
-        <w:bidi w:val="0"/>
         <w:spacing w:before="0" w:after="285"/>
         <w:jc w:val="center"/>
         <w:rPr>
@@ -1819,9 +2001,6 @@
           <w:color w:val="666666"/>
         </w:rPr>
       </w:pPr>
-      <w:r>
-        <w:br w:type="column"/>
-      </w:r>
       <w:r>
         <w:rPr>
           <w:rFonts w:ascii="Segoe UI Black" w:hAnsi="Segoe UI Black"/>
@@ -1859,18 +2038,15 @@
         <w:bidi w:val="0"/>
         <w:spacing w:lineRule="auto" w:line="240" w:before="114" w:after="114"/>
         <w:jc w:val="start"/>
-        <w:rPr>
-          <w:rFonts w:ascii="Segoe UI Black" w:hAnsi="Segoe UI Black"/>
-          <w:color w:val="333333"/>
-        </w:rPr>
+        <w:rPr/>
       </w:pPr>
       <w:r>
         <w:rPr>
           <w:rStyle w:val="Strong"/>
           <w:rFonts w:ascii="Segoe UI Black" w:hAnsi="Segoe UI Black"/>
           <w:color w:val="666666"/>
-          <w:sz w:val="20"/>
-          <w:szCs w:val="20"/>
+          <w:sz w:val="18"/>
+          <w:szCs w:val="18"/>
         </w:rPr>
         <w:t xml:space="preserve">1. </w:t>
       </w:r>
@@ -1878,8 +2054,8 @@
         <w:rPr>
           <w:rFonts w:ascii="Segoe UI Black" w:hAnsi="Segoe UI Black"/>
           <w:color w:val="666666"/>
-          <w:sz w:val="20"/>
-          <w:szCs w:val="20"/>
+          <w:sz w:val="18"/>
+          <w:szCs w:val="18"/>
         </w:rPr>
         <w:t>Qual será a saída?</w:t>
       </w:r>
@@ -1890,10 +2066,7 @@
         <w:bidi w:val="0"/>
         <w:spacing w:lineRule="auto" w:line="240" w:before="0" w:after="0"/>
         <w:jc w:val="start"/>
-        <w:rPr>
-          <w:rFonts w:ascii="Segoe UI Black" w:hAnsi="Segoe UI Black"/>
-          <w:color w:val="333333"/>
-        </w:rPr>
+        <w:rPr/>
       </w:pPr>
       <w:bookmarkStart w:id="0" w:name="code-block-viewer_Copia_1"/>
       <w:bookmarkEnd w:id="0"/>
@@ -1916,10 +2089,7 @@
         <w:bidi w:val="0"/>
         <w:spacing w:lineRule="auto" w:line="240" w:before="0" w:after="0"/>
         <w:jc w:val="start"/>
-        <w:rPr>
-          <w:rFonts w:ascii="Segoe UI Black" w:hAnsi="Segoe UI Black"/>
-          <w:color w:val="333333"/>
-        </w:rPr>
+        <w:rPr/>
       </w:pPr>
       <w:r>
         <w:rPr>
@@ -1949,34 +2119,45 @@
           <w:b/>
           <w:bCs/>
           <w:color w:val="333333"/>
-          <w:sz w:val="20"/>
-          <w:szCs w:val="20"/>
-        </w:rPr>
-        <w:t>Resposta:</w:t>
-      </w:r>
-    </w:p>
-    <w:p>
-      <w:pPr>
-        <w:pStyle w:val="BodyText"/>
-        <w:bidi w:val="0"/>
-        <w:spacing w:lineRule="auto" w:line="240" w:before="0" w:after="0"/>
-        <w:jc w:val="start"/>
+          <w:sz w:val="18"/>
+          <w:szCs w:val="18"/>
+        </w:rPr>
+        <w:t xml:space="preserve">Resposta: </w:t>
+      </w:r>
+      <w:r>
         <w:rPr>
           <w:rStyle w:val="Cdigo-fonte"/>
           <w:rFonts w:ascii="Segoe UI Semibold" w:hAnsi="Segoe UI Semibold"/>
           <w:b/>
           <w:bCs/>
-          <w:sz w:val="20"/>
-          <w:szCs w:val="20"/>
-        </w:rPr>
-      </w:pPr>
-      <w:r>
-        <w:rPr>
-          <w:rFonts w:ascii="Segoe UI Semibold" w:hAnsi="Segoe UI Semibold"/>
-          <w:b/>
-          <w:bCs/>
-          <w:sz w:val="20"/>
-          <w:szCs w:val="20"/>
+          <w:color w:val="333333"/>
+          <w:sz w:val="18"/>
+          <w:szCs w:val="18"/>
+        </w:rPr>
+        <w:t>string</w:t>
+      </w:r>
+    </w:p>
+    <w:p>
+      <w:pPr>
+        <w:pStyle w:val="BodyText"/>
+        <w:bidi w:val="0"/>
+        <w:spacing w:lineRule="auto" w:line="240" w:before="0" w:after="0"/>
+        <w:jc w:val="start"/>
+        <w:rPr>
+          <w:rFonts w:ascii="Segoe UI Semibold" w:hAnsi="Segoe UI Semibold"/>
+          <w:b/>
+          <w:bCs/>
+          <w:sz w:val="18"/>
+          <w:szCs w:val="18"/>
+        </w:rPr>
+      </w:pPr>
+      <w:r>
+        <w:rPr>
+          <w:rFonts w:ascii="Segoe UI Semibold" w:hAnsi="Segoe UI Semibold"/>
+          <w:b/>
+          <w:bCs/>
+          <w:sz w:val="18"/>
+          <w:szCs w:val="18"/>
         </w:rPr>
       </w:r>
     </w:p>
@@ -1986,18 +2167,15 @@
         <w:bidi w:val="0"/>
         <w:spacing w:lineRule="auto" w:line="240" w:before="114" w:after="114"/>
         <w:jc w:val="start"/>
-        <w:rPr>
-          <w:rFonts w:ascii="Segoe UI Black" w:hAnsi="Segoe UI Black"/>
-          <w:color w:val="333333"/>
-        </w:rPr>
+        <w:rPr/>
       </w:pPr>
       <w:r>
         <w:rPr>
           <w:rStyle w:val="Strong"/>
           <w:rFonts w:ascii="Segoe UI Black" w:hAnsi="Segoe UI Black"/>
           <w:color w:val="666666"/>
-          <w:sz w:val="20"/>
-          <w:szCs w:val="20"/>
+          <w:sz w:val="18"/>
+          <w:szCs w:val="18"/>
         </w:rPr>
         <w:t>2. O que acontecerá?</w:t>
       </w:r>
@@ -2008,10 +2186,7 @@
         <w:bidi w:val="0"/>
         <w:spacing w:lineRule="auto" w:line="240" w:before="0" w:after="0"/>
         <w:jc w:val="start"/>
-        <w:rPr>
-          <w:rFonts w:ascii="Segoe UI Black" w:hAnsi="Segoe UI Black"/>
-          <w:color w:val="333333"/>
-        </w:rPr>
+        <w:rPr/>
       </w:pPr>
       <w:bookmarkStart w:id="1" w:name="code-block-viewer_Copia_2"/>
       <w:bookmarkEnd w:id="1"/>
@@ -2034,10 +2209,7 @@
         <w:bidi w:val="0"/>
         <w:spacing w:lineRule="auto" w:line="240" w:before="0" w:after="0"/>
         <w:jc w:val="start"/>
-        <w:rPr>
-          <w:rFonts w:ascii="Segoe UI Black" w:hAnsi="Segoe UI Black"/>
-          <w:color w:val="333333"/>
-        </w:rPr>
+        <w:rPr/>
       </w:pPr>
       <w:r>
         <w:rPr>
@@ -2058,10 +2230,7 @@
         <w:bidi w:val="0"/>
         <w:spacing w:lineRule="auto" w:line="240" w:before="57" w:after="57"/>
         <w:jc w:val="start"/>
-        <w:rPr>
-          <w:rFonts w:ascii="Segoe UI Black" w:hAnsi="Segoe UI Black"/>
-          <w:color w:val="333333"/>
-        </w:rPr>
+        <w:rPr/>
       </w:pPr>
       <w:r>
         <w:rPr>
@@ -2070,53 +2239,73 @@
           <w:b/>
           <w:bCs/>
           <w:color w:val="333333"/>
-          <w:sz w:val="20"/>
-          <w:szCs w:val="20"/>
+          <w:sz w:val="18"/>
+          <w:szCs w:val="18"/>
         </w:rPr>
         <w:t>Resposta:</w:t>
       </w:r>
-    </w:p>
-    <w:p>
-      <w:pPr>
-        <w:pStyle w:val="BodyText"/>
-        <w:bidi w:val="0"/>
-        <w:spacing w:lineRule="auto" w:line="240" w:before="0" w:after="0"/>
-        <w:jc w:val="start"/>
+      <w:r>
+        <w:rPr>
+          <w:rStyle w:val="Cdigo-fonte"/>
+          <w:rFonts w:ascii="Segoe UI Black" w:hAnsi="Segoe UI Black"/>
+          <w:b/>
+          <w:bCs/>
+          <w:color w:val="333333"/>
+          <w:sz w:val="18"/>
+          <w:szCs w:val="18"/>
+        </w:rPr>
+        <w:t xml:space="preserve"> </w:t>
+      </w:r>
+      <w:r>
+        <w:rPr>
+          <w:rStyle w:val="Cdigo-fonte"/>
+          <w:rFonts w:ascii="Segoe UI Semibold" w:hAnsi="Segoe UI Semibold"/>
+          <w:b/>
+          <w:bCs/>
+          <w:color w:val="333333"/>
+          <w:sz w:val="18"/>
+          <w:szCs w:val="18"/>
+        </w:rPr>
+        <w:t>resultará em um typeError</w:t>
+      </w:r>
+    </w:p>
+    <w:p>
+      <w:pPr>
+        <w:pStyle w:val="BodyText"/>
+        <w:bidi w:val="0"/>
+        <w:spacing w:lineRule="auto" w:line="240" w:before="0" w:after="0"/>
+        <w:jc w:val="start"/>
+        <w:rPr>
+          <w:rFonts w:ascii="Segoe UI Black" w:hAnsi="Segoe UI Black"/>
+          <w:color w:val="333333"/>
+          <w:sz w:val="18"/>
+          <w:szCs w:val="18"/>
+        </w:rPr>
+      </w:pPr>
+      <w:r>
+        <w:rPr>
+          <w:rFonts w:ascii="Segoe UI Black" w:hAnsi="Segoe UI Black"/>
+          <w:color w:val="333333"/>
+          <w:sz w:val="18"/>
+          <w:szCs w:val="18"/>
+        </w:rPr>
+      </w:r>
+    </w:p>
+    <w:p>
+      <w:pPr>
+        <w:pStyle w:val="BodyText"/>
+        <w:bidi w:val="0"/>
+        <w:spacing w:lineRule="auto" w:line="240" w:before="114" w:after="114"/>
+        <w:jc w:val="start"/>
+        <w:rPr/>
+      </w:pPr>
+      <w:r>
         <w:rPr>
           <w:rStyle w:val="Strong"/>
           <w:rFonts w:ascii="Segoe UI Black" w:hAnsi="Segoe UI Black"/>
-          <w:color w:val="333333"/>
-          <w:sz w:val="20"/>
-          <w:szCs w:val="20"/>
-        </w:rPr>
-      </w:pPr>
-      <w:r>
-        <w:rPr>
-          <w:rFonts w:ascii="Segoe UI Black" w:hAnsi="Segoe UI Black"/>
-          <w:color w:val="333333"/>
-          <w:sz w:val="20"/>
-          <w:szCs w:val="20"/>
-        </w:rPr>
-      </w:r>
-    </w:p>
-    <w:p>
-      <w:pPr>
-        <w:pStyle w:val="BodyText"/>
-        <w:bidi w:val="0"/>
-        <w:spacing w:lineRule="auto" w:line="240" w:before="114" w:after="114"/>
-        <w:jc w:val="start"/>
-        <w:rPr>
-          <w:rFonts w:ascii="Segoe UI Black" w:hAnsi="Segoe UI Black"/>
-          <w:color w:val="666666"/>
-        </w:rPr>
-      </w:pPr>
-      <w:r>
-        <w:rPr>
-          <w:rStyle w:val="Strong"/>
-          <w:rFonts w:ascii="Segoe UI Black" w:hAnsi="Segoe UI Black"/>
-          <w:color w:val="666666"/>
-          <w:sz w:val="20"/>
-          <w:szCs w:val="20"/>
+          <w:color w:val="666666"/>
+          <w:sz w:val="18"/>
+          <w:szCs w:val="18"/>
         </w:rPr>
         <w:t xml:space="preserve">3. </w:t>
       </w:r>
@@ -2124,8 +2313,8 @@
         <w:rPr>
           <w:rFonts w:ascii="Segoe UI Black" w:hAnsi="Segoe UI Black"/>
           <w:color w:val="666666"/>
-          <w:sz w:val="20"/>
-          <w:szCs w:val="20"/>
+          <w:sz w:val="18"/>
+          <w:szCs w:val="18"/>
         </w:rPr>
         <w:t>Qual será o resultado?</w:t>
       </w:r>
@@ -2136,10 +2325,7 @@
         <w:bidi w:val="0"/>
         <w:spacing w:lineRule="auto" w:line="240" w:before="0" w:after="0"/>
         <w:jc w:val="start"/>
-        <w:rPr>
-          <w:rFonts w:ascii="Segoe UI Black" w:hAnsi="Segoe UI Black"/>
-          <w:color w:val="666666"/>
-        </w:rPr>
+        <w:rPr/>
       </w:pPr>
       <w:bookmarkStart w:id="2" w:name="code-block-viewer_Copia_3"/>
       <w:bookmarkEnd w:id="2"/>
@@ -2162,10 +2348,7 @@
         <w:bidi w:val="0"/>
         <w:spacing w:lineRule="auto" w:line="240" w:before="57" w:after="57"/>
         <w:jc w:val="start"/>
-        <w:rPr>
-          <w:rFonts w:ascii="Segoe UI Black" w:hAnsi="Segoe UI Black"/>
-          <w:color w:val="333333"/>
-        </w:rPr>
+        <w:rPr/>
       </w:pPr>
       <w:r>
         <w:rPr>
@@ -2174,53 +2357,73 @@
           <w:b/>
           <w:bCs/>
           <w:color w:val="333333"/>
-          <w:sz w:val="20"/>
-          <w:szCs w:val="20"/>
-        </w:rPr>
-        <w:t>Resposta:</w:t>
-      </w:r>
-    </w:p>
-    <w:p>
-      <w:pPr>
-        <w:pStyle w:val="BodyText"/>
-        <w:bidi w:val="0"/>
-        <w:spacing w:lineRule="auto" w:line="240" w:before="0" w:after="0"/>
-        <w:jc w:val="start"/>
+          <w:sz w:val="18"/>
+          <w:szCs w:val="18"/>
+        </w:rPr>
+        <w:t xml:space="preserve">Resposta: </w:t>
+      </w:r>
+      <w:r>
+        <w:rPr>
+          <w:rStyle w:val="Cdigo-fonte"/>
+          <w:rFonts w:ascii="Segoe UI Semibold" w:hAnsi="Segoe UI Semibold"/>
+          <w:b/>
+          <w:bCs/>
+          <w:color w:val="333333"/>
+          <w:sz w:val="18"/>
+          <w:szCs w:val="18"/>
+        </w:rPr>
+        <w:t>55</w:t>
+      </w:r>
+      <w:r>
+        <w:rPr>
+          <w:rStyle w:val="Cdigo-fonte"/>
+          <w:rFonts w:ascii="Segoe UI Black" w:hAnsi="Segoe UI Black"/>
+          <w:b/>
+          <w:bCs/>
+          <w:color w:val="333333"/>
+          <w:sz w:val="18"/>
+          <w:szCs w:val="18"/>
+        </w:rPr>
+        <w:t xml:space="preserve"> </w:t>
+      </w:r>
+    </w:p>
+    <w:p>
+      <w:pPr>
+        <w:pStyle w:val="BodyText"/>
+        <w:bidi w:val="0"/>
+        <w:spacing w:lineRule="auto" w:line="240" w:before="0" w:after="0"/>
+        <w:jc w:val="start"/>
+        <w:rPr>
+          <w:rFonts w:ascii="Segoe UI Black" w:hAnsi="Segoe UI Black"/>
+          <w:color w:val="333333"/>
+          <w:sz w:val="18"/>
+          <w:szCs w:val="18"/>
+        </w:rPr>
+      </w:pPr>
+      <w:r>
+        <w:rPr>
+          <w:rFonts w:ascii="Segoe UI Black" w:hAnsi="Segoe UI Black"/>
+          <w:color w:val="333333"/>
+          <w:sz w:val="18"/>
+          <w:szCs w:val="18"/>
+        </w:rPr>
+      </w:r>
+    </w:p>
+    <w:p>
+      <w:pPr>
+        <w:pStyle w:val="BodyText"/>
+        <w:bidi w:val="0"/>
+        <w:spacing w:lineRule="auto" w:line="240" w:before="114" w:after="114"/>
+        <w:jc w:val="start"/>
+        <w:rPr/>
+      </w:pPr>
+      <w:r>
         <w:rPr>
           <w:rStyle w:val="Strong"/>
           <w:rFonts w:ascii="Segoe UI Black" w:hAnsi="Segoe UI Black"/>
-          <w:color w:val="333333"/>
-          <w:sz w:val="20"/>
-          <w:szCs w:val="20"/>
-        </w:rPr>
-      </w:pPr>
-      <w:r>
-        <w:rPr>
-          <w:rFonts w:ascii="Segoe UI Black" w:hAnsi="Segoe UI Black"/>
-          <w:color w:val="333333"/>
-          <w:sz w:val="20"/>
-          <w:szCs w:val="20"/>
-        </w:rPr>
-      </w:r>
-    </w:p>
-    <w:p>
-      <w:pPr>
-        <w:pStyle w:val="BodyText"/>
-        <w:bidi w:val="0"/>
-        <w:spacing w:lineRule="auto" w:line="240" w:before="114" w:after="114"/>
-        <w:jc w:val="start"/>
-        <w:rPr>
-          <w:rFonts w:ascii="Segoe UI Black" w:hAnsi="Segoe UI Black"/>
-          <w:color w:val="666666"/>
-        </w:rPr>
-      </w:pPr>
-      <w:r>
-        <w:rPr>
-          <w:rStyle w:val="Strong"/>
-          <w:rFonts w:ascii="Segoe UI Black" w:hAnsi="Segoe UI Black"/>
-          <w:color w:val="666666"/>
-          <w:sz w:val="20"/>
-          <w:szCs w:val="20"/>
+          <w:color w:val="666666"/>
+          <w:sz w:val="18"/>
+          <w:szCs w:val="18"/>
         </w:rPr>
         <w:t xml:space="preserve">4. </w:t>
       </w:r>
@@ -2228,8 +2431,8 @@
         <w:rPr>
           <w:rFonts w:ascii="Segoe UI Black" w:hAnsi="Segoe UI Black"/>
           <w:color w:val="666666"/>
-          <w:sz w:val="20"/>
-          <w:szCs w:val="20"/>
+          <w:sz w:val="18"/>
+          <w:szCs w:val="18"/>
         </w:rPr>
         <w:t>E neste caso?</w:t>
       </w:r>
@@ -2240,10 +2443,7 @@
         <w:bidi w:val="0"/>
         <w:spacing w:lineRule="auto" w:line="240" w:before="0" w:after="0"/>
         <w:jc w:val="start"/>
-        <w:rPr>
-          <w:rFonts w:ascii="Segoe UI Black" w:hAnsi="Segoe UI Black"/>
-          <w:color w:val="666666"/>
-        </w:rPr>
+        <w:rPr/>
       </w:pPr>
       <w:bookmarkStart w:id="3" w:name="code-block-viewer_Copia_4"/>
       <w:bookmarkEnd w:id="3"/>
@@ -2257,7 +2457,7 @@
           <w:sz w:val="18"/>
           <w:szCs w:val="18"/>
         </w:rPr>
-        <w:t>console.log(5 – "2");</w:t>
+        <w:t>console.log(5 - "2");</w:t>
       </w:r>
     </w:p>
     <w:p>
@@ -2266,10 +2466,7 @@
         <w:bidi w:val="0"/>
         <w:spacing w:lineRule="auto" w:line="240" w:before="57" w:after="57"/>
         <w:jc w:val="start"/>
-        <w:rPr>
-          <w:rFonts w:ascii="Segoe UI Black" w:hAnsi="Segoe UI Black"/>
-          <w:color w:val="333333"/>
-        </w:rPr>
+        <w:rPr/>
       </w:pPr>
       <w:r>
         <w:rPr>
@@ -2278,53 +2475,61 @@
           <w:b/>
           <w:bCs/>
           <w:color w:val="333333"/>
-          <w:sz w:val="20"/>
-          <w:szCs w:val="20"/>
-        </w:rPr>
-        <w:t>Resposta:</w:t>
-      </w:r>
-    </w:p>
-    <w:p>
-      <w:pPr>
-        <w:pStyle w:val="BodyText"/>
-        <w:bidi w:val="0"/>
-        <w:spacing w:lineRule="auto" w:line="240" w:before="0" w:after="0"/>
-        <w:jc w:val="start"/>
+          <w:sz w:val="18"/>
+          <w:szCs w:val="18"/>
+        </w:rPr>
+        <w:t xml:space="preserve">Resposta: </w:t>
+      </w:r>
+      <w:r>
+        <w:rPr>
+          <w:rStyle w:val="Cdigo-fonte"/>
+          <w:rFonts w:ascii="Segoe UI Semibold" w:hAnsi="Segoe UI Semibold"/>
+          <w:b/>
+          <w:bCs/>
+          <w:color w:val="333333"/>
+          <w:sz w:val="18"/>
+          <w:szCs w:val="18"/>
+        </w:rPr>
+        <w:t>3</w:t>
+      </w:r>
+    </w:p>
+    <w:p>
+      <w:pPr>
+        <w:pStyle w:val="BodyText"/>
+        <w:bidi w:val="0"/>
+        <w:spacing w:lineRule="auto" w:line="240" w:before="0" w:after="0"/>
+        <w:jc w:val="start"/>
+        <w:rPr>
+          <w:rFonts w:ascii="Segoe UI Black" w:hAnsi="Segoe UI Black"/>
+          <w:color w:val="333333"/>
+          <w:sz w:val="18"/>
+          <w:szCs w:val="18"/>
+        </w:rPr>
+      </w:pPr>
+      <w:r>
+        <w:rPr>
+          <w:rFonts w:ascii="Segoe UI Black" w:hAnsi="Segoe UI Black"/>
+          <w:color w:val="333333"/>
+          <w:sz w:val="18"/>
+          <w:szCs w:val="18"/>
+        </w:rPr>
+      </w:r>
+    </w:p>
+    <w:p>
+      <w:pPr>
+        <w:pStyle w:val="BodyText"/>
+        <w:bidi w:val="0"/>
+        <w:spacing w:lineRule="auto" w:line="240" w:before="114" w:after="114"/>
+        <w:jc w:val="start"/>
+        <w:rPr/>
+      </w:pPr>
+      <w:r>
         <w:rPr>
           <w:rStyle w:val="Strong"/>
           <w:rFonts w:ascii="Segoe UI Black" w:hAnsi="Segoe UI Black"/>
-          <w:color w:val="333333"/>
-          <w:sz w:val="20"/>
-          <w:szCs w:val="20"/>
-        </w:rPr>
-      </w:pPr>
-      <w:r>
-        <w:rPr>
-          <w:rFonts w:ascii="Segoe UI Black" w:hAnsi="Segoe UI Black"/>
-          <w:color w:val="333333"/>
-          <w:sz w:val="20"/>
-          <w:szCs w:val="20"/>
-        </w:rPr>
-      </w:r>
-    </w:p>
-    <w:p>
-      <w:pPr>
-        <w:pStyle w:val="BodyText"/>
-        <w:bidi w:val="0"/>
-        <w:spacing w:lineRule="auto" w:line="240" w:before="114" w:after="114"/>
-        <w:jc w:val="start"/>
-        <w:rPr>
-          <w:rFonts w:ascii="Segoe UI Black" w:hAnsi="Segoe UI Black"/>
-          <w:color w:val="666666"/>
-        </w:rPr>
-      </w:pPr>
-      <w:r>
-        <w:rPr>
-          <w:rStyle w:val="Strong"/>
-          <w:rFonts w:ascii="Segoe UI Black" w:hAnsi="Segoe UI Black"/>
-          <w:color w:val="666666"/>
-          <w:sz w:val="20"/>
-          <w:szCs w:val="20"/>
+          <w:color w:val="666666"/>
+          <w:sz w:val="18"/>
+          <w:szCs w:val="18"/>
         </w:rPr>
         <w:t>5. O que será exibido?</w:t>
       </w:r>
@@ -2335,10 +2540,7 @@
         <w:bidi w:val="0"/>
         <w:spacing w:lineRule="auto" w:line="240" w:before="0" w:after="0"/>
         <w:jc w:val="start"/>
-        <w:rPr>
-          <w:rFonts w:ascii="Segoe UI Black" w:hAnsi="Segoe UI Black"/>
-          <w:color w:val="666666"/>
-        </w:rPr>
+        <w:rPr/>
       </w:pPr>
       <w:bookmarkStart w:id="4" w:name="code-block-viewer_Copia_5"/>
       <w:bookmarkEnd w:id="4"/>
@@ -2361,10 +2563,7 @@
         <w:bidi w:val="0"/>
         <w:spacing w:lineRule="auto" w:line="240" w:before="57" w:after="57"/>
         <w:jc w:val="start"/>
-        <w:rPr>
-          <w:rFonts w:ascii="Segoe UI Black" w:hAnsi="Segoe UI Black"/>
-          <w:color w:val="333333"/>
-        </w:rPr>
+        <w:rPr/>
       </w:pPr>
       <w:r>
         <w:rPr>
@@ -2373,53 +2572,73 @@
           <w:b/>
           <w:bCs/>
           <w:color w:val="333333"/>
-          <w:sz w:val="20"/>
-          <w:szCs w:val="20"/>
-        </w:rPr>
-        <w:t>Resposta:</w:t>
-      </w:r>
-    </w:p>
-    <w:p>
-      <w:pPr>
-        <w:pStyle w:val="BodyText"/>
-        <w:bidi w:val="0"/>
-        <w:spacing w:lineRule="auto" w:line="240" w:before="0" w:after="0"/>
-        <w:jc w:val="start"/>
+          <w:sz w:val="18"/>
+          <w:szCs w:val="18"/>
+        </w:rPr>
+        <w:t>Respos</w:t>
+      </w:r>
+      <w:r>
+        <w:rPr>
+          <w:rStyle w:val="Cdigo-fonte"/>
+          <w:rFonts w:ascii="Segoe UI Semibold" w:hAnsi="Segoe UI Semibold"/>
+          <w:b/>
+          <w:bCs/>
+          <w:color w:val="333333"/>
+          <w:sz w:val="18"/>
+          <w:szCs w:val="18"/>
+        </w:rPr>
+        <w:t xml:space="preserve">ta:  </w:t>
+      </w:r>
+      <w:r>
+        <w:rPr>
+          <w:rStyle w:val="Cdigo-fonte"/>
+          <w:rFonts w:ascii="Segoe UI Semibold" w:hAnsi="Segoe UI Semibold"/>
+          <w:b/>
+          <w:bCs/>
+          <w:color w:val="333333"/>
+          <w:sz w:val="18"/>
+          <w:szCs w:val="18"/>
+        </w:rPr>
+        <w:t>boolean</w:t>
+      </w:r>
+    </w:p>
+    <w:p>
+      <w:pPr>
+        <w:pStyle w:val="BodyText"/>
+        <w:bidi w:val="0"/>
+        <w:spacing w:lineRule="auto" w:line="240" w:before="0" w:after="0"/>
+        <w:jc w:val="start"/>
+        <w:rPr>
+          <w:rFonts w:ascii="Segoe UI Semibold" w:hAnsi="Segoe UI Semibold"/>
+          <w:color w:val="333333"/>
+          <w:sz w:val="18"/>
+          <w:szCs w:val="18"/>
+        </w:rPr>
+      </w:pPr>
+      <w:r>
+        <w:rPr>
+          <w:rFonts w:ascii="Segoe UI Semibold" w:hAnsi="Segoe UI Semibold"/>
+          <w:color w:val="333333"/>
+          <w:sz w:val="18"/>
+          <w:szCs w:val="18"/>
+        </w:rPr>
+      </w:r>
+    </w:p>
+    <w:p>
+      <w:pPr>
+        <w:pStyle w:val="BodyText"/>
+        <w:bidi w:val="0"/>
+        <w:spacing w:lineRule="auto" w:line="240" w:before="114" w:after="114"/>
+        <w:jc w:val="start"/>
+        <w:rPr/>
+      </w:pPr>
+      <w:r>
         <w:rPr>
           <w:rStyle w:val="Strong"/>
           <w:rFonts w:ascii="Segoe UI Black" w:hAnsi="Segoe UI Black"/>
-          <w:color w:val="333333"/>
-          <w:sz w:val="20"/>
-          <w:szCs w:val="20"/>
-        </w:rPr>
-      </w:pPr>
-      <w:r>
-        <w:rPr>
-          <w:rFonts w:ascii="Segoe UI Black" w:hAnsi="Segoe UI Black"/>
-          <w:color w:val="333333"/>
-          <w:sz w:val="20"/>
-          <w:szCs w:val="20"/>
-        </w:rPr>
-      </w:r>
-    </w:p>
-    <w:p>
-      <w:pPr>
-        <w:pStyle w:val="BodyText"/>
-        <w:bidi w:val="0"/>
-        <w:spacing w:lineRule="auto" w:line="240" w:before="114" w:after="114"/>
-        <w:jc w:val="start"/>
-        <w:rPr>
-          <w:rFonts w:ascii="Segoe UI Black" w:hAnsi="Segoe UI Black"/>
-          <w:color w:val="666666"/>
-        </w:rPr>
-      </w:pPr>
-      <w:r>
-        <w:rPr>
-          <w:rStyle w:val="Strong"/>
-          <w:rFonts w:ascii="Segoe UI Black" w:hAnsi="Segoe UI Black"/>
-          <w:color w:val="666666"/>
-          <w:sz w:val="20"/>
-          <w:szCs w:val="20"/>
+          <w:color w:val="666666"/>
+          <w:sz w:val="18"/>
+          <w:szCs w:val="18"/>
         </w:rPr>
         <w:t xml:space="preserve">6. </w:t>
       </w:r>
@@ -2427,8 +2646,8 @@
         <w:rPr>
           <w:rFonts w:ascii="Segoe UI Black" w:hAnsi="Segoe UI Black"/>
           <w:color w:val="666666"/>
-          <w:sz w:val="20"/>
-          <w:szCs w:val="20"/>
+          <w:sz w:val="18"/>
+          <w:szCs w:val="18"/>
         </w:rPr>
         <w:t>Qual será a saída?</w:t>
       </w:r>
@@ -2439,10 +2658,7 @@
         <w:bidi w:val="0"/>
         <w:spacing w:lineRule="auto" w:line="240" w:before="0" w:after="0"/>
         <w:jc w:val="start"/>
-        <w:rPr>
-          <w:rFonts w:ascii="Segoe UI Black" w:hAnsi="Segoe UI Black"/>
-          <w:color w:val="666666"/>
-        </w:rPr>
+        <w:rPr/>
       </w:pPr>
       <w:bookmarkStart w:id="5" w:name="code-block-viewer_Copia_6"/>
       <w:bookmarkEnd w:id="5"/>
@@ -2465,10 +2681,7 @@
         <w:bidi w:val="0"/>
         <w:spacing w:lineRule="auto" w:line="240" w:before="0" w:after="0"/>
         <w:jc w:val="start"/>
-        <w:rPr>
-          <w:rFonts w:ascii="Segoe UI Black" w:hAnsi="Segoe UI Black"/>
-          <w:color w:val="666666"/>
-        </w:rPr>
+        <w:rPr/>
       </w:pPr>
       <w:r>
         <w:rPr>
@@ -2489,10 +2702,7 @@
         <w:bidi w:val="0"/>
         <w:spacing w:lineRule="auto" w:line="240" w:before="57" w:after="57"/>
         <w:jc w:val="start"/>
-        <w:rPr>
-          <w:rFonts w:ascii="Segoe UI Black" w:hAnsi="Segoe UI Black"/>
-          <w:color w:val="333333"/>
-        </w:rPr>
+        <w:rPr/>
       </w:pPr>
       <w:r>
         <w:rPr>
@@ -2501,53 +2711,61 @@
           <w:b/>
           <w:bCs/>
           <w:color w:val="333333"/>
-          <w:sz w:val="20"/>
-          <w:szCs w:val="20"/>
-        </w:rPr>
-        <w:t>Resposta:</w:t>
-      </w:r>
-    </w:p>
-    <w:p>
-      <w:pPr>
-        <w:pStyle w:val="BodyText"/>
-        <w:bidi w:val="0"/>
-        <w:spacing w:lineRule="auto" w:line="240" w:before="0" w:after="0"/>
-        <w:jc w:val="start"/>
+          <w:sz w:val="18"/>
+          <w:szCs w:val="18"/>
+        </w:rPr>
+        <w:t xml:space="preserve">Resposta: </w:t>
+      </w:r>
+      <w:r>
+        <w:rPr>
+          <w:rStyle w:val="Cdigo-fonte"/>
+          <w:rFonts w:ascii="Segoe UI Semibold" w:hAnsi="Segoe UI Semibold"/>
+          <w:b/>
+          <w:bCs/>
+          <w:color w:val="333333"/>
+          <w:sz w:val="18"/>
+          <w:szCs w:val="18"/>
+        </w:rPr>
+        <w:t>undefined</w:t>
+      </w:r>
+    </w:p>
+    <w:p>
+      <w:pPr>
+        <w:pStyle w:val="BodyText"/>
+        <w:bidi w:val="0"/>
+        <w:spacing w:lineRule="auto" w:line="240" w:before="0" w:after="0"/>
+        <w:jc w:val="start"/>
+        <w:rPr>
+          <w:rFonts w:ascii="Segoe UI Semibold" w:hAnsi="Segoe UI Semibold"/>
+          <w:color w:val="333333"/>
+          <w:sz w:val="18"/>
+          <w:szCs w:val="18"/>
+        </w:rPr>
+      </w:pPr>
+      <w:r>
+        <w:rPr>
+          <w:rFonts w:ascii="Segoe UI Semibold" w:hAnsi="Segoe UI Semibold"/>
+          <w:color w:val="333333"/>
+          <w:sz w:val="18"/>
+          <w:szCs w:val="18"/>
+        </w:rPr>
+      </w:r>
+    </w:p>
+    <w:p>
+      <w:pPr>
+        <w:pStyle w:val="BodyText"/>
+        <w:bidi w:val="0"/>
+        <w:spacing w:lineRule="auto" w:line="240" w:before="114" w:after="114"/>
+        <w:jc w:val="start"/>
+        <w:rPr/>
+      </w:pPr>
+      <w:r>
         <w:rPr>
           <w:rStyle w:val="Strong"/>
           <w:rFonts w:ascii="Segoe UI Black" w:hAnsi="Segoe UI Black"/>
-          <w:color w:val="333333"/>
-          <w:sz w:val="20"/>
-          <w:szCs w:val="20"/>
-        </w:rPr>
-      </w:pPr>
-      <w:r>
-        <w:rPr>
-          <w:rFonts w:ascii="Segoe UI Black" w:hAnsi="Segoe UI Black"/>
-          <w:color w:val="333333"/>
-          <w:sz w:val="20"/>
-          <w:szCs w:val="20"/>
-        </w:rPr>
-      </w:r>
-    </w:p>
-    <w:p>
-      <w:pPr>
-        <w:pStyle w:val="BodyText"/>
-        <w:bidi w:val="0"/>
-        <w:spacing w:lineRule="auto" w:line="240" w:before="114" w:after="114"/>
-        <w:jc w:val="start"/>
-        <w:rPr>
-          <w:rFonts w:ascii="Segoe UI Black" w:hAnsi="Segoe UI Black"/>
-          <w:color w:val="666666"/>
-        </w:rPr>
-      </w:pPr>
-      <w:r>
-        <w:rPr>
-          <w:rStyle w:val="Strong"/>
-          <w:rFonts w:ascii="Segoe UI Black" w:hAnsi="Segoe UI Black"/>
-          <w:color w:val="666666"/>
-          <w:sz w:val="20"/>
-          <w:szCs w:val="20"/>
+          <w:color w:val="666666"/>
+          <w:sz w:val="18"/>
+          <w:szCs w:val="18"/>
         </w:rPr>
         <w:t xml:space="preserve">7. </w:t>
       </w:r>
@@ -2555,8 +2773,8 @@
         <w:rPr>
           <w:rFonts w:ascii="Segoe UI Black" w:hAnsi="Segoe UI Black"/>
           <w:color w:val="666666"/>
-          <w:sz w:val="20"/>
-          <w:szCs w:val="20"/>
+          <w:sz w:val="18"/>
+          <w:szCs w:val="18"/>
         </w:rPr>
         <w:t>O que será exibido?</w:t>
       </w:r>
@@ -2567,10 +2785,7 @@
         <w:bidi w:val="0"/>
         <w:spacing w:lineRule="auto" w:line="240" w:before="0" w:after="0"/>
         <w:jc w:val="start"/>
-        <w:rPr>
-          <w:rFonts w:ascii="Segoe UI Black" w:hAnsi="Segoe UI Black"/>
-          <w:color w:val="666666"/>
-        </w:rPr>
+        <w:rPr/>
       </w:pPr>
       <w:bookmarkStart w:id="6" w:name="code-block-viewer_Copia_7"/>
       <w:bookmarkEnd w:id="6"/>
@@ -2593,10 +2808,7 @@
         <w:bidi w:val="0"/>
         <w:spacing w:lineRule="auto" w:line="240" w:before="57" w:after="57"/>
         <w:jc w:val="start"/>
-        <w:rPr>
-          <w:rFonts w:ascii="Segoe UI Black" w:hAnsi="Segoe UI Black"/>
-          <w:color w:val="333333"/>
-        </w:rPr>
+        <w:rPr/>
       </w:pPr>
       <w:r>
         <w:rPr>
@@ -2605,53 +2817,61 @@
           <w:b/>
           <w:bCs/>
           <w:color w:val="333333"/>
-          <w:sz w:val="20"/>
-          <w:szCs w:val="20"/>
-        </w:rPr>
-        <w:t>Resposta:</w:t>
-      </w:r>
-    </w:p>
-    <w:p>
-      <w:pPr>
-        <w:pStyle w:val="BodyText"/>
-        <w:bidi w:val="0"/>
-        <w:spacing w:lineRule="auto" w:line="240" w:before="0" w:after="0"/>
-        <w:jc w:val="start"/>
+          <w:sz w:val="18"/>
+          <w:szCs w:val="18"/>
+        </w:rPr>
+        <w:t xml:space="preserve">Resposta: </w:t>
+      </w:r>
+      <w:r>
+        <w:rPr>
+          <w:rStyle w:val="Cdigo-fonte"/>
+          <w:rFonts w:ascii="Segoe UI Semibold" w:hAnsi="Segoe UI Semibold"/>
+          <w:b/>
+          <w:bCs/>
+          <w:color w:val="333333"/>
+          <w:sz w:val="18"/>
+          <w:szCs w:val="18"/>
+        </w:rPr>
+        <w:t>object</w:t>
+      </w:r>
+    </w:p>
+    <w:p>
+      <w:pPr>
+        <w:pStyle w:val="BodyText"/>
+        <w:bidi w:val="0"/>
+        <w:spacing w:lineRule="auto" w:line="240" w:before="0" w:after="0"/>
+        <w:jc w:val="start"/>
+        <w:rPr>
+          <w:rFonts w:ascii="Segoe UI Semibold" w:hAnsi="Segoe UI Semibold"/>
+          <w:color w:val="333333"/>
+          <w:sz w:val="18"/>
+          <w:szCs w:val="18"/>
+        </w:rPr>
+      </w:pPr>
+      <w:r>
+        <w:rPr>
+          <w:rFonts w:ascii="Segoe UI Semibold" w:hAnsi="Segoe UI Semibold"/>
+          <w:color w:val="333333"/>
+          <w:sz w:val="18"/>
+          <w:szCs w:val="18"/>
+        </w:rPr>
+      </w:r>
+    </w:p>
+    <w:p>
+      <w:pPr>
+        <w:pStyle w:val="BodyText"/>
+        <w:bidi w:val="0"/>
+        <w:spacing w:lineRule="auto" w:line="240" w:before="114" w:after="114"/>
+        <w:jc w:val="start"/>
+        <w:rPr/>
+      </w:pPr>
+      <w:r>
         <w:rPr>
           <w:rStyle w:val="Strong"/>
           <w:rFonts w:ascii="Segoe UI Black" w:hAnsi="Segoe UI Black"/>
-          <w:color w:val="333333"/>
-          <w:sz w:val="20"/>
-          <w:szCs w:val="20"/>
-        </w:rPr>
-      </w:pPr>
-      <w:r>
-        <w:rPr>
-          <w:rFonts w:ascii="Segoe UI Black" w:hAnsi="Segoe UI Black"/>
-          <w:color w:val="333333"/>
-          <w:sz w:val="20"/>
-          <w:szCs w:val="20"/>
-        </w:rPr>
-      </w:r>
-    </w:p>
-    <w:p>
-      <w:pPr>
-        <w:pStyle w:val="BodyText"/>
-        <w:bidi w:val="0"/>
-        <w:spacing w:lineRule="auto" w:line="240" w:before="114" w:after="114"/>
-        <w:jc w:val="start"/>
-        <w:rPr>
-          <w:rFonts w:ascii="Segoe UI Black" w:hAnsi="Segoe UI Black"/>
-          <w:color w:val="666666"/>
-        </w:rPr>
-      </w:pPr>
-      <w:r>
-        <w:rPr>
-          <w:rStyle w:val="Strong"/>
-          <w:rFonts w:ascii="Segoe UI Black" w:hAnsi="Segoe UI Black"/>
-          <w:color w:val="666666"/>
-          <w:sz w:val="20"/>
-          <w:szCs w:val="20"/>
+          <w:color w:val="666666"/>
+          <w:sz w:val="18"/>
+          <w:szCs w:val="18"/>
         </w:rPr>
         <w:t xml:space="preserve">8. </w:t>
       </w:r>
@@ -2659,8 +2879,8 @@
         <w:rPr>
           <w:rFonts w:ascii="Segoe UI Black" w:hAnsi="Segoe UI Black"/>
           <w:color w:val="666666"/>
-          <w:sz w:val="20"/>
-          <w:szCs w:val="20"/>
+          <w:sz w:val="18"/>
+          <w:szCs w:val="18"/>
         </w:rPr>
         <w:t>Qual resultado?</w:t>
       </w:r>
@@ -2671,10 +2891,7 @@
         <w:bidi w:val="0"/>
         <w:spacing w:lineRule="auto" w:line="240" w:before="0" w:after="0"/>
         <w:jc w:val="start"/>
-        <w:rPr>
-          <w:rFonts w:ascii="Segoe UI Black" w:hAnsi="Segoe UI Black"/>
-          <w:color w:val="666666"/>
-        </w:rPr>
+        <w:rPr/>
       </w:pPr>
       <w:bookmarkStart w:id="7" w:name="code-block-viewer_Copia_8"/>
       <w:bookmarkEnd w:id="7"/>
@@ -2697,10 +2914,7 @@
         <w:bidi w:val="0"/>
         <w:spacing w:lineRule="auto" w:line="240" w:before="57" w:after="57"/>
         <w:jc w:val="start"/>
-        <w:rPr>
-          <w:rFonts w:ascii="Segoe UI Black" w:hAnsi="Segoe UI Black"/>
-          <w:color w:val="333333"/>
-        </w:rPr>
+        <w:rPr/>
       </w:pPr>
       <w:r>
         <w:rPr>
@@ -2709,53 +2923,61 @@
           <w:b/>
           <w:bCs/>
           <w:color w:val="333333"/>
-          <w:sz w:val="20"/>
-          <w:szCs w:val="20"/>
-        </w:rPr>
-        <w:t>Resposta:</w:t>
-      </w:r>
-    </w:p>
-    <w:p>
-      <w:pPr>
-        <w:pStyle w:val="BodyText"/>
-        <w:bidi w:val="0"/>
-        <w:spacing w:lineRule="auto" w:line="240" w:before="0" w:after="0"/>
-        <w:jc w:val="start"/>
+          <w:sz w:val="18"/>
+          <w:szCs w:val="18"/>
+        </w:rPr>
+        <w:t xml:space="preserve">Resposta:  </w:t>
+      </w:r>
+      <w:r>
+        <w:rPr>
+          <w:rStyle w:val="Cdigo-fonte"/>
+          <w:rFonts w:ascii="Segoe UI Semibold" w:hAnsi="Segoe UI Semibold"/>
+          <w:b/>
+          <w:bCs/>
+          <w:color w:val="333333"/>
+          <w:sz w:val="18"/>
+          <w:szCs w:val="18"/>
+        </w:rPr>
+        <w:t>true</w:t>
+      </w:r>
+    </w:p>
+    <w:p>
+      <w:pPr>
+        <w:pStyle w:val="BodyText"/>
+        <w:bidi w:val="0"/>
+        <w:spacing w:lineRule="auto" w:line="240" w:before="0" w:after="0"/>
+        <w:jc w:val="start"/>
+        <w:rPr>
+          <w:rFonts w:ascii="Segoe UI Semibold" w:hAnsi="Segoe UI Semibold"/>
+          <w:color w:val="333333"/>
+          <w:sz w:val="18"/>
+          <w:szCs w:val="18"/>
+        </w:rPr>
+      </w:pPr>
+      <w:r>
+        <w:rPr>
+          <w:rFonts w:ascii="Segoe UI Semibold" w:hAnsi="Segoe UI Semibold"/>
+          <w:color w:val="333333"/>
+          <w:sz w:val="18"/>
+          <w:szCs w:val="18"/>
+        </w:rPr>
+      </w:r>
+    </w:p>
+    <w:p>
+      <w:pPr>
+        <w:pStyle w:val="BodyText"/>
+        <w:bidi w:val="0"/>
+        <w:spacing w:lineRule="auto" w:line="240" w:before="114" w:after="114"/>
+        <w:jc w:val="start"/>
+        <w:rPr/>
+      </w:pPr>
+      <w:r>
         <w:rPr>
           <w:rStyle w:val="Strong"/>
           <w:rFonts w:ascii="Segoe UI Black" w:hAnsi="Segoe UI Black"/>
-          <w:color w:val="333333"/>
-          <w:sz w:val="20"/>
-          <w:szCs w:val="20"/>
-        </w:rPr>
-      </w:pPr>
-      <w:r>
-        <w:rPr>
-          <w:rFonts w:ascii="Segoe UI Black" w:hAnsi="Segoe UI Black"/>
-          <w:color w:val="333333"/>
-          <w:sz w:val="20"/>
-          <w:szCs w:val="20"/>
-        </w:rPr>
-      </w:r>
-    </w:p>
-    <w:p>
-      <w:pPr>
-        <w:pStyle w:val="BodyText"/>
-        <w:bidi w:val="0"/>
-        <w:spacing w:lineRule="auto" w:line="240" w:before="114" w:after="114"/>
-        <w:jc w:val="start"/>
-        <w:rPr>
-          <w:rFonts w:ascii="Segoe UI Black" w:hAnsi="Segoe UI Black"/>
-          <w:color w:val="666666"/>
-        </w:rPr>
-      </w:pPr>
-      <w:r>
-        <w:rPr>
-          <w:rStyle w:val="Strong"/>
-          <w:rFonts w:ascii="Segoe UI Black" w:hAnsi="Segoe UI Black"/>
-          <w:color w:val="666666"/>
-          <w:sz w:val="20"/>
-          <w:szCs w:val="20"/>
+          <w:color w:val="666666"/>
+          <w:sz w:val="18"/>
+          <w:szCs w:val="18"/>
         </w:rPr>
         <w:t xml:space="preserve">9. </w:t>
       </w:r>
@@ -2763,8 +2985,8 @@
         <w:rPr>
           <w:rFonts w:ascii="Segoe UI Black" w:hAnsi="Segoe UI Black"/>
           <w:color w:val="666666"/>
-          <w:sz w:val="20"/>
-          <w:szCs w:val="20"/>
+          <w:sz w:val="18"/>
+          <w:szCs w:val="18"/>
         </w:rPr>
         <w:t>Agora:</w:t>
       </w:r>
@@ -2775,10 +2997,7 @@
         <w:bidi w:val="0"/>
         <w:spacing w:lineRule="auto" w:line="240" w:before="0" w:after="0"/>
         <w:jc w:val="start"/>
-        <w:rPr>
-          <w:rFonts w:ascii="Segoe UI Black" w:hAnsi="Segoe UI Black"/>
-          <w:color w:val="666666"/>
-        </w:rPr>
+        <w:rPr/>
       </w:pPr>
       <w:bookmarkStart w:id="8" w:name="code-block-viewer_Copia_9"/>
       <w:bookmarkEnd w:id="8"/>
@@ -2801,10 +3020,7 @@
         <w:bidi w:val="0"/>
         <w:spacing w:lineRule="auto" w:line="240" w:before="57" w:after="57"/>
         <w:jc w:val="start"/>
-        <w:rPr>
-          <w:rFonts w:ascii="Segoe UI Black" w:hAnsi="Segoe UI Black"/>
-          <w:color w:val="333333"/>
-        </w:rPr>
+        <w:rPr/>
       </w:pPr>
       <w:r>
         <w:rPr>
@@ -2813,53 +3029,61 @@
           <w:b/>
           <w:bCs/>
           <w:color w:val="333333"/>
-          <w:sz w:val="20"/>
-          <w:szCs w:val="20"/>
-        </w:rPr>
-        <w:t>Resposta:</w:t>
-      </w:r>
-    </w:p>
-    <w:p>
-      <w:pPr>
-        <w:pStyle w:val="BodyText"/>
-        <w:bidi w:val="0"/>
-        <w:spacing w:lineRule="auto" w:line="240" w:before="0" w:after="0"/>
-        <w:jc w:val="start"/>
+          <w:sz w:val="18"/>
+          <w:szCs w:val="18"/>
+        </w:rPr>
+        <w:t xml:space="preserve">Resposta: </w:t>
+      </w:r>
+      <w:r>
+        <w:rPr>
+          <w:rStyle w:val="Cdigo-fonte"/>
+          <w:rFonts w:ascii="Segoe UI Semibold" w:hAnsi="Segoe UI Semibold"/>
+          <w:b/>
+          <w:bCs/>
+          <w:color w:val="333333"/>
+          <w:sz w:val="18"/>
+          <w:szCs w:val="18"/>
+        </w:rPr>
+        <w:t>false</w:t>
+      </w:r>
+    </w:p>
+    <w:p>
+      <w:pPr>
+        <w:pStyle w:val="BodyText"/>
+        <w:bidi w:val="0"/>
+        <w:spacing w:lineRule="auto" w:line="240" w:before="0" w:after="0"/>
+        <w:jc w:val="start"/>
+        <w:rPr>
+          <w:rFonts w:ascii="Segoe UI Semibold" w:hAnsi="Segoe UI Semibold"/>
+          <w:color w:val="333333"/>
+          <w:sz w:val="18"/>
+          <w:szCs w:val="18"/>
+        </w:rPr>
+      </w:pPr>
+      <w:r>
+        <w:rPr>
+          <w:rFonts w:ascii="Segoe UI Semibold" w:hAnsi="Segoe UI Semibold"/>
+          <w:color w:val="333333"/>
+          <w:sz w:val="18"/>
+          <w:szCs w:val="18"/>
+        </w:rPr>
+      </w:r>
+    </w:p>
+    <w:p>
+      <w:pPr>
+        <w:pStyle w:val="BodyText"/>
+        <w:bidi w:val="0"/>
+        <w:spacing w:lineRule="auto" w:line="240" w:before="114" w:after="114"/>
+        <w:jc w:val="start"/>
+        <w:rPr/>
+      </w:pPr>
+      <w:r>
         <w:rPr>
           <w:rStyle w:val="Strong"/>
           <w:rFonts w:ascii="Segoe UI Black" w:hAnsi="Segoe UI Black"/>
-          <w:color w:val="333333"/>
-          <w:sz w:val="20"/>
-          <w:szCs w:val="20"/>
-        </w:rPr>
-      </w:pPr>
-      <w:r>
-        <w:rPr>
-          <w:rFonts w:ascii="Segoe UI Black" w:hAnsi="Segoe UI Black"/>
-          <w:color w:val="333333"/>
-          <w:sz w:val="20"/>
-          <w:szCs w:val="20"/>
-        </w:rPr>
-      </w:r>
-    </w:p>
-    <w:p>
-      <w:pPr>
-        <w:pStyle w:val="BodyText"/>
-        <w:bidi w:val="0"/>
-        <w:spacing w:lineRule="auto" w:line="240" w:before="114" w:after="114"/>
-        <w:jc w:val="start"/>
-        <w:rPr>
-          <w:rFonts w:ascii="Segoe UI Black" w:hAnsi="Segoe UI Black"/>
-          <w:color w:val="666666"/>
-        </w:rPr>
-      </w:pPr>
-      <w:r>
-        <w:rPr>
-          <w:rStyle w:val="Strong"/>
-          <w:rFonts w:ascii="Segoe UI Black" w:hAnsi="Segoe UI Black"/>
-          <w:color w:val="666666"/>
-          <w:sz w:val="20"/>
-          <w:szCs w:val="20"/>
+          <w:color w:val="666666"/>
+          <w:sz w:val="18"/>
+          <w:szCs w:val="18"/>
         </w:rPr>
         <w:t xml:space="preserve">10. </w:t>
       </w:r>
@@ -2867,8 +3091,8 @@
         <w:rPr>
           <w:rFonts w:ascii="Segoe UI Black" w:hAnsi="Segoe UI Black"/>
           <w:color w:val="666666"/>
-          <w:sz w:val="20"/>
-          <w:szCs w:val="20"/>
+          <w:sz w:val="18"/>
+          <w:szCs w:val="18"/>
         </w:rPr>
         <w:t>Qual será o resultado?</w:t>
       </w:r>
@@ -2879,10 +3103,7 @@
         <w:bidi w:val="0"/>
         <w:spacing w:lineRule="auto" w:line="240" w:before="0" w:after="0"/>
         <w:jc w:val="start"/>
-        <w:rPr>
-          <w:rFonts w:ascii="Segoe UI Black" w:hAnsi="Segoe UI Black"/>
-          <w:color w:val="666666"/>
-        </w:rPr>
+        <w:rPr/>
       </w:pPr>
       <w:bookmarkStart w:id="9" w:name="code-block-viewer_Copia_10"/>
       <w:bookmarkEnd w:id="9"/>
@@ -2905,10 +3126,7 @@
         <w:bidi w:val="0"/>
         <w:spacing w:lineRule="auto" w:line="240" w:before="0" w:after="0"/>
         <w:jc w:val="start"/>
-        <w:rPr>
-          <w:rFonts w:ascii="Segoe UI Black" w:hAnsi="Segoe UI Black"/>
-          <w:color w:val="666666"/>
-        </w:rPr>
+        <w:rPr/>
       </w:pPr>
       <w:r>
         <w:rPr>
@@ -2929,10 +3147,7 @@
         <w:bidi w:val="0"/>
         <w:spacing w:lineRule="auto" w:line="240" w:before="57" w:after="57"/>
         <w:jc w:val="start"/>
-        <w:rPr>
-          <w:rFonts w:ascii="Segoe UI Black" w:hAnsi="Segoe UI Black"/>
-          <w:color w:val="333333"/>
-        </w:rPr>
+        <w:rPr/>
       </w:pPr>
       <w:r>
         <w:rPr>
@@ -2941,10 +3156,22 @@
           <w:b/>
           <w:bCs/>
           <w:color w:val="333333"/>
-          <w:sz w:val="20"/>
-          <w:szCs w:val="20"/>
-        </w:rPr>
-        <w:t>Resposta:</w:t>
+          <w:sz w:val="18"/>
+          <w:szCs w:val="18"/>
+        </w:rPr>
+        <w:t xml:space="preserve">Resposta: </w:t>
+      </w:r>
+      <w:r>
+        <w:rPr>
+          <w:rStyle w:val="Cdigo-fonte"/>
+          <w:rFonts w:ascii="Segoe UI Semibold" w:hAnsi="Segoe UI Semibold"/>
+          <w:b/>
+          <w:bCs/>
+          <w:color w:val="333333"/>
+          <w:sz w:val="18"/>
+          <w:szCs w:val="18"/>
+        </w:rPr>
+        <w:t>Olá Maria</w:t>
       </w:r>
     </w:p>
     <w:p>
@@ -2980,6 +3207,31 @@
           <w:sz w:val="20"/>
           <w:szCs w:val="20"/>
         </w:rPr>
+      </w:r>
+    </w:p>
+    <w:p>
+      <w:pPr>
+        <w:pStyle w:val="Heading1"/>
+        <w:bidi w:val="0"/>
+        <w:spacing w:before="285" w:after="285"/>
+        <w:jc w:val="center"/>
+        <w:rPr>
+          <w:rFonts w:ascii="Segoe UI Black" w:hAnsi="Segoe UI Black"/>
+          <w:color w:val="666666"/>
+          <w:sz w:val="20"/>
+          <w:szCs w:val="20"/>
+        </w:rPr>
+      </w:pPr>
+      <w:r>
+        <w:br w:type="column"/>
+      </w:r>
+      <w:r>
+        <w:rPr>
+          <w:rFonts w:ascii="Segoe UI Black" w:hAnsi="Segoe UI Black"/>
+          <w:color w:val="666666"/>
+          <w:sz w:val="20"/>
+          <w:szCs w:val="20"/>
+        </w:rPr>
         <w:t xml:space="preserve">🚀 </w:t>
       </w:r>
       <w:r>
@@ -3011,18 +3263,16 @@
         <w:spacing w:before="0" w:after="0"/>
         <w:jc w:val="start"/>
         <w:rPr>
-          <w:rFonts w:ascii="Segoe UI Black" w:hAnsi="Segoe UI Black"/>
-          <w:color w:val="666666"/>
-          <w:sz w:val="20"/>
-          <w:szCs w:val="20"/>
-        </w:rPr>
-      </w:pPr>
-      <w:r>
-        <w:rPr>
-          <w:rFonts w:ascii="Segoe UI Black" w:hAnsi="Segoe UI Black"/>
-          <w:color w:val="666666"/>
-          <w:sz w:val="20"/>
-          <w:szCs w:val="20"/>
+          <w:sz w:val="18"/>
+          <w:szCs w:val="18"/>
+        </w:rPr>
+      </w:pPr>
+      <w:r>
+        <w:rPr>
+          <w:rFonts w:ascii="Segoe UI Black" w:hAnsi="Segoe UI Black"/>
+          <w:color w:val="666666"/>
+          <w:sz w:val="18"/>
+          <w:szCs w:val="18"/>
         </w:rPr>
         <w:t>Exercício 1</w:t>
       </w:r>
@@ -3034,18 +3284,16 @@
         <w:spacing w:lineRule="auto" w:line="240" w:before="0" w:after="0"/>
         <w:jc w:val="start"/>
         <w:rPr>
-          <w:rFonts w:ascii="Segoe UI Semibold" w:hAnsi="Segoe UI Semibold"/>
-          <w:color w:val="333333"/>
-          <w:sz w:val="20"/>
-          <w:szCs w:val="20"/>
-        </w:rPr>
-      </w:pPr>
-      <w:r>
-        <w:rPr>
-          <w:rFonts w:ascii="Segoe UI Semibold" w:hAnsi="Segoe UI Semibold"/>
-          <w:color w:val="333333"/>
-          <w:sz w:val="20"/>
-          <w:szCs w:val="20"/>
+          <w:sz w:val="18"/>
+          <w:szCs w:val="18"/>
+        </w:rPr>
+      </w:pPr>
+      <w:r>
+        <w:rPr>
+          <w:rFonts w:ascii="Segoe UI Semibold" w:hAnsi="Segoe UI Semibold"/>
+          <w:color w:val="333333"/>
+          <w:sz w:val="18"/>
+          <w:szCs w:val="18"/>
         </w:rPr>
         <w:t>Crie um programa que mostre:</w:t>
       </w:r>
@@ -3065,18 +3313,16 @@
         <w:ind w:hanging="283" w:start="709"/>
         <w:jc w:val="start"/>
         <w:rPr>
-          <w:rFonts w:ascii="Segoe UI Semibold" w:hAnsi="Segoe UI Semibold"/>
-          <w:color w:val="333333"/>
-          <w:sz w:val="20"/>
-          <w:szCs w:val="20"/>
-        </w:rPr>
-      </w:pPr>
-      <w:r>
-        <w:rPr>
-          <w:rFonts w:ascii="Segoe UI Semibold" w:hAnsi="Segoe UI Semibold"/>
-          <w:color w:val="333333"/>
-          <w:sz w:val="20"/>
-          <w:szCs w:val="20"/>
+          <w:sz w:val="18"/>
+          <w:szCs w:val="18"/>
+        </w:rPr>
+      </w:pPr>
+      <w:r>
+        <w:rPr>
+          <w:rFonts w:ascii="Segoe UI Semibold" w:hAnsi="Segoe UI Semibold"/>
+          <w:color w:val="333333"/>
+          <w:sz w:val="18"/>
+          <w:szCs w:val="18"/>
         </w:rPr>
         <w:t xml:space="preserve">Nome </w:t>
       </w:r>
@@ -3096,18 +3342,16 @@
         <w:ind w:hanging="283" w:start="709"/>
         <w:jc w:val="start"/>
         <w:rPr>
-          <w:rFonts w:ascii="Segoe UI Semibold" w:hAnsi="Segoe UI Semibold"/>
-          <w:color w:val="333333"/>
-          <w:sz w:val="20"/>
-          <w:szCs w:val="20"/>
-        </w:rPr>
-      </w:pPr>
-      <w:r>
-        <w:rPr>
-          <w:rFonts w:ascii="Segoe UI Semibold" w:hAnsi="Segoe UI Semibold"/>
-          <w:color w:val="333333"/>
-          <w:sz w:val="20"/>
-          <w:szCs w:val="20"/>
+          <w:sz w:val="18"/>
+          <w:szCs w:val="18"/>
+        </w:rPr>
+      </w:pPr>
+      <w:r>
+        <w:rPr>
+          <w:rFonts w:ascii="Segoe UI Semibold" w:hAnsi="Segoe UI Semibold"/>
+          <w:color w:val="333333"/>
+          <w:sz w:val="18"/>
+          <w:szCs w:val="18"/>
         </w:rPr>
         <w:t xml:space="preserve">Idade </w:t>
       </w:r>
@@ -3127,18 +3371,16 @@
         <w:ind w:hanging="283" w:start="709"/>
         <w:jc w:val="start"/>
         <w:rPr>
-          <w:rFonts w:ascii="Segoe UI Semibold" w:hAnsi="Segoe UI Semibold"/>
-          <w:color w:val="333333"/>
-          <w:sz w:val="20"/>
-          <w:szCs w:val="20"/>
-        </w:rPr>
-      </w:pPr>
-      <w:r>
-        <w:rPr>
-          <w:rFonts w:ascii="Segoe UI Semibold" w:hAnsi="Segoe UI Semibold"/>
-          <w:color w:val="333333"/>
-          <w:sz w:val="20"/>
-          <w:szCs w:val="20"/>
+          <w:sz w:val="18"/>
+          <w:szCs w:val="18"/>
+        </w:rPr>
+      </w:pPr>
+      <w:r>
+        <w:rPr>
+          <w:rFonts w:ascii="Segoe UI Semibold" w:hAnsi="Segoe UI Semibold"/>
+          <w:color w:val="333333"/>
+          <w:sz w:val="18"/>
+          <w:szCs w:val="18"/>
         </w:rPr>
         <w:t xml:space="preserve">Cidade </w:t>
       </w:r>
@@ -3150,18 +3392,16 @@
         <w:spacing w:lineRule="auto" w:line="240" w:before="0" w:after="0"/>
         <w:jc w:val="start"/>
         <w:rPr>
-          <w:rFonts w:ascii="Segoe UI Semibold" w:hAnsi="Segoe UI Semibold"/>
-          <w:color w:val="333333"/>
-          <w:sz w:val="20"/>
-          <w:szCs w:val="20"/>
-        </w:rPr>
-      </w:pPr>
-      <w:r>
-        <w:rPr>
-          <w:rFonts w:ascii="Segoe UI Semibold" w:hAnsi="Segoe UI Semibold"/>
-          <w:color w:val="333333"/>
-          <w:sz w:val="20"/>
-          <w:szCs w:val="20"/>
+          <w:sz w:val="18"/>
+          <w:szCs w:val="18"/>
+        </w:rPr>
+      </w:pPr>
+      <w:r>
+        <w:rPr>
+          <w:rFonts w:ascii="Segoe UI Semibold" w:hAnsi="Segoe UI Semibold"/>
+          <w:color w:val="333333"/>
+          <w:sz w:val="18"/>
+          <w:szCs w:val="18"/>
         </w:rPr>
         <w:t>Utilize Template Strings.</w:t>
       </w:r>
@@ -3173,20 +3413,18 @@
         <w:spacing w:lineRule="auto" w:line="240" w:before="0" w:after="0"/>
         <w:jc w:val="start"/>
         <w:rPr>
-          <w:rStyle w:val="Cdigo-fonte"/>
-          <w:rFonts w:ascii="Miriam Mono CLM" w:hAnsi="Miriam Mono CLM"/>
-          <w:b/>
-          <w:bCs/>
-          <w:sz w:val="18"/>
-          <w:szCs w:val="18"/>
-        </w:rPr>
-      </w:pPr>
-      <w:r>
-        <w:rPr>
-          <w:rFonts w:ascii="Segoe UI Semibold" w:hAnsi="Segoe UI Semibold"/>
-          <w:color w:val="333333"/>
-          <w:sz w:val="20"/>
-          <w:szCs w:val="20"/>
+          <w:rFonts w:ascii="Segoe UI Semibold" w:hAnsi="Segoe UI Semibold"/>
+          <w:color w:val="333333"/>
+          <w:sz w:val="18"/>
+          <w:szCs w:val="18"/>
+        </w:rPr>
+      </w:pPr>
+      <w:r>
+        <w:rPr>
+          <w:rFonts w:ascii="Segoe UI Semibold" w:hAnsi="Segoe UI Semibold"/>
+          <w:color w:val="333333"/>
+          <w:sz w:val="18"/>
+          <w:szCs w:val="18"/>
         </w:rPr>
         <w:t>Código:</w:t>
       </w:r>
@@ -3198,19 +3436,153 @@
         <w:spacing w:lineRule="auto" w:line="240" w:before="0" w:after="0"/>
         <w:jc w:val="start"/>
         <w:rPr>
-          <w:rFonts w:ascii="Miriam Mono CLM" w:hAnsi="Miriam Mono CLM"/>
-          <w:color w:val="333333"/>
-          <w:sz w:val="18"/>
-          <w:szCs w:val="18"/>
-        </w:rPr>
-      </w:pPr>
-      <w:r>
-        <w:rPr>
-          <w:rFonts w:ascii="Miriam Mono CLM" w:hAnsi="Miriam Mono CLM"/>
-          <w:color w:val="333333"/>
-          <w:sz w:val="18"/>
-          <w:szCs w:val="18"/>
-        </w:rPr>
+          <w:rFonts w:ascii="Segoe UI Semibold" w:hAnsi="Segoe UI Semibold"/>
+          <w:color w:val="333333"/>
+          <w:sz w:val="18"/>
+          <w:szCs w:val="18"/>
+        </w:rPr>
+      </w:pPr>
+      <w:r>
+        <w:rPr>
+          <w:rFonts w:ascii="Segoe UI Semibold" w:hAnsi="Segoe UI Semibold"/>
+          <w:color w:val="333333"/>
+          <w:sz w:val="18"/>
+          <w:szCs w:val="18"/>
+        </w:rPr>
+      </w:r>
+    </w:p>
+    <w:p>
+      <w:pPr>
+        <w:pStyle w:val="BodyText"/>
+        <w:bidi w:val="0"/>
+        <w:spacing w:lineRule="auto" w:line="240" w:before="0" w:after="0"/>
+        <w:jc w:val="start"/>
+        <w:rPr>
+          <w:rFonts w:ascii="Miriam Mono CLM" w:hAnsi="Miriam Mono CLM"/>
+          <w:b/>
+          <w:bCs/>
+          <w:color w:val="333333"/>
+          <w:sz w:val="18"/>
+          <w:szCs w:val="18"/>
+        </w:rPr>
+      </w:pPr>
+      <w:r>
+        <w:rPr>
+          <w:rFonts w:ascii="Miriam Mono CLM" w:hAnsi="Miriam Mono CLM"/>
+          <w:b/>
+          <w:bCs/>
+          <w:color w:val="333333"/>
+          <w:sz w:val="18"/>
+          <w:szCs w:val="18"/>
+        </w:rPr>
+        <w:t>let nome = 'Moisés';</w:t>
+      </w:r>
+    </w:p>
+    <w:p>
+      <w:pPr>
+        <w:pStyle w:val="BodyText"/>
+        <w:bidi w:val="0"/>
+        <w:spacing w:lineRule="auto" w:line="240" w:before="0" w:after="0"/>
+        <w:jc w:val="start"/>
+        <w:rPr>
+          <w:rFonts w:ascii="Miriam Mono CLM" w:hAnsi="Miriam Mono CLM"/>
+          <w:b/>
+          <w:bCs/>
+          <w:color w:val="333333"/>
+          <w:sz w:val="18"/>
+          <w:szCs w:val="18"/>
+        </w:rPr>
+      </w:pPr>
+      <w:r>
+        <w:rPr>
+          <w:rFonts w:ascii="Miriam Mono CLM" w:hAnsi="Miriam Mono CLM"/>
+          <w:b/>
+          <w:bCs/>
+          <w:color w:val="333333"/>
+          <w:sz w:val="18"/>
+          <w:szCs w:val="18"/>
+        </w:rPr>
+        <w:t>let idade = 21;</w:t>
+      </w:r>
+    </w:p>
+    <w:p>
+      <w:pPr>
+        <w:pStyle w:val="BodyText"/>
+        <w:bidi w:val="0"/>
+        <w:spacing w:lineRule="auto" w:line="240" w:before="0" w:after="0"/>
+        <w:jc w:val="start"/>
+        <w:rPr>
+          <w:rFonts w:ascii="Miriam Mono CLM" w:hAnsi="Miriam Mono CLM"/>
+          <w:b/>
+          <w:bCs/>
+          <w:color w:val="333333"/>
+          <w:sz w:val="18"/>
+          <w:szCs w:val="18"/>
+        </w:rPr>
+      </w:pPr>
+      <w:r>
+        <w:rPr>
+          <w:rFonts w:ascii="Miriam Mono CLM" w:hAnsi="Miriam Mono CLM"/>
+          <w:b/>
+          <w:bCs/>
+          <w:color w:val="333333"/>
+          <w:sz w:val="18"/>
+          <w:szCs w:val="18"/>
+        </w:rPr>
+        <w:t>let cidade = 'Brejo Grande';</w:t>
+      </w:r>
+    </w:p>
+    <w:p>
+      <w:pPr>
+        <w:pStyle w:val="BodyText"/>
+        <w:bidi w:val="0"/>
+        <w:spacing w:lineRule="auto" w:line="240" w:before="0" w:after="0"/>
+        <w:jc w:val="start"/>
+        <w:rPr>
+          <w:rFonts w:ascii="Miriam Mono CLM" w:hAnsi="Miriam Mono CLM"/>
+          <w:b/>
+          <w:bCs/>
+          <w:color w:val="333333"/>
+          <w:sz w:val="18"/>
+          <w:szCs w:val="18"/>
+        </w:rPr>
+      </w:pPr>
+      <w:r>
+        <w:rPr>
+          <w:rFonts w:ascii="Miriam Mono CLM" w:hAnsi="Miriam Mono CLM"/>
+          <w:b/>
+          <w:bCs/>
+          <w:color w:val="333333"/>
+          <w:sz w:val="18"/>
+          <w:szCs w:val="18"/>
+        </w:rPr>
+      </w:r>
+    </w:p>
+    <w:p>
+      <w:pPr>
+        <w:pStyle w:val="BodyText"/>
+        <w:bidi w:val="0"/>
+        <w:spacing w:lineRule="auto" w:line="240" w:before="0" w:after="0"/>
+        <w:jc w:val="start"/>
+        <w:rPr>
+          <w:rFonts w:ascii="Miriam Mono CLM" w:hAnsi="Miriam Mono CLM"/>
+          <w:b/>
+          <w:bCs/>
+          <w:color w:val="333333"/>
+          <w:sz w:val="18"/>
+          <w:szCs w:val="18"/>
+        </w:rPr>
+      </w:pPr>
+      <w:r>
+        <w:rPr>
+          <w:rFonts w:ascii="Miriam Mono CLM" w:hAnsi="Miriam Mono CLM"/>
+          <w:b/>
+          <w:bCs/>
+          <w:color w:val="333333"/>
+          <w:sz w:val="18"/>
+          <w:szCs w:val="18"/>
+        </w:rPr>
+        <w:t>console.log(`Olá, meu nome é ${nome}, tenho ${idade} anos e moro na cidade de ${cidade}.`);</w:t>
       </w:r>
     </w:p>
     <w:p>
@@ -3242,18 +3614,16 @@
         <w:spacing w:lineRule="auto" w:line="240" w:before="0" w:after="0"/>
         <w:jc w:val="start"/>
         <w:rPr>
-          <w:rFonts w:ascii="Segoe UI Black" w:hAnsi="Segoe UI Black"/>
-          <w:color w:val="666666"/>
-          <w:sz w:val="20"/>
-          <w:szCs w:val="20"/>
-        </w:rPr>
-      </w:pPr>
-      <w:r>
-        <w:rPr>
-          <w:rFonts w:ascii="Segoe UI Black" w:hAnsi="Segoe UI Black"/>
-          <w:color w:val="666666"/>
-          <w:sz w:val="20"/>
-          <w:szCs w:val="20"/>
+          <w:sz w:val="18"/>
+          <w:szCs w:val="18"/>
+        </w:rPr>
+      </w:pPr>
+      <w:r>
+        <w:rPr>
+          <w:rFonts w:ascii="Segoe UI Black" w:hAnsi="Segoe UI Black"/>
+          <w:color w:val="666666"/>
+          <w:sz w:val="18"/>
+          <w:szCs w:val="18"/>
         </w:rPr>
         <w:t>Exercício 2</w:t>
       </w:r>
@@ -3265,18 +3635,16 @@
         <w:spacing w:lineRule="auto" w:line="240" w:before="0" w:after="0"/>
         <w:jc w:val="start"/>
         <w:rPr>
-          <w:rFonts w:ascii="Segoe UI Semibold" w:hAnsi="Segoe UI Semibold"/>
-          <w:color w:val="333333"/>
-          <w:sz w:val="20"/>
-          <w:szCs w:val="20"/>
-        </w:rPr>
-      </w:pPr>
-      <w:r>
-        <w:rPr>
-          <w:rFonts w:ascii="Segoe UI Semibold" w:hAnsi="Segoe UI Semibold"/>
-          <w:color w:val="333333"/>
-          <w:sz w:val="20"/>
-          <w:szCs w:val="20"/>
+          <w:sz w:val="18"/>
+          <w:szCs w:val="18"/>
+        </w:rPr>
+      </w:pPr>
+      <w:r>
+        <w:rPr>
+          <w:rFonts w:ascii="Segoe UI Semibold" w:hAnsi="Segoe UI Semibold"/>
+          <w:color w:val="333333"/>
+          <w:sz w:val="18"/>
+          <w:szCs w:val="18"/>
         </w:rPr>
         <w:t>Crie uma calculadora que faça:</w:t>
       </w:r>
@@ -3296,18 +3664,16 @@
         <w:ind w:hanging="283" w:start="709"/>
         <w:jc w:val="start"/>
         <w:rPr>
-          <w:rFonts w:ascii="Segoe UI Semibold" w:hAnsi="Segoe UI Semibold"/>
-          <w:color w:val="333333"/>
-          <w:sz w:val="20"/>
-          <w:szCs w:val="20"/>
-        </w:rPr>
-      </w:pPr>
-      <w:r>
-        <w:rPr>
-          <w:rFonts w:ascii="Segoe UI Semibold" w:hAnsi="Segoe UI Semibold"/>
-          <w:color w:val="333333"/>
-          <w:sz w:val="20"/>
-          <w:szCs w:val="20"/>
+          <w:sz w:val="18"/>
+          <w:szCs w:val="18"/>
+        </w:rPr>
+      </w:pPr>
+      <w:r>
+        <w:rPr>
+          <w:rFonts w:ascii="Segoe UI Semibold" w:hAnsi="Segoe UI Semibold"/>
+          <w:color w:val="333333"/>
+          <w:sz w:val="18"/>
+          <w:szCs w:val="18"/>
         </w:rPr>
         <w:t xml:space="preserve">soma </w:t>
       </w:r>
@@ -3327,18 +3693,16 @@
         <w:ind w:hanging="283" w:start="709"/>
         <w:jc w:val="start"/>
         <w:rPr>
-          <w:rFonts w:ascii="Segoe UI Semibold" w:hAnsi="Segoe UI Semibold"/>
-          <w:color w:val="333333"/>
-          <w:sz w:val="20"/>
-          <w:szCs w:val="20"/>
-        </w:rPr>
-      </w:pPr>
-      <w:r>
-        <w:rPr>
-          <w:rFonts w:ascii="Segoe UI Semibold" w:hAnsi="Segoe UI Semibold"/>
-          <w:color w:val="333333"/>
-          <w:sz w:val="20"/>
-          <w:szCs w:val="20"/>
+          <w:sz w:val="18"/>
+          <w:szCs w:val="18"/>
+        </w:rPr>
+      </w:pPr>
+      <w:r>
+        <w:rPr>
+          <w:rFonts w:ascii="Segoe UI Semibold" w:hAnsi="Segoe UI Semibold"/>
+          <w:color w:val="333333"/>
+          <w:sz w:val="18"/>
+          <w:szCs w:val="18"/>
         </w:rPr>
         <w:t xml:space="preserve">subtração </w:t>
       </w:r>
@@ -3358,18 +3722,16 @@
         <w:ind w:hanging="283" w:start="709"/>
         <w:jc w:val="start"/>
         <w:rPr>
-          <w:rFonts w:ascii="Segoe UI Semibold" w:hAnsi="Segoe UI Semibold"/>
-          <w:color w:val="333333"/>
-          <w:sz w:val="20"/>
-          <w:szCs w:val="20"/>
-        </w:rPr>
-      </w:pPr>
-      <w:r>
-        <w:rPr>
-          <w:rFonts w:ascii="Segoe UI Semibold" w:hAnsi="Segoe UI Semibold"/>
-          <w:color w:val="333333"/>
-          <w:sz w:val="20"/>
-          <w:szCs w:val="20"/>
+          <w:sz w:val="18"/>
+          <w:szCs w:val="18"/>
+        </w:rPr>
+      </w:pPr>
+      <w:r>
+        <w:rPr>
+          <w:rFonts w:ascii="Segoe UI Semibold" w:hAnsi="Segoe UI Semibold"/>
+          <w:color w:val="333333"/>
+          <w:sz w:val="18"/>
+          <w:szCs w:val="18"/>
         </w:rPr>
         <w:t xml:space="preserve">multiplicação </w:t>
       </w:r>
@@ -3389,18 +3751,16 @@
         <w:ind w:hanging="283" w:start="709"/>
         <w:jc w:val="start"/>
         <w:rPr>
-          <w:rFonts w:ascii="Segoe UI Semibold" w:hAnsi="Segoe UI Semibold"/>
-          <w:color w:val="333333"/>
-          <w:sz w:val="20"/>
-          <w:szCs w:val="20"/>
-        </w:rPr>
-      </w:pPr>
-      <w:r>
-        <w:rPr>
-          <w:rFonts w:ascii="Segoe UI Semibold" w:hAnsi="Segoe UI Semibold"/>
-          <w:color w:val="333333"/>
-          <w:sz w:val="20"/>
-          <w:szCs w:val="20"/>
+          <w:sz w:val="18"/>
+          <w:szCs w:val="18"/>
+        </w:rPr>
+      </w:pPr>
+      <w:r>
+        <w:rPr>
+          <w:rFonts w:ascii="Segoe UI Semibold" w:hAnsi="Segoe UI Semibold"/>
+          <w:color w:val="333333"/>
+          <w:sz w:val="18"/>
+          <w:szCs w:val="18"/>
         </w:rPr>
         <w:t xml:space="preserve">divisão </w:t>
       </w:r>
@@ -3412,17 +3772,18 @@
         <w:spacing w:lineRule="auto" w:line="240" w:before="0" w:after="0"/>
         <w:jc w:val="start"/>
         <w:rPr>
-          <w:rFonts w:ascii="Miriam Mono CLM" w:hAnsi="Miriam Mono CLM"/>
-          <w:sz w:val="18"/>
-          <w:szCs w:val="18"/>
-        </w:rPr>
-      </w:pPr>
-      <w:r>
-        <w:rPr>
-          <w:rFonts w:ascii="Segoe UI Semibold" w:hAnsi="Segoe UI Semibold"/>
-          <w:color w:val="333333"/>
-          <w:sz w:val="20"/>
-          <w:szCs w:val="20"/>
+          <w:rFonts w:ascii="Segoe UI Semibold" w:hAnsi="Segoe UI Semibold"/>
+          <w:color w:val="333333"/>
+          <w:sz w:val="18"/>
+          <w:szCs w:val="18"/>
+        </w:rPr>
+      </w:pPr>
+      <w:r>
+        <w:rPr>
+          <w:rFonts w:ascii="Segoe UI Semibold" w:hAnsi="Segoe UI Semibold"/>
+          <w:color w:val="333333"/>
+          <w:sz w:val="18"/>
+          <w:szCs w:val="18"/>
         </w:rPr>
         <w:t>Código:</w:t>
       </w:r>
@@ -3434,19 +3795,339 @@
         <w:spacing w:lineRule="auto" w:line="240" w:before="0" w:after="0"/>
         <w:jc w:val="start"/>
         <w:rPr>
-          <w:rFonts w:ascii="Miriam Mono CLM" w:hAnsi="Miriam Mono CLM"/>
-          <w:color w:val="333333"/>
-          <w:sz w:val="18"/>
-          <w:szCs w:val="18"/>
-        </w:rPr>
-      </w:pPr>
-      <w:r>
-        <w:rPr>
-          <w:rFonts w:ascii="Miriam Mono CLM" w:hAnsi="Miriam Mono CLM"/>
-          <w:color w:val="333333"/>
-          <w:sz w:val="18"/>
-          <w:szCs w:val="18"/>
-        </w:rPr>
+          <w:rFonts w:ascii="Segoe UI Semibold" w:hAnsi="Segoe UI Semibold"/>
+          <w:color w:val="333333"/>
+        </w:rPr>
+      </w:pPr>
+      <w:r>
+        <w:rPr>
+          <w:rFonts w:ascii="Segoe UI Semibold" w:hAnsi="Segoe UI Semibold"/>
+          <w:color w:val="333333"/>
+          <w:sz w:val="18"/>
+          <w:szCs w:val="18"/>
+        </w:rPr>
+      </w:r>
+    </w:p>
+    <w:p>
+      <w:pPr>
+        <w:pStyle w:val="BodyText"/>
+        <w:bidi w:val="0"/>
+        <w:spacing w:lineRule="auto" w:line="240" w:before="0" w:after="0"/>
+        <w:jc w:val="start"/>
+        <w:rPr>
+          <w:rFonts w:ascii="Miriam Mono CLM" w:hAnsi="Miriam Mono CLM"/>
+          <w:b/>
+          <w:bCs/>
+          <w:color w:val="333333"/>
+          <w:sz w:val="18"/>
+          <w:szCs w:val="18"/>
+        </w:rPr>
+      </w:pPr>
+      <w:r>
+        <w:rPr>
+          <w:rFonts w:ascii="Miriam Mono CLM" w:hAnsi="Miriam Mono CLM"/>
+          <w:b/>
+          <w:bCs/>
+          <w:color w:val="333333"/>
+          <w:sz w:val="18"/>
+          <w:szCs w:val="18"/>
+        </w:rPr>
+        <w:t>let n1 = 3;</w:t>
+      </w:r>
+    </w:p>
+    <w:p>
+      <w:pPr>
+        <w:pStyle w:val="BodyText"/>
+        <w:bidi w:val="0"/>
+        <w:spacing w:lineRule="auto" w:line="240" w:before="0" w:after="0"/>
+        <w:jc w:val="start"/>
+        <w:rPr>
+          <w:rFonts w:ascii="Miriam Mono CLM" w:hAnsi="Miriam Mono CLM"/>
+          <w:b/>
+          <w:bCs/>
+          <w:color w:val="333333"/>
+          <w:sz w:val="18"/>
+          <w:szCs w:val="18"/>
+        </w:rPr>
+      </w:pPr>
+      <w:r>
+        <w:rPr>
+          <w:rFonts w:ascii="Miriam Mono CLM" w:hAnsi="Miriam Mono CLM"/>
+          <w:b/>
+          <w:bCs/>
+          <w:color w:val="333333"/>
+          <w:sz w:val="18"/>
+          <w:szCs w:val="18"/>
+        </w:rPr>
+        <w:t>let n2 = 4;</w:t>
+      </w:r>
+    </w:p>
+    <w:p>
+      <w:pPr>
+        <w:pStyle w:val="BodyText"/>
+        <w:bidi w:val="0"/>
+        <w:spacing w:lineRule="auto" w:line="240" w:before="0" w:after="0"/>
+        <w:jc w:val="start"/>
+        <w:rPr>
+          <w:rFonts w:ascii="Miriam Mono CLM" w:hAnsi="Miriam Mono CLM"/>
+          <w:b/>
+          <w:bCs/>
+          <w:color w:val="333333"/>
+          <w:sz w:val="18"/>
+          <w:szCs w:val="18"/>
+        </w:rPr>
+      </w:pPr>
+      <w:r>
+        <w:rPr>
+          <w:rFonts w:ascii="Miriam Mono CLM" w:hAnsi="Miriam Mono CLM"/>
+          <w:b/>
+          <w:bCs/>
+          <w:color w:val="333333"/>
+          <w:sz w:val="18"/>
+          <w:szCs w:val="18"/>
+        </w:rPr>
+      </w:r>
+    </w:p>
+    <w:p>
+      <w:pPr>
+        <w:pStyle w:val="BodyText"/>
+        <w:bidi w:val="0"/>
+        <w:spacing w:lineRule="auto" w:line="240" w:before="0" w:after="0"/>
+        <w:jc w:val="start"/>
+        <w:rPr>
+          <w:rFonts w:ascii="Miriam Mono CLM" w:hAnsi="Miriam Mono CLM"/>
+          <w:b/>
+          <w:bCs/>
+          <w:color w:val="333333"/>
+          <w:sz w:val="18"/>
+          <w:szCs w:val="18"/>
+        </w:rPr>
+      </w:pPr>
+      <w:r>
+        <w:rPr>
+          <w:rFonts w:ascii="Miriam Mono CLM" w:hAnsi="Miriam Mono CLM"/>
+          <w:b/>
+          <w:bCs/>
+          <w:color w:val="333333"/>
+          <w:sz w:val="18"/>
+          <w:szCs w:val="18"/>
+        </w:rPr>
+        <w:t>const soma = n1 + n2;</w:t>
+      </w:r>
+    </w:p>
+    <w:p>
+      <w:pPr>
+        <w:pStyle w:val="BodyText"/>
+        <w:bidi w:val="0"/>
+        <w:spacing w:lineRule="auto" w:line="240" w:before="0" w:after="0"/>
+        <w:jc w:val="start"/>
+        <w:rPr>
+          <w:rFonts w:ascii="Miriam Mono CLM" w:hAnsi="Miriam Mono CLM"/>
+          <w:b/>
+          <w:bCs/>
+          <w:color w:val="333333"/>
+          <w:sz w:val="18"/>
+          <w:szCs w:val="18"/>
+        </w:rPr>
+      </w:pPr>
+      <w:r>
+        <w:rPr>
+          <w:rFonts w:ascii="Miriam Mono CLM" w:hAnsi="Miriam Mono CLM"/>
+          <w:b/>
+          <w:bCs/>
+          <w:color w:val="333333"/>
+          <w:sz w:val="18"/>
+          <w:szCs w:val="18"/>
+        </w:rPr>
+        <w:t>const subtracao = n2 - n1;</w:t>
+      </w:r>
+    </w:p>
+    <w:p>
+      <w:pPr>
+        <w:pStyle w:val="BodyText"/>
+        <w:bidi w:val="0"/>
+        <w:spacing w:lineRule="auto" w:line="240" w:before="0" w:after="0"/>
+        <w:jc w:val="start"/>
+        <w:rPr>
+          <w:rFonts w:ascii="Miriam Mono CLM" w:hAnsi="Miriam Mono CLM"/>
+          <w:b/>
+          <w:bCs/>
+          <w:color w:val="333333"/>
+          <w:sz w:val="18"/>
+          <w:szCs w:val="18"/>
+        </w:rPr>
+      </w:pPr>
+      <w:r>
+        <w:rPr>
+          <w:rFonts w:ascii="Miriam Mono CLM" w:hAnsi="Miriam Mono CLM"/>
+          <w:b/>
+          <w:bCs/>
+          <w:color w:val="333333"/>
+          <w:sz w:val="18"/>
+          <w:szCs w:val="18"/>
+        </w:rPr>
+        <w:t>const multiplicacao = n1 * n2;</w:t>
+      </w:r>
+    </w:p>
+    <w:p>
+      <w:pPr>
+        <w:pStyle w:val="BodyText"/>
+        <w:bidi w:val="0"/>
+        <w:spacing w:lineRule="auto" w:line="240" w:before="0" w:after="0"/>
+        <w:jc w:val="start"/>
+        <w:rPr>
+          <w:rFonts w:ascii="Miriam Mono CLM" w:hAnsi="Miriam Mono CLM"/>
+          <w:b/>
+          <w:bCs/>
+          <w:color w:val="333333"/>
+          <w:sz w:val="18"/>
+          <w:szCs w:val="18"/>
+        </w:rPr>
+      </w:pPr>
+      <w:r>
+        <w:rPr>
+          <w:rFonts w:ascii="Miriam Mono CLM" w:hAnsi="Miriam Mono CLM"/>
+          <w:b/>
+          <w:bCs/>
+          <w:color w:val="333333"/>
+          <w:sz w:val="18"/>
+          <w:szCs w:val="18"/>
+        </w:rPr>
+        <w:t>const divisao = n2 / n1;</w:t>
+      </w:r>
+    </w:p>
+    <w:p>
+      <w:pPr>
+        <w:pStyle w:val="BodyText"/>
+        <w:bidi w:val="0"/>
+        <w:spacing w:lineRule="auto" w:line="240" w:before="0" w:after="0"/>
+        <w:jc w:val="start"/>
+        <w:rPr>
+          <w:rFonts w:ascii="Miriam Mono CLM" w:hAnsi="Miriam Mono CLM"/>
+          <w:b/>
+          <w:bCs/>
+          <w:color w:val="333333"/>
+          <w:sz w:val="18"/>
+          <w:szCs w:val="18"/>
+        </w:rPr>
+      </w:pPr>
+      <w:r>
+        <w:rPr>
+          <w:rFonts w:ascii="Miriam Mono CLM" w:hAnsi="Miriam Mono CLM"/>
+          <w:b/>
+          <w:bCs/>
+          <w:color w:val="333333"/>
+          <w:sz w:val="18"/>
+          <w:szCs w:val="18"/>
+        </w:rPr>
+      </w:r>
+    </w:p>
+    <w:p>
+      <w:pPr>
+        <w:pStyle w:val="BodyText"/>
+        <w:bidi w:val="0"/>
+        <w:spacing w:lineRule="auto" w:line="240" w:before="0" w:after="0"/>
+        <w:jc w:val="start"/>
+        <w:rPr>
+          <w:rFonts w:ascii="Miriam Mono CLM" w:hAnsi="Miriam Mono CLM"/>
+          <w:b/>
+          <w:bCs/>
+          <w:color w:val="333333"/>
+          <w:sz w:val="18"/>
+          <w:szCs w:val="18"/>
+        </w:rPr>
+      </w:pPr>
+      <w:r>
+        <w:rPr>
+          <w:rFonts w:ascii="Miriam Mono CLM" w:hAnsi="Miriam Mono CLM"/>
+          <w:b/>
+          <w:bCs/>
+          <w:color w:val="333333"/>
+          <w:sz w:val="18"/>
+          <w:szCs w:val="18"/>
+        </w:rPr>
+        <w:t>console.log(`Soma: ${soma}`);</w:t>
+      </w:r>
+    </w:p>
+    <w:p>
+      <w:pPr>
+        <w:pStyle w:val="BodyText"/>
+        <w:bidi w:val="0"/>
+        <w:spacing w:lineRule="auto" w:line="240" w:before="0" w:after="0"/>
+        <w:jc w:val="start"/>
+        <w:rPr>
+          <w:rFonts w:ascii="Miriam Mono CLM" w:hAnsi="Miriam Mono CLM"/>
+          <w:b/>
+          <w:bCs/>
+          <w:color w:val="333333"/>
+          <w:sz w:val="18"/>
+          <w:szCs w:val="18"/>
+        </w:rPr>
+      </w:pPr>
+      <w:r>
+        <w:rPr>
+          <w:rFonts w:ascii="Miriam Mono CLM" w:hAnsi="Miriam Mono CLM"/>
+          <w:b/>
+          <w:bCs/>
+          <w:color w:val="333333"/>
+          <w:sz w:val="18"/>
+          <w:szCs w:val="18"/>
+        </w:rPr>
+        <w:t>console.log(`Subtração: ${subtracao}`);</w:t>
+      </w:r>
+    </w:p>
+    <w:p>
+      <w:pPr>
+        <w:pStyle w:val="BodyText"/>
+        <w:bidi w:val="0"/>
+        <w:spacing w:lineRule="auto" w:line="240" w:before="0" w:after="0"/>
+        <w:jc w:val="start"/>
+        <w:rPr>
+          <w:rFonts w:ascii="Miriam Mono CLM" w:hAnsi="Miriam Mono CLM"/>
+          <w:b/>
+          <w:bCs/>
+          <w:color w:val="333333"/>
+          <w:sz w:val="18"/>
+          <w:szCs w:val="18"/>
+        </w:rPr>
+      </w:pPr>
+      <w:r>
+        <w:rPr>
+          <w:rFonts w:ascii="Miriam Mono CLM" w:hAnsi="Miriam Mono CLM"/>
+          <w:b/>
+          <w:bCs/>
+          <w:color w:val="333333"/>
+          <w:sz w:val="18"/>
+          <w:szCs w:val="18"/>
+        </w:rPr>
+        <w:t>console.log(`Multiplicação: ${multiplicacao}`);</w:t>
+      </w:r>
+    </w:p>
+    <w:p>
+      <w:pPr>
+        <w:pStyle w:val="BodyText"/>
+        <w:bidi w:val="0"/>
+        <w:spacing w:lineRule="auto" w:line="240" w:before="0" w:after="0"/>
+        <w:jc w:val="start"/>
+        <w:rPr>
+          <w:rFonts w:ascii="Miriam Mono CLM" w:hAnsi="Miriam Mono CLM"/>
+          <w:b/>
+          <w:bCs/>
+          <w:color w:val="333333"/>
+          <w:sz w:val="18"/>
+          <w:szCs w:val="18"/>
+        </w:rPr>
+      </w:pPr>
+      <w:r>
+        <w:rPr>
+          <w:rFonts w:ascii="Miriam Mono CLM" w:hAnsi="Miriam Mono CLM"/>
+          <w:b/>
+          <w:bCs/>
+          <w:color w:val="333333"/>
+          <w:sz w:val="18"/>
+          <w:szCs w:val="18"/>
+        </w:rPr>
+        <w:t>console.log(`Divisão: ${divisao}`);</w:t>
       </w:r>
     </w:p>
     <w:p>
@@ -3478,18 +4159,16 @@
         <w:spacing w:lineRule="auto" w:line="240" w:before="0" w:after="0"/>
         <w:jc w:val="start"/>
         <w:rPr>
-          <w:rFonts w:ascii="Segoe UI Black" w:hAnsi="Segoe UI Black"/>
-          <w:color w:val="666666"/>
-          <w:sz w:val="20"/>
-          <w:szCs w:val="20"/>
-        </w:rPr>
-      </w:pPr>
-      <w:r>
-        <w:rPr>
-          <w:rFonts w:ascii="Segoe UI Black" w:hAnsi="Segoe UI Black"/>
-          <w:color w:val="666666"/>
-          <w:sz w:val="20"/>
-          <w:szCs w:val="20"/>
+          <w:sz w:val="18"/>
+          <w:szCs w:val="18"/>
+        </w:rPr>
+      </w:pPr>
+      <w:r>
+        <w:rPr>
+          <w:rFonts w:ascii="Segoe UI Black" w:hAnsi="Segoe UI Black"/>
+          <w:color w:val="666666"/>
+          <w:sz w:val="18"/>
+          <w:szCs w:val="18"/>
         </w:rPr>
         <w:t>Exercício 3</w:t>
       </w:r>
@@ -3501,18 +4180,16 @@
         <w:spacing w:lineRule="auto" w:line="240" w:before="0" w:after="0"/>
         <w:jc w:val="start"/>
         <w:rPr>
-          <w:rFonts w:ascii="Segoe UI Semibold" w:hAnsi="Segoe UI Semibold"/>
-          <w:color w:val="333333"/>
-          <w:sz w:val="20"/>
-          <w:szCs w:val="20"/>
-        </w:rPr>
-      </w:pPr>
-      <w:r>
-        <w:rPr>
-          <w:rFonts w:ascii="Segoe UI Semibold" w:hAnsi="Segoe UI Semibold"/>
-          <w:color w:val="333333"/>
-          <w:sz w:val="20"/>
-          <w:szCs w:val="20"/>
+          <w:sz w:val="18"/>
+          <w:szCs w:val="18"/>
+        </w:rPr>
+      </w:pPr>
+      <w:r>
+        <w:rPr>
+          <w:rFonts w:ascii="Segoe UI Semibold" w:hAnsi="Segoe UI Semibold"/>
+          <w:color w:val="333333"/>
+          <w:sz w:val="18"/>
+          <w:szCs w:val="18"/>
         </w:rPr>
         <w:t>Crie um programa que converta:</w:t>
       </w:r>
@@ -3532,18 +4209,16 @@
         <w:ind w:hanging="283" w:start="709"/>
         <w:jc w:val="start"/>
         <w:rPr>
-          <w:rFonts w:ascii="Segoe UI Semibold" w:hAnsi="Segoe UI Semibold"/>
-          <w:color w:val="333333"/>
-          <w:sz w:val="20"/>
-          <w:szCs w:val="20"/>
-        </w:rPr>
-      </w:pPr>
-      <w:r>
-        <w:rPr>
-          <w:rFonts w:ascii="Segoe UI Semibold" w:hAnsi="Segoe UI Semibold"/>
-          <w:color w:val="333333"/>
-          <w:sz w:val="20"/>
-          <w:szCs w:val="20"/>
+          <w:sz w:val="18"/>
+          <w:szCs w:val="18"/>
+        </w:rPr>
+      </w:pPr>
+      <w:r>
+        <w:rPr>
+          <w:rFonts w:ascii="Segoe UI Semibold" w:hAnsi="Segoe UI Semibold"/>
+          <w:color w:val="333333"/>
+          <w:sz w:val="18"/>
+          <w:szCs w:val="18"/>
         </w:rPr>
         <w:t xml:space="preserve">Celsius para Fahrenheit. </w:t>
       </w:r>
@@ -3555,17 +4230,18 @@
         <w:spacing w:lineRule="auto" w:line="240" w:before="0" w:after="0"/>
         <w:jc w:val="start"/>
         <w:rPr>
-          <w:rFonts w:ascii="Miriam Mono CLM" w:hAnsi="Miriam Mono CLM"/>
-          <w:sz w:val="18"/>
-          <w:szCs w:val="18"/>
-        </w:rPr>
-      </w:pPr>
-      <w:r>
-        <w:rPr>
-          <w:rFonts w:ascii="Segoe UI Semibold" w:hAnsi="Segoe UI Semibold"/>
-          <w:color w:val="333333"/>
-          <w:sz w:val="20"/>
-          <w:szCs w:val="20"/>
+          <w:rFonts w:ascii="Segoe UI Semibold" w:hAnsi="Segoe UI Semibold"/>
+          <w:color w:val="333333"/>
+          <w:sz w:val="18"/>
+          <w:szCs w:val="18"/>
+        </w:rPr>
+      </w:pPr>
+      <w:r>
+        <w:rPr>
+          <w:rFonts w:ascii="Segoe UI Semibold" w:hAnsi="Segoe UI Semibold"/>
+          <w:color w:val="333333"/>
+          <w:sz w:val="18"/>
+          <w:szCs w:val="18"/>
         </w:rPr>
         <w:t>Código:</w:t>
       </w:r>
@@ -3577,19 +4253,126 @@
         <w:spacing w:lineRule="auto" w:line="240" w:before="0" w:after="0"/>
         <w:jc w:val="start"/>
         <w:rPr>
-          <w:rFonts w:ascii="Miriam Mono CLM" w:hAnsi="Miriam Mono CLM"/>
-          <w:color w:val="333333"/>
-          <w:sz w:val="18"/>
-          <w:szCs w:val="18"/>
-        </w:rPr>
-      </w:pPr>
-      <w:r>
-        <w:rPr>
-          <w:rFonts w:ascii="Miriam Mono CLM" w:hAnsi="Miriam Mono CLM"/>
-          <w:color w:val="333333"/>
-          <w:sz w:val="18"/>
-          <w:szCs w:val="18"/>
-        </w:rPr>
+          <w:rFonts w:ascii="Segoe UI Semibold" w:hAnsi="Segoe UI Semibold"/>
+          <w:color w:val="333333"/>
+          <w:sz w:val="18"/>
+          <w:szCs w:val="18"/>
+        </w:rPr>
+      </w:pPr>
+      <w:r>
+        <w:rPr>
+          <w:rFonts w:ascii="Segoe UI Semibold" w:hAnsi="Segoe UI Semibold"/>
+          <w:color w:val="333333"/>
+          <w:sz w:val="18"/>
+          <w:szCs w:val="18"/>
+        </w:rPr>
+      </w:r>
+    </w:p>
+    <w:p>
+      <w:pPr>
+        <w:pStyle w:val="BodyText"/>
+        <w:bidi w:val="0"/>
+        <w:spacing w:lineRule="auto" w:line="240" w:before="0" w:after="0"/>
+        <w:jc w:val="start"/>
+        <w:rPr>
+          <w:rFonts w:ascii="Miriam Mono CLM" w:hAnsi="Miriam Mono CLM"/>
+          <w:b/>
+          <w:bCs/>
+          <w:color w:val="333333"/>
+          <w:sz w:val="18"/>
+          <w:szCs w:val="18"/>
+        </w:rPr>
+      </w:pPr>
+      <w:r>
+        <w:rPr>
+          <w:rFonts w:ascii="Miriam Mono CLM" w:hAnsi="Miriam Mono CLM"/>
+          <w:b/>
+          <w:bCs/>
+          <w:color w:val="333333"/>
+          <w:sz w:val="18"/>
+          <w:szCs w:val="18"/>
+        </w:rPr>
+        <w:t>let temperatura = 30;</w:t>
+      </w:r>
+    </w:p>
+    <w:p>
+      <w:pPr>
+        <w:pStyle w:val="BodyText"/>
+        <w:bidi w:val="0"/>
+        <w:spacing w:lineRule="auto" w:line="240" w:before="0" w:after="0"/>
+        <w:jc w:val="start"/>
+        <w:rPr>
+          <w:rFonts w:ascii="Miriam Mono CLM" w:hAnsi="Miriam Mono CLM"/>
+          <w:b/>
+          <w:bCs/>
+          <w:color w:val="333333"/>
+          <w:sz w:val="18"/>
+          <w:szCs w:val="18"/>
+        </w:rPr>
+      </w:pPr>
+      <w:r>
+        <w:rPr>
+          <w:rFonts w:ascii="Miriam Mono CLM" w:hAnsi="Miriam Mono CLM"/>
+          <w:b/>
+          <w:bCs/>
+          <w:color w:val="333333"/>
+          <w:sz w:val="18"/>
+          <w:szCs w:val="18"/>
+        </w:rPr>
+        <w:t>const temperaturaFahrenheit = (temperatura * 9/5) + 32;</w:t>
+      </w:r>
+    </w:p>
+    <w:p>
+      <w:pPr>
+        <w:pStyle w:val="BodyText"/>
+        <w:bidi w:val="0"/>
+        <w:spacing w:lineRule="auto" w:line="240" w:before="0" w:after="0"/>
+        <w:jc w:val="start"/>
+        <w:rPr>
+          <w:rFonts w:ascii="Miriam Mono CLM" w:hAnsi="Miriam Mono CLM"/>
+          <w:b/>
+          <w:bCs/>
+          <w:color w:val="333333"/>
+          <w:sz w:val="18"/>
+          <w:szCs w:val="18"/>
+        </w:rPr>
+      </w:pPr>
+      <w:r>
+        <w:rPr>
+          <w:rFonts w:ascii="Miriam Mono CLM" w:hAnsi="Miriam Mono CLM"/>
+          <w:b/>
+          <w:bCs/>
+          <w:color w:val="333333"/>
+          <w:sz w:val="18"/>
+          <w:szCs w:val="18"/>
+        </w:rPr>
+      </w:r>
+    </w:p>
+    <w:p>
+      <w:pPr>
+        <w:pStyle w:val="BodyText"/>
+        <w:bidi w:val="0"/>
+        <w:spacing w:lineRule="auto" w:line="240" w:before="0" w:after="0"/>
+        <w:jc w:val="start"/>
+        <w:rPr>
+          <w:rFonts w:ascii="Miriam Mono CLM" w:hAnsi="Miriam Mono CLM"/>
+          <w:b/>
+          <w:bCs/>
+          <w:color w:val="333333"/>
+          <w:sz w:val="18"/>
+          <w:szCs w:val="18"/>
+        </w:rPr>
+      </w:pPr>
+      <w:r>
+        <w:rPr>
+          <w:rFonts w:ascii="Miriam Mono CLM" w:hAnsi="Miriam Mono CLM"/>
+          <w:b/>
+          <w:bCs/>
+          <w:color w:val="333333"/>
+          <w:sz w:val="18"/>
+          <w:szCs w:val="18"/>
+        </w:rPr>
+        <w:t>console.log(`A temperatura de ${temperatura}°C corresponde a ${temperaturaFahrenheit}°F.`);</w:t>
       </w:r>
     </w:p>
     <w:p>
@@ -3621,18 +4404,16 @@
         <w:spacing w:lineRule="auto" w:line="240" w:before="0" w:after="0"/>
         <w:jc w:val="start"/>
         <w:rPr>
-          <w:rFonts w:ascii="Segoe UI Black" w:hAnsi="Segoe UI Black"/>
-          <w:color w:val="666666"/>
-          <w:sz w:val="20"/>
-          <w:szCs w:val="20"/>
-        </w:rPr>
-      </w:pPr>
-      <w:r>
-        <w:rPr>
-          <w:rFonts w:ascii="Segoe UI Black" w:hAnsi="Segoe UI Black"/>
-          <w:color w:val="666666"/>
-          <w:sz w:val="20"/>
-          <w:szCs w:val="20"/>
+          <w:sz w:val="18"/>
+          <w:szCs w:val="18"/>
+        </w:rPr>
+      </w:pPr>
+      <w:r>
+        <w:rPr>
+          <w:rFonts w:ascii="Segoe UI Black" w:hAnsi="Segoe UI Black"/>
+          <w:color w:val="666666"/>
+          <w:sz w:val="18"/>
+          <w:szCs w:val="18"/>
         </w:rPr>
         <w:t>Exercício 4</w:t>
       </w:r>
@@ -3644,18 +4425,16 @@
         <w:spacing w:lineRule="auto" w:line="240" w:before="0" w:after="0"/>
         <w:jc w:val="start"/>
         <w:rPr>
-          <w:rFonts w:ascii="Segoe UI Semibold" w:hAnsi="Segoe UI Semibold"/>
-          <w:color w:val="333333"/>
-          <w:sz w:val="20"/>
-          <w:szCs w:val="20"/>
-        </w:rPr>
-      </w:pPr>
-      <w:r>
-        <w:rPr>
-          <w:rFonts w:ascii="Segoe UI Semibold" w:hAnsi="Segoe UI Semibold"/>
-          <w:color w:val="333333"/>
-          <w:sz w:val="20"/>
-          <w:szCs w:val="20"/>
+          <w:sz w:val="18"/>
+          <w:szCs w:val="18"/>
+        </w:rPr>
+      </w:pPr>
+      <w:r>
+        <w:rPr>
+          <w:rFonts w:ascii="Segoe UI Semibold" w:hAnsi="Segoe UI Semibold"/>
+          <w:color w:val="333333"/>
+          <w:sz w:val="18"/>
+          <w:szCs w:val="18"/>
         </w:rPr>
         <w:t>Crie um programa que calcule o IMC.</w:t>
       </w:r>
@@ -3667,17 +4446,18 @@
         <w:spacing w:lineRule="auto" w:line="240" w:before="0" w:after="0"/>
         <w:jc w:val="start"/>
         <w:rPr>
-          <w:rFonts w:ascii="Miriam Mono CLM" w:hAnsi="Miriam Mono CLM"/>
-          <w:sz w:val="18"/>
-          <w:szCs w:val="18"/>
-        </w:rPr>
-      </w:pPr>
-      <w:r>
-        <w:rPr>
-          <w:rFonts w:ascii="Segoe UI Semibold" w:hAnsi="Segoe UI Semibold"/>
-          <w:color w:val="333333"/>
-          <w:sz w:val="20"/>
-          <w:szCs w:val="20"/>
+          <w:rFonts w:ascii="Segoe UI Semibold" w:hAnsi="Segoe UI Semibold"/>
+          <w:color w:val="333333"/>
+          <w:sz w:val="18"/>
+          <w:szCs w:val="18"/>
+        </w:rPr>
+      </w:pPr>
+      <w:r>
+        <w:rPr>
+          <w:rFonts w:ascii="Segoe UI Semibold" w:hAnsi="Segoe UI Semibold"/>
+          <w:color w:val="333333"/>
+          <w:sz w:val="18"/>
+          <w:szCs w:val="18"/>
         </w:rPr>
         <w:t>Código:</w:t>
       </w:r>
@@ -3689,19 +4469,153 @@
         <w:spacing w:lineRule="auto" w:line="240" w:before="0" w:after="0"/>
         <w:jc w:val="start"/>
         <w:rPr>
-          <w:rFonts w:ascii="Miriam Mono CLM" w:hAnsi="Miriam Mono CLM"/>
-          <w:color w:val="333333"/>
-          <w:sz w:val="18"/>
-          <w:szCs w:val="18"/>
-        </w:rPr>
-      </w:pPr>
-      <w:r>
-        <w:rPr>
-          <w:rFonts w:ascii="Miriam Mono CLM" w:hAnsi="Miriam Mono CLM"/>
-          <w:color w:val="333333"/>
-          <w:sz w:val="18"/>
-          <w:szCs w:val="18"/>
-        </w:rPr>
+          <w:rFonts w:ascii="Segoe UI Semibold" w:hAnsi="Segoe UI Semibold"/>
+          <w:color w:val="333333"/>
+          <w:sz w:val="18"/>
+          <w:szCs w:val="18"/>
+        </w:rPr>
+      </w:pPr>
+      <w:r>
+        <w:rPr>
+          <w:rFonts w:ascii="Segoe UI Semibold" w:hAnsi="Segoe UI Semibold"/>
+          <w:color w:val="333333"/>
+          <w:sz w:val="18"/>
+          <w:szCs w:val="18"/>
+        </w:rPr>
+      </w:r>
+    </w:p>
+    <w:p>
+      <w:pPr>
+        <w:pStyle w:val="BodyText"/>
+        <w:bidi w:val="0"/>
+        <w:spacing w:lineRule="auto" w:line="240" w:before="0" w:after="0"/>
+        <w:jc w:val="start"/>
+        <w:rPr>
+          <w:rFonts w:ascii="Miriam Mono CLM" w:hAnsi="Miriam Mono CLM"/>
+          <w:b/>
+          <w:bCs/>
+          <w:color w:val="333333"/>
+          <w:sz w:val="18"/>
+          <w:szCs w:val="18"/>
+        </w:rPr>
+      </w:pPr>
+      <w:r>
+        <w:rPr>
+          <w:rFonts w:ascii="Miriam Mono CLM" w:hAnsi="Miriam Mono CLM"/>
+          <w:b/>
+          <w:bCs/>
+          <w:color w:val="333333"/>
+          <w:sz w:val="18"/>
+          <w:szCs w:val="18"/>
+        </w:rPr>
+        <w:t>let peso = 60;</w:t>
+      </w:r>
+    </w:p>
+    <w:p>
+      <w:pPr>
+        <w:pStyle w:val="BodyText"/>
+        <w:bidi w:val="0"/>
+        <w:spacing w:lineRule="auto" w:line="240" w:before="0" w:after="0"/>
+        <w:jc w:val="start"/>
+        <w:rPr>
+          <w:rFonts w:ascii="Miriam Mono CLM" w:hAnsi="Miriam Mono CLM"/>
+          <w:b/>
+          <w:bCs/>
+          <w:color w:val="333333"/>
+          <w:sz w:val="18"/>
+          <w:szCs w:val="18"/>
+        </w:rPr>
+      </w:pPr>
+      <w:r>
+        <w:rPr>
+          <w:rFonts w:ascii="Miriam Mono CLM" w:hAnsi="Miriam Mono CLM"/>
+          <w:b/>
+          <w:bCs/>
+          <w:color w:val="333333"/>
+          <w:sz w:val="18"/>
+          <w:szCs w:val="18"/>
+        </w:rPr>
+        <w:t>let altura = 1.70;</w:t>
+      </w:r>
+    </w:p>
+    <w:p>
+      <w:pPr>
+        <w:pStyle w:val="BodyText"/>
+        <w:bidi w:val="0"/>
+        <w:spacing w:lineRule="auto" w:line="240" w:before="0" w:after="0"/>
+        <w:jc w:val="start"/>
+        <w:rPr>
+          <w:rFonts w:ascii="Miriam Mono CLM" w:hAnsi="Miriam Mono CLM"/>
+          <w:b/>
+          <w:bCs/>
+          <w:color w:val="333333"/>
+          <w:sz w:val="18"/>
+          <w:szCs w:val="18"/>
+        </w:rPr>
+      </w:pPr>
+      <w:r>
+        <w:rPr>
+          <w:rFonts w:ascii="Miriam Mono CLM" w:hAnsi="Miriam Mono CLM"/>
+          <w:b/>
+          <w:bCs/>
+          <w:color w:val="333333"/>
+          <w:sz w:val="18"/>
+          <w:szCs w:val="18"/>
+        </w:rPr>
+        <w:t>const imc = peso / (altura ** 2);</w:t>
+      </w:r>
+    </w:p>
+    <w:p>
+      <w:pPr>
+        <w:pStyle w:val="BodyText"/>
+        <w:bidi w:val="0"/>
+        <w:spacing w:lineRule="auto" w:line="240" w:before="0" w:after="0"/>
+        <w:jc w:val="start"/>
+        <w:rPr>
+          <w:rFonts w:ascii="Miriam Mono CLM" w:hAnsi="Miriam Mono CLM"/>
+          <w:b/>
+          <w:bCs/>
+          <w:color w:val="333333"/>
+          <w:sz w:val="18"/>
+          <w:szCs w:val="18"/>
+        </w:rPr>
+      </w:pPr>
+      <w:r>
+        <w:rPr>
+          <w:rFonts w:ascii="Miriam Mono CLM" w:hAnsi="Miriam Mono CLM"/>
+          <w:b/>
+          <w:bCs/>
+          <w:color w:val="333333"/>
+          <w:sz w:val="18"/>
+          <w:szCs w:val="18"/>
+        </w:rPr>
+      </w:r>
+    </w:p>
+    <w:p>
+      <w:pPr>
+        <w:pStyle w:val="BodyText"/>
+        <w:bidi w:val="0"/>
+        <w:spacing w:lineRule="auto" w:line="240" w:before="0" w:after="0"/>
+        <w:jc w:val="start"/>
+        <w:rPr>
+          <w:rFonts w:ascii="Miriam Mono CLM" w:hAnsi="Miriam Mono CLM"/>
+          <w:b/>
+          <w:bCs/>
+          <w:color w:val="333333"/>
+          <w:sz w:val="18"/>
+          <w:szCs w:val="18"/>
+        </w:rPr>
+      </w:pPr>
+      <w:r>
+        <w:rPr>
+          <w:rFonts w:ascii="Miriam Mono CLM" w:hAnsi="Miriam Mono CLM"/>
+          <w:b/>
+          <w:bCs/>
+          <w:color w:val="333333"/>
+          <w:sz w:val="18"/>
+          <w:szCs w:val="18"/>
+        </w:rPr>
+        <w:t>console.log(`O IMC para uma pessoa com peso de ${peso}kg e altura de ${altura}m é: ${imc.toFixed(2)}`);</w:t>
       </w:r>
     </w:p>
     <w:p>
@@ -3733,18 +4647,16 @@
         <w:spacing w:lineRule="auto" w:line="240" w:before="0" w:after="0"/>
         <w:jc w:val="start"/>
         <w:rPr>
-          <w:rFonts w:ascii="Segoe UI Black" w:hAnsi="Segoe UI Black"/>
-          <w:color w:val="666666"/>
-          <w:sz w:val="20"/>
-          <w:szCs w:val="20"/>
-        </w:rPr>
-      </w:pPr>
-      <w:r>
-        <w:rPr>
-          <w:rFonts w:ascii="Segoe UI Black" w:hAnsi="Segoe UI Black"/>
-          <w:color w:val="666666"/>
-          <w:sz w:val="20"/>
-          <w:szCs w:val="20"/>
+          <w:sz w:val="18"/>
+          <w:szCs w:val="18"/>
+        </w:rPr>
+      </w:pPr>
+      <w:r>
+        <w:rPr>
+          <w:rFonts w:ascii="Segoe UI Black" w:hAnsi="Segoe UI Black"/>
+          <w:color w:val="666666"/>
+          <w:sz w:val="18"/>
+          <w:szCs w:val="18"/>
         </w:rPr>
         <w:t>Exercício 5</w:t>
       </w:r>
@@ -3756,18 +4668,16 @@
         <w:spacing w:lineRule="auto" w:line="240" w:before="0" w:after="0"/>
         <w:jc w:val="start"/>
         <w:rPr>
-          <w:rFonts w:ascii="Segoe UI Semibold" w:hAnsi="Segoe UI Semibold"/>
-          <w:color w:val="333333"/>
-          <w:sz w:val="20"/>
-          <w:szCs w:val="20"/>
-        </w:rPr>
-      </w:pPr>
-      <w:r>
-        <w:rPr>
-          <w:rFonts w:ascii="Segoe UI Semibold" w:hAnsi="Segoe UI Semibold"/>
-          <w:color w:val="333333"/>
-          <w:sz w:val="20"/>
-          <w:szCs w:val="20"/>
+          <w:sz w:val="18"/>
+          <w:szCs w:val="18"/>
+        </w:rPr>
+      </w:pPr>
+      <w:r>
+        <w:rPr>
+          <w:rFonts w:ascii="Segoe UI Semibold" w:hAnsi="Segoe UI Semibold"/>
+          <w:color w:val="333333"/>
+          <w:sz w:val="18"/>
+          <w:szCs w:val="18"/>
         </w:rPr>
         <w:t>Crie um programa que receba:</w:t>
       </w:r>
@@ -3787,18 +4697,16 @@
         <w:ind w:hanging="283" w:start="709"/>
         <w:jc w:val="start"/>
         <w:rPr>
-          <w:rFonts w:ascii="Segoe UI Semibold" w:hAnsi="Segoe UI Semibold"/>
-          <w:color w:val="333333"/>
-          <w:sz w:val="20"/>
-          <w:szCs w:val="20"/>
-        </w:rPr>
-      </w:pPr>
-      <w:r>
-        <w:rPr>
-          <w:rFonts w:ascii="Segoe UI Semibold" w:hAnsi="Segoe UI Semibold"/>
-          <w:color w:val="333333"/>
-          <w:sz w:val="20"/>
-          <w:szCs w:val="20"/>
+          <w:sz w:val="18"/>
+          <w:szCs w:val="18"/>
+        </w:rPr>
+      </w:pPr>
+      <w:r>
+        <w:rPr>
+          <w:rFonts w:ascii="Segoe UI Semibold" w:hAnsi="Segoe UI Semibold"/>
+          <w:color w:val="333333"/>
+          <w:sz w:val="18"/>
+          <w:szCs w:val="18"/>
         </w:rPr>
         <w:t xml:space="preserve">nome </w:t>
       </w:r>
@@ -3818,18 +4726,16 @@
         <w:ind w:hanging="283" w:start="709"/>
         <w:jc w:val="start"/>
         <w:rPr>
-          <w:rFonts w:ascii="Segoe UI Semibold" w:hAnsi="Segoe UI Semibold"/>
-          <w:color w:val="333333"/>
-          <w:sz w:val="20"/>
-          <w:szCs w:val="20"/>
-        </w:rPr>
-      </w:pPr>
-      <w:r>
-        <w:rPr>
-          <w:rFonts w:ascii="Segoe UI Semibold" w:hAnsi="Segoe UI Semibold"/>
-          <w:color w:val="333333"/>
-          <w:sz w:val="20"/>
-          <w:szCs w:val="20"/>
+          <w:sz w:val="18"/>
+          <w:szCs w:val="18"/>
+        </w:rPr>
+      </w:pPr>
+      <w:r>
+        <w:rPr>
+          <w:rFonts w:ascii="Segoe UI Semibold" w:hAnsi="Segoe UI Semibold"/>
+          <w:color w:val="333333"/>
+          <w:sz w:val="18"/>
+          <w:szCs w:val="18"/>
         </w:rPr>
         <w:t xml:space="preserve">profissão </w:t>
       </w:r>
@@ -3849,18 +4755,16 @@
         <w:ind w:hanging="283" w:start="709"/>
         <w:jc w:val="start"/>
         <w:rPr>
-          <w:rFonts w:ascii="Segoe UI Semibold" w:hAnsi="Segoe UI Semibold"/>
-          <w:color w:val="333333"/>
-          <w:sz w:val="20"/>
-          <w:szCs w:val="20"/>
-        </w:rPr>
-      </w:pPr>
-      <w:r>
-        <w:rPr>
-          <w:rFonts w:ascii="Segoe UI Semibold" w:hAnsi="Segoe UI Semibold"/>
-          <w:color w:val="333333"/>
-          <w:sz w:val="20"/>
-          <w:szCs w:val="20"/>
+          <w:sz w:val="18"/>
+          <w:szCs w:val="18"/>
+        </w:rPr>
+      </w:pPr>
+      <w:r>
+        <w:rPr>
+          <w:rFonts w:ascii="Segoe UI Semibold" w:hAnsi="Segoe UI Semibold"/>
+          <w:color w:val="333333"/>
+          <w:sz w:val="18"/>
+          <w:szCs w:val="18"/>
         </w:rPr>
         <w:t xml:space="preserve">salário </w:t>
       </w:r>
@@ -3872,18 +4776,16 @@
         <w:spacing w:lineRule="auto" w:line="240" w:before="0" w:after="0"/>
         <w:jc w:val="start"/>
         <w:rPr>
-          <w:rFonts w:ascii="Segoe UI Semibold" w:hAnsi="Segoe UI Semibold"/>
-          <w:color w:val="333333"/>
-          <w:sz w:val="20"/>
-          <w:szCs w:val="20"/>
-        </w:rPr>
-      </w:pPr>
-      <w:r>
-        <w:rPr>
-          <w:rFonts w:ascii="Segoe UI Semibold" w:hAnsi="Segoe UI Semibold"/>
-          <w:color w:val="333333"/>
-          <w:sz w:val="20"/>
-          <w:szCs w:val="20"/>
+          <w:sz w:val="18"/>
+          <w:szCs w:val="18"/>
+        </w:rPr>
+      </w:pPr>
+      <w:r>
+        <w:rPr>
+          <w:rFonts w:ascii="Segoe UI Semibold" w:hAnsi="Segoe UI Semibold"/>
+          <w:color w:val="333333"/>
+          <w:sz w:val="18"/>
+          <w:szCs w:val="18"/>
         </w:rPr>
         <w:t>e exiba uma apresentação formatada.</w:t>
       </w:r>
@@ -3897,18 +4799,174 @@
         <w:rPr>
           <w:rFonts w:ascii="Segoe UI Semibold" w:hAnsi="Segoe UI Semibold"/>
           <w:color w:val="333333"/>
-          <w:sz w:val="20"/>
-          <w:szCs w:val="20"/>
-        </w:rPr>
-      </w:pPr>
-      <w:r>
-        <w:rPr>
-          <w:rFonts w:ascii="Segoe UI Semibold" w:hAnsi="Segoe UI Semibold"/>
-          <w:color w:val="333333"/>
-          <w:sz w:val="20"/>
-          <w:szCs w:val="20"/>
+          <w:sz w:val="18"/>
+          <w:szCs w:val="18"/>
+        </w:rPr>
+      </w:pPr>
+      <w:r>
+        <w:rPr>
+          <w:rFonts w:ascii="Segoe UI Semibold" w:hAnsi="Segoe UI Semibold"/>
+          <w:color w:val="333333"/>
+          <w:sz w:val="18"/>
+          <w:szCs w:val="18"/>
         </w:rPr>
         <w:t>Código:</w:t>
+      </w:r>
+    </w:p>
+    <w:p>
+      <w:pPr>
+        <w:pStyle w:val="BodyText"/>
+        <w:bidi w:val="0"/>
+        <w:spacing w:lineRule="auto" w:line="240" w:before="0" w:after="0"/>
+        <w:jc w:val="start"/>
+        <w:rPr>
+          <w:rFonts w:ascii="Miriam Mono CLM" w:hAnsi="Miriam Mono CLM"/>
+          <w:color w:val="333333"/>
+          <w:sz w:val="18"/>
+          <w:szCs w:val="18"/>
+        </w:rPr>
+      </w:pPr>
+      <w:r>
+        <w:rPr>
+          <w:rFonts w:ascii="Miriam Mono CLM" w:hAnsi="Miriam Mono CLM"/>
+          <w:color w:val="333333"/>
+          <w:sz w:val="18"/>
+          <w:szCs w:val="18"/>
+        </w:rPr>
+      </w:r>
+    </w:p>
+    <w:p>
+      <w:pPr>
+        <w:pStyle w:val="BodyText"/>
+        <w:bidi w:val="0"/>
+        <w:spacing w:lineRule="auto" w:line="240" w:before="0" w:after="0"/>
+        <w:jc w:val="start"/>
+        <w:rPr>
+          <w:rFonts w:ascii="Miriam Mono CLM" w:hAnsi="Miriam Mono CLM"/>
+          <w:b/>
+          <w:bCs/>
+          <w:color w:val="333333"/>
+          <w:sz w:val="18"/>
+          <w:szCs w:val="18"/>
+        </w:rPr>
+      </w:pPr>
+      <w:r>
+        <w:rPr>
+          <w:rFonts w:ascii="Miriam Mono CLM" w:hAnsi="Miriam Mono CLM"/>
+          <w:b/>
+          <w:bCs/>
+          <w:color w:val="333333"/>
+          <w:sz w:val="18"/>
+          <w:szCs w:val="18"/>
+        </w:rPr>
+        <w:t>let nome = 'Moisés';</w:t>
+      </w:r>
+    </w:p>
+    <w:p>
+      <w:pPr>
+        <w:pStyle w:val="BodyText"/>
+        <w:bidi w:val="0"/>
+        <w:spacing w:lineRule="auto" w:line="240" w:before="0" w:after="0"/>
+        <w:jc w:val="start"/>
+        <w:rPr>
+          <w:rFonts w:ascii="Miriam Mono CLM" w:hAnsi="Miriam Mono CLM"/>
+          <w:b/>
+          <w:bCs/>
+          <w:color w:val="333333"/>
+          <w:sz w:val="18"/>
+          <w:szCs w:val="18"/>
+        </w:rPr>
+      </w:pPr>
+      <w:r>
+        <w:rPr>
+          <w:rFonts w:ascii="Miriam Mono CLM" w:hAnsi="Miriam Mono CLM"/>
+          <w:b/>
+          <w:bCs/>
+          <w:color w:val="333333"/>
+          <w:sz w:val="18"/>
+          <w:szCs w:val="18"/>
+        </w:rPr>
+        <w:t>let profissao = 'Desenvolvedor';</w:t>
+      </w:r>
+    </w:p>
+    <w:p>
+      <w:pPr>
+        <w:pStyle w:val="BodyText"/>
+        <w:bidi w:val="0"/>
+        <w:spacing w:lineRule="auto" w:line="240" w:before="0" w:after="0"/>
+        <w:jc w:val="start"/>
+        <w:rPr>
+          <w:rFonts w:ascii="Miriam Mono CLM" w:hAnsi="Miriam Mono CLM"/>
+          <w:b/>
+          <w:bCs/>
+          <w:color w:val="333333"/>
+          <w:sz w:val="18"/>
+          <w:szCs w:val="18"/>
+        </w:rPr>
+      </w:pPr>
+      <w:r>
+        <w:rPr>
+          <w:rFonts w:ascii="Miriam Mono CLM" w:hAnsi="Miriam Mono CLM"/>
+          <w:b/>
+          <w:bCs/>
+          <w:color w:val="333333"/>
+          <w:sz w:val="18"/>
+          <w:szCs w:val="18"/>
+        </w:rPr>
+        <w:t>let salario = 5000;</w:t>
+      </w:r>
+    </w:p>
+    <w:p>
+      <w:pPr>
+        <w:pStyle w:val="BodyText"/>
+        <w:bidi w:val="0"/>
+        <w:spacing w:lineRule="auto" w:line="240" w:before="0" w:after="0"/>
+        <w:jc w:val="start"/>
+        <w:rPr>
+          <w:rFonts w:ascii="Miriam Mono CLM" w:hAnsi="Miriam Mono CLM"/>
+          <w:b/>
+          <w:bCs/>
+          <w:color w:val="333333"/>
+          <w:sz w:val="18"/>
+          <w:szCs w:val="18"/>
+        </w:rPr>
+      </w:pPr>
+      <w:r>
+        <w:rPr>
+          <w:rFonts w:ascii="Miriam Mono CLM" w:hAnsi="Miriam Mono CLM"/>
+          <w:b/>
+          <w:bCs/>
+          <w:color w:val="333333"/>
+          <w:sz w:val="18"/>
+          <w:szCs w:val="18"/>
+        </w:rPr>
+      </w:r>
+    </w:p>
+    <w:p>
+      <w:pPr>
+        <w:pStyle w:val="BodyText"/>
+        <w:bidi w:val="0"/>
+        <w:spacing w:lineRule="auto" w:line="240" w:before="0" w:after="0"/>
+        <w:jc w:val="start"/>
+        <w:rPr>
+          <w:rFonts w:ascii="Miriam Mono CLM" w:hAnsi="Miriam Mono CLM"/>
+          <w:b/>
+          <w:bCs/>
+          <w:color w:val="333333"/>
+          <w:sz w:val="18"/>
+          <w:szCs w:val="18"/>
+        </w:rPr>
+      </w:pPr>
+      <w:r>
+        <w:rPr>
+          <w:rFonts w:ascii="Miriam Mono CLM" w:hAnsi="Miriam Mono CLM"/>
+          <w:b/>
+          <w:bCs/>
+          <w:color w:val="333333"/>
+          <w:sz w:val="18"/>
+          <w:szCs w:val="18"/>
+        </w:rPr>
+        <w:t>console.log(`Olá, meu nome é ${nome}, sou ${profissao} e ganho R$ ${salario.toFixed(2)}.`);</w:t>
       </w:r>
     </w:p>
     <w:p>
@@ -3988,18 +5046,16 @@
         <w:spacing w:before="0" w:after="0"/>
         <w:jc w:val="start"/>
         <w:rPr>
-          <w:rFonts w:ascii="Segoe UI Black" w:hAnsi="Segoe UI Black"/>
-          <w:color w:val="666666"/>
-          <w:sz w:val="20"/>
-          <w:szCs w:val="20"/>
-        </w:rPr>
-      </w:pPr>
-      <w:r>
-        <w:rPr>
-          <w:rFonts w:ascii="Segoe UI Black" w:hAnsi="Segoe UI Black"/>
-          <w:color w:val="666666"/>
-          <w:sz w:val="20"/>
-          <w:szCs w:val="20"/>
+          <w:sz w:val="18"/>
+          <w:szCs w:val="18"/>
+        </w:rPr>
+      </w:pPr>
+      <w:r>
+        <w:rPr>
+          <w:rFonts w:ascii="Segoe UI Black" w:hAnsi="Segoe UI Black"/>
+          <w:color w:val="666666"/>
+          <w:sz w:val="18"/>
+          <w:szCs w:val="18"/>
         </w:rPr>
         <w:t>Mini Sr. Currículo</w:t>
       </w:r>
@@ -4011,18 +5067,16 @@
         <w:spacing w:lineRule="auto" w:line="240" w:before="0" w:after="0"/>
         <w:jc w:val="start"/>
         <w:rPr>
-          <w:rFonts w:ascii="Segoe UI Black" w:hAnsi="Segoe UI Black"/>
-          <w:color w:val="666666"/>
-          <w:sz w:val="20"/>
-          <w:szCs w:val="20"/>
-        </w:rPr>
-      </w:pPr>
-      <w:r>
-        <w:rPr>
-          <w:rFonts w:ascii="Segoe UI Black" w:hAnsi="Segoe UI Black"/>
-          <w:color w:val="666666"/>
-          <w:sz w:val="20"/>
-          <w:szCs w:val="20"/>
+          <w:sz w:val="18"/>
+          <w:szCs w:val="18"/>
+        </w:rPr>
+      </w:pPr>
+      <w:r>
+        <w:rPr>
+          <w:rFonts w:ascii="Segoe UI Black" w:hAnsi="Segoe UI Black"/>
+          <w:color w:val="666666"/>
+          <w:sz w:val="18"/>
+          <w:szCs w:val="18"/>
         </w:rPr>
         <w:t>Desenvolva um pequeno sistema contendo:</w:t>
       </w:r>
@@ -4058,8 +5112,8 @@
           <w:rStyle w:val="Cdigo-fonte"/>
           <w:rFonts w:ascii="Segoe UI Semibold" w:hAnsi="Segoe UI Semibold"/>
           <w:color w:val="333333"/>
-          <w:sz w:val="20"/>
-          <w:szCs w:val="20"/>
+          <w:sz w:val="18"/>
+          <w:szCs w:val="18"/>
         </w:rPr>
         <w:t>Nome</w:t>
       </w:r>
@@ -4081,8 +5135,8 @@
           <w:rStyle w:val="Cdigo-fonte"/>
           <w:rFonts w:ascii="Segoe UI Semibold" w:hAnsi="Segoe UI Semibold"/>
           <w:color w:val="333333"/>
-          <w:sz w:val="20"/>
-          <w:szCs w:val="20"/>
+          <w:sz w:val="18"/>
+          <w:szCs w:val="18"/>
         </w:rPr>
         <w:t>Idade</w:t>
       </w:r>
@@ -4104,8 +5158,8 @@
           <w:rStyle w:val="Cdigo-fonte"/>
           <w:rFonts w:ascii="Segoe UI Semibold" w:hAnsi="Segoe UI Semibold"/>
           <w:color w:val="333333"/>
-          <w:sz w:val="20"/>
-          <w:szCs w:val="20"/>
+          <w:sz w:val="18"/>
+          <w:szCs w:val="18"/>
         </w:rPr>
         <w:t>Cidade</w:t>
       </w:r>
@@ -4127,8 +5181,8 @@
           <w:rStyle w:val="Cdigo-fonte"/>
           <w:rFonts w:ascii="Segoe UI Semibold" w:hAnsi="Segoe UI Semibold"/>
           <w:color w:val="333333"/>
-          <w:sz w:val="20"/>
-          <w:szCs w:val="20"/>
+          <w:sz w:val="18"/>
+          <w:szCs w:val="18"/>
         </w:rPr>
         <w:t>Telefone</w:t>
       </w:r>
@@ -4150,8 +5204,8 @@
           <w:rStyle w:val="Cdigo-fonte"/>
           <w:rFonts w:ascii="Segoe UI Semibold" w:hAnsi="Segoe UI Semibold"/>
           <w:color w:val="333333"/>
-          <w:sz w:val="20"/>
-          <w:szCs w:val="20"/>
+          <w:sz w:val="18"/>
+          <w:szCs w:val="18"/>
         </w:rPr>
         <w:t>E-mail</w:t>
       </w:r>
@@ -4173,8 +5227,8 @@
           <w:rStyle w:val="Cdigo-fonte"/>
           <w:rFonts w:ascii="Segoe UI Semibold" w:hAnsi="Segoe UI Semibold"/>
           <w:color w:val="333333"/>
-          <w:sz w:val="20"/>
-          <w:szCs w:val="20"/>
+          <w:sz w:val="18"/>
+          <w:szCs w:val="18"/>
         </w:rPr>
         <w:t>Profissão</w:t>
       </w:r>
@@ -4196,8 +5250,8 @@
           <w:rStyle w:val="Cdigo-fonte"/>
           <w:rFonts w:ascii="Segoe UI Semibold" w:hAnsi="Segoe UI Semibold"/>
           <w:color w:val="333333"/>
-          <w:sz w:val="20"/>
-          <w:szCs w:val="20"/>
+          <w:sz w:val="18"/>
+          <w:szCs w:val="18"/>
         </w:rPr>
         <w:t>Escolaridade</w:t>
       </w:r>
@@ -4219,8 +5273,8 @@
           <w:rStyle w:val="Cdigo-fonte"/>
           <w:rFonts w:ascii="Segoe UI Semibold" w:hAnsi="Segoe UI Semibold"/>
           <w:color w:val="333333"/>
-          <w:sz w:val="20"/>
-          <w:szCs w:val="20"/>
+          <w:sz w:val="18"/>
+          <w:szCs w:val="18"/>
         </w:rPr>
         <w:t>Habilidades</w:t>
       </w:r>
@@ -4232,15 +5286,18 @@
         <w:spacing w:before="0" w:after="0"/>
         <w:jc w:val="start"/>
         <w:rPr>
-          <w:rStyle w:val="Cdigo-fonte"/>
-          <w:rFonts w:ascii="Segoe UI Black" w:hAnsi="Segoe UI Black"/>
-          <w:color w:val="333333"/>
-        </w:rPr>
-      </w:pPr>
-      <w:r>
-        <w:rPr>
-          <w:rFonts w:ascii="Segoe UI Black" w:hAnsi="Segoe UI Black"/>
-          <w:color w:val="333333"/>
+          <w:rFonts w:ascii="Segoe UI Black" w:hAnsi="Segoe UI Black"/>
+          <w:color w:val="333333"/>
+          <w:sz w:val="18"/>
+          <w:szCs w:val="18"/>
+        </w:rPr>
+      </w:pPr>
+      <w:r>
+        <w:rPr>
+          <w:rFonts w:ascii="Segoe UI Black" w:hAnsi="Segoe UI Black"/>
+          <w:color w:val="333333"/>
+          <w:sz w:val="18"/>
+          <w:szCs w:val="18"/>
         </w:rPr>
       </w:r>
     </w:p>
@@ -4263,18 +5320,16 @@
         <w:spacing w:lineRule="auto" w:line="240" w:before="0" w:after="0"/>
         <w:jc w:val="start"/>
         <w:rPr>
-          <w:rFonts w:ascii="Segoe UI Black" w:hAnsi="Segoe UI Black"/>
-          <w:color w:val="333333"/>
-          <w:sz w:val="20"/>
-          <w:szCs w:val="20"/>
-        </w:rPr>
-      </w:pPr>
-      <w:r>
-        <w:rPr>
-          <w:rFonts w:ascii="Segoe UI Black" w:hAnsi="Segoe UI Black"/>
-          <w:color w:val="666666"/>
-          <w:sz w:val="20"/>
-          <w:szCs w:val="20"/>
+          <w:sz w:val="18"/>
+          <w:szCs w:val="18"/>
+        </w:rPr>
+      </w:pPr>
+      <w:r>
+        <w:rPr>
+          <w:rFonts w:ascii="Segoe UI Black" w:hAnsi="Segoe UI Black"/>
+          <w:color w:val="666666"/>
+          <w:sz w:val="18"/>
+          <w:szCs w:val="18"/>
         </w:rPr>
         <w:t>Todos os dados deverão ser armazenados em um objeto JavaScript.</w:t>
       </w:r>
@@ -4286,18 +5341,16 @@
         <w:spacing w:lineRule="auto" w:line="240" w:before="0" w:after="0"/>
         <w:jc w:val="start"/>
         <w:rPr>
-          <w:rFonts w:ascii="Segoe UI Black" w:hAnsi="Segoe UI Black"/>
-          <w:color w:val="666666"/>
-          <w:sz w:val="20"/>
-          <w:szCs w:val="20"/>
-        </w:rPr>
-      </w:pPr>
-      <w:r>
-        <w:rPr>
-          <w:rFonts w:ascii="Segoe UI Black" w:hAnsi="Segoe UI Black"/>
-          <w:color w:val="666666"/>
-          <w:sz w:val="20"/>
-          <w:szCs w:val="20"/>
+          <w:sz w:val="18"/>
+          <w:szCs w:val="18"/>
+        </w:rPr>
+      </w:pPr>
+      <w:r>
+        <w:rPr>
+          <w:rFonts w:ascii="Segoe UI Black" w:hAnsi="Segoe UI Black"/>
+          <w:color w:val="666666"/>
+          <w:sz w:val="18"/>
+          <w:szCs w:val="18"/>
         </w:rPr>
         <w:t>Depois exiba tudo no console de forma organizada.</w:t>
       </w:r>
@@ -4309,8 +5362,8 @@
         <w:spacing w:lineRule="auto" w:line="240" w:before="0" w:after="0"/>
         <w:jc w:val="start"/>
         <w:rPr>
-          <w:b/>
-          <w:bCs/>
+          <w:sz w:val="18"/>
+          <w:szCs w:val="18"/>
         </w:rPr>
       </w:pPr>
       <w:r>
@@ -4469,18 +5522,16 @@
         <w:ind w:hanging="283" w:start="709"/>
         <w:jc w:val="start"/>
         <w:rPr>
-          <w:rFonts w:ascii="Segoe UI Black" w:hAnsi="Segoe UI Black"/>
-          <w:color w:val="666666"/>
-          <w:sz w:val="20"/>
-          <w:szCs w:val="20"/>
-        </w:rPr>
-      </w:pPr>
-      <w:r>
-        <w:rPr>
-          <w:rFonts w:ascii="Segoe UI Black" w:hAnsi="Segoe UI Black"/>
-          <w:color w:val="666666"/>
-          <w:sz w:val="20"/>
-          <w:szCs w:val="20"/>
+          <w:sz w:val="18"/>
+          <w:szCs w:val="18"/>
+        </w:rPr>
+      </w:pPr>
+      <w:r>
+        <w:rPr>
+          <w:rFonts w:ascii="Segoe UI Black" w:hAnsi="Segoe UI Black"/>
+          <w:color w:val="666666"/>
+          <w:sz w:val="18"/>
+          <w:szCs w:val="18"/>
         </w:rPr>
         <w:t xml:space="preserve">O que é ECMAScript? </w:t>
       </w:r>
@@ -4497,18 +5548,16 @@
         <w:ind w:hanging="0" w:start="0"/>
         <w:jc w:val="start"/>
         <w:rPr>
-          <w:rFonts w:ascii="Segoe UI Semibold" w:hAnsi="Segoe UI Semibold"/>
-          <w:color w:val="333333"/>
-          <w:sz w:val="20"/>
-          <w:szCs w:val="20"/>
-        </w:rPr>
-      </w:pPr>
-      <w:r>
-        <w:rPr>
-          <w:rFonts w:ascii="Segoe UI Semibold" w:hAnsi="Segoe UI Semibold"/>
-          <w:color w:val="333333"/>
-          <w:sz w:val="20"/>
-          <w:szCs w:val="20"/>
+          <w:sz w:val="18"/>
+          <w:szCs w:val="18"/>
+        </w:rPr>
+      </w:pPr>
+      <w:r>
+        <w:rPr>
+          <w:rFonts w:ascii="Segoe UI Semibold" w:hAnsi="Segoe UI Semibold"/>
+          <w:color w:val="333333"/>
+          <w:sz w:val="18"/>
+          <w:szCs w:val="18"/>
         </w:rPr>
         <w:t xml:space="preserve">Resposta: </w:t>
       </w:r>
@@ -4527,16 +5576,16 @@
         <w:rPr>
           <w:rFonts w:ascii="Segoe UI Semibold" w:hAnsi="Segoe UI Semibold"/>
           <w:color w:val="333333"/>
-          <w:sz w:val="20"/>
-          <w:szCs w:val="20"/>
-        </w:rPr>
-      </w:pPr>
-      <w:r>
-        <w:rPr>
-          <w:rFonts w:ascii="Segoe UI Semibold" w:hAnsi="Segoe UI Semibold"/>
-          <w:color w:val="333333"/>
-          <w:sz w:val="20"/>
-          <w:szCs w:val="20"/>
+          <w:sz w:val="18"/>
+          <w:szCs w:val="18"/>
+        </w:rPr>
+      </w:pPr>
+      <w:r>
+        <w:rPr>
+          <w:rFonts w:ascii="Segoe UI Semibold" w:hAnsi="Segoe UI Semibold"/>
+          <w:color w:val="333333"/>
+          <w:sz w:val="18"/>
+          <w:szCs w:val="18"/>
         </w:rPr>
       </w:r>
     </w:p>
@@ -4555,18 +5604,16 @@
         <w:ind w:hanging="283" w:start="709"/>
         <w:jc w:val="start"/>
         <w:rPr>
-          <w:rFonts w:ascii="Segoe UI Black" w:hAnsi="Segoe UI Black"/>
-          <w:color w:val="666666"/>
-          <w:sz w:val="20"/>
-          <w:szCs w:val="20"/>
-        </w:rPr>
-      </w:pPr>
-      <w:r>
-        <w:rPr>
-          <w:rFonts w:ascii="Segoe UI Black" w:hAnsi="Segoe UI Black"/>
-          <w:color w:val="666666"/>
-          <w:sz w:val="20"/>
-          <w:szCs w:val="20"/>
+          <w:sz w:val="18"/>
+          <w:szCs w:val="18"/>
+        </w:rPr>
+      </w:pPr>
+      <w:r>
+        <w:rPr>
+          <w:rFonts w:ascii="Segoe UI Black" w:hAnsi="Segoe UI Black"/>
+          <w:color w:val="666666"/>
+          <w:sz w:val="18"/>
+          <w:szCs w:val="18"/>
         </w:rPr>
         <w:t xml:space="preserve">Qual a diferença entre JavaScript e ECMAScript? </w:t>
       </w:r>
@@ -4583,18 +5630,16 @@
         <w:ind w:hanging="0" w:start="0"/>
         <w:jc w:val="start"/>
         <w:rPr>
-          <w:rFonts w:ascii="Segoe UI Semibold" w:hAnsi="Segoe UI Semibold"/>
-          <w:color w:val="333333"/>
-          <w:sz w:val="20"/>
-          <w:szCs w:val="20"/>
-        </w:rPr>
-      </w:pPr>
-      <w:r>
-        <w:rPr>
-          <w:rFonts w:ascii="Segoe UI Semibold" w:hAnsi="Segoe UI Semibold"/>
-          <w:color w:val="333333"/>
-          <w:sz w:val="20"/>
-          <w:szCs w:val="20"/>
+          <w:sz w:val="18"/>
+          <w:szCs w:val="18"/>
+        </w:rPr>
+      </w:pPr>
+      <w:r>
+        <w:rPr>
+          <w:rFonts w:ascii="Segoe UI Semibold" w:hAnsi="Segoe UI Semibold"/>
+          <w:color w:val="333333"/>
+          <w:sz w:val="18"/>
+          <w:szCs w:val="18"/>
         </w:rPr>
         <w:t xml:space="preserve">Resposta: </w:t>
       </w:r>
@@ -4613,16 +5658,16 @@
         <w:rPr>
           <w:rFonts w:ascii="Segoe UI Semibold" w:hAnsi="Segoe UI Semibold"/>
           <w:color w:val="333333"/>
-          <w:sz w:val="20"/>
-          <w:szCs w:val="20"/>
-        </w:rPr>
-      </w:pPr>
-      <w:r>
-        <w:rPr>
-          <w:rFonts w:ascii="Segoe UI Semibold" w:hAnsi="Segoe UI Semibold"/>
-          <w:color w:val="333333"/>
-          <w:sz w:val="20"/>
-          <w:szCs w:val="20"/>
+          <w:sz w:val="18"/>
+          <w:szCs w:val="18"/>
+        </w:rPr>
+      </w:pPr>
+      <w:r>
+        <w:rPr>
+          <w:rFonts w:ascii="Segoe UI Semibold" w:hAnsi="Segoe UI Semibold"/>
+          <w:color w:val="333333"/>
+          <w:sz w:val="18"/>
+          <w:szCs w:val="18"/>
         </w:rPr>
       </w:r>
     </w:p>
@@ -4641,18 +5686,16 @@
         <w:ind w:hanging="283" w:start="709"/>
         <w:jc w:val="start"/>
         <w:rPr>
-          <w:rFonts w:ascii="Segoe UI Black" w:hAnsi="Segoe UI Black"/>
-          <w:color w:val="666666"/>
-          <w:sz w:val="20"/>
-          <w:szCs w:val="20"/>
-        </w:rPr>
-      </w:pPr>
-      <w:r>
-        <w:rPr>
-          <w:rFonts w:ascii="Segoe UI Black" w:hAnsi="Segoe UI Black"/>
-          <w:color w:val="666666"/>
-          <w:sz w:val="20"/>
-          <w:szCs w:val="20"/>
+          <w:sz w:val="18"/>
+          <w:szCs w:val="18"/>
+        </w:rPr>
+      </w:pPr>
+      <w:r>
+        <w:rPr>
+          <w:rFonts w:ascii="Segoe UI Black" w:hAnsi="Segoe UI Black"/>
+          <w:color w:val="666666"/>
+          <w:sz w:val="18"/>
+          <w:szCs w:val="18"/>
         </w:rPr>
         <w:t xml:space="preserve">O que é a MDN? </w:t>
       </w:r>
@@ -4669,18 +5712,16 @@
         <w:ind w:hanging="0" w:start="0"/>
         <w:jc w:val="start"/>
         <w:rPr>
-          <w:rFonts w:ascii="Segoe UI Semibold" w:hAnsi="Segoe UI Semibold"/>
-          <w:color w:val="333333"/>
-          <w:sz w:val="20"/>
-          <w:szCs w:val="20"/>
-        </w:rPr>
-      </w:pPr>
-      <w:r>
-        <w:rPr>
-          <w:rFonts w:ascii="Segoe UI Semibold" w:hAnsi="Segoe UI Semibold"/>
-          <w:color w:val="333333"/>
-          <w:sz w:val="20"/>
-          <w:szCs w:val="20"/>
+          <w:sz w:val="18"/>
+          <w:szCs w:val="18"/>
+        </w:rPr>
+      </w:pPr>
+      <w:r>
+        <w:rPr>
+          <w:rFonts w:ascii="Segoe UI Semibold" w:hAnsi="Segoe UI Semibold"/>
+          <w:color w:val="333333"/>
+          <w:sz w:val="18"/>
+          <w:szCs w:val="18"/>
         </w:rPr>
         <w:t xml:space="preserve">Resposta: </w:t>
       </w:r>
@@ -4699,16 +5740,16 @@
         <w:rPr>
           <w:rFonts w:ascii="Segoe UI Semibold" w:hAnsi="Segoe UI Semibold"/>
           <w:color w:val="333333"/>
-          <w:sz w:val="20"/>
-          <w:szCs w:val="20"/>
-        </w:rPr>
-      </w:pPr>
-      <w:r>
-        <w:rPr>
-          <w:rFonts w:ascii="Segoe UI Semibold" w:hAnsi="Segoe UI Semibold"/>
-          <w:color w:val="333333"/>
-          <w:sz w:val="20"/>
-          <w:szCs w:val="20"/>
+          <w:sz w:val="18"/>
+          <w:szCs w:val="18"/>
+        </w:rPr>
+      </w:pPr>
+      <w:r>
+        <w:rPr>
+          <w:rFonts w:ascii="Segoe UI Semibold" w:hAnsi="Segoe UI Semibold"/>
+          <w:color w:val="333333"/>
+          <w:sz w:val="18"/>
+          <w:szCs w:val="18"/>
         </w:rPr>
       </w:r>
     </w:p>
@@ -4727,18 +5768,16 @@
         <w:ind w:hanging="283" w:start="709"/>
         <w:jc w:val="start"/>
         <w:rPr>
-          <w:rFonts w:ascii="Segoe UI Black" w:hAnsi="Segoe UI Black"/>
-          <w:color w:val="666666"/>
-          <w:sz w:val="20"/>
-          <w:szCs w:val="20"/>
-        </w:rPr>
-      </w:pPr>
-      <w:r>
-        <w:rPr>
-          <w:rFonts w:ascii="Segoe UI Black" w:hAnsi="Segoe UI Black"/>
-          <w:color w:val="666666"/>
-          <w:sz w:val="20"/>
-          <w:szCs w:val="20"/>
+          <w:sz w:val="18"/>
+          <w:szCs w:val="18"/>
+        </w:rPr>
+      </w:pPr>
+      <w:r>
+        <w:rPr>
+          <w:rFonts w:ascii="Segoe UI Black" w:hAnsi="Segoe UI Black"/>
+          <w:color w:val="666666"/>
+          <w:sz w:val="18"/>
+          <w:szCs w:val="18"/>
         </w:rPr>
         <w:t xml:space="preserve">O que é Node.js? </w:t>
       </w:r>
@@ -4755,18 +5794,16 @@
         <w:ind w:hanging="0" w:start="0"/>
         <w:jc w:val="start"/>
         <w:rPr>
-          <w:rFonts w:ascii="Segoe UI Semibold" w:hAnsi="Segoe UI Semibold"/>
-          <w:color w:val="333333"/>
-          <w:sz w:val="20"/>
-          <w:szCs w:val="20"/>
-        </w:rPr>
-      </w:pPr>
-      <w:r>
-        <w:rPr>
-          <w:rFonts w:ascii="Segoe UI Semibold" w:hAnsi="Segoe UI Semibold"/>
-          <w:color w:val="333333"/>
-          <w:sz w:val="20"/>
-          <w:szCs w:val="20"/>
+          <w:sz w:val="18"/>
+          <w:szCs w:val="18"/>
+        </w:rPr>
+      </w:pPr>
+      <w:r>
+        <w:rPr>
+          <w:rFonts w:ascii="Segoe UI Semibold" w:hAnsi="Segoe UI Semibold"/>
+          <w:color w:val="333333"/>
+          <w:sz w:val="18"/>
+          <w:szCs w:val="18"/>
         </w:rPr>
         <w:t xml:space="preserve">Resposta: </w:t>
       </w:r>
@@ -4785,16 +5822,16 @@
         <w:rPr>
           <w:rFonts w:ascii="Segoe UI Semibold" w:hAnsi="Segoe UI Semibold"/>
           <w:color w:val="333333"/>
-          <w:sz w:val="20"/>
-          <w:szCs w:val="20"/>
-        </w:rPr>
-      </w:pPr>
-      <w:r>
-        <w:rPr>
-          <w:rFonts w:ascii="Segoe UI Semibold" w:hAnsi="Segoe UI Semibold"/>
-          <w:color w:val="333333"/>
-          <w:sz w:val="20"/>
-          <w:szCs w:val="20"/>
+          <w:sz w:val="18"/>
+          <w:szCs w:val="18"/>
+        </w:rPr>
+      </w:pPr>
+      <w:r>
+        <w:rPr>
+          <w:rFonts w:ascii="Segoe UI Semibold" w:hAnsi="Segoe UI Semibold"/>
+          <w:color w:val="333333"/>
+          <w:sz w:val="18"/>
+          <w:szCs w:val="18"/>
         </w:rPr>
       </w:r>
     </w:p>
@@ -4813,18 +5850,16 @@
         <w:ind w:hanging="283" w:start="709"/>
         <w:jc w:val="start"/>
         <w:rPr>
-          <w:rFonts w:ascii="Segoe UI Black" w:hAnsi="Segoe UI Black"/>
-          <w:color w:val="666666"/>
-          <w:sz w:val="20"/>
-          <w:szCs w:val="20"/>
-        </w:rPr>
-      </w:pPr>
-      <w:r>
-        <w:rPr>
-          <w:rFonts w:ascii="Segoe UI Black" w:hAnsi="Segoe UI Black"/>
-          <w:color w:val="666666"/>
-          <w:sz w:val="20"/>
-          <w:szCs w:val="20"/>
+          <w:sz w:val="18"/>
+          <w:szCs w:val="18"/>
+        </w:rPr>
+      </w:pPr>
+      <w:r>
+        <w:rPr>
+          <w:rFonts w:ascii="Segoe UI Black" w:hAnsi="Segoe UI Black"/>
+          <w:color w:val="666666"/>
+          <w:sz w:val="18"/>
+          <w:szCs w:val="18"/>
         </w:rPr>
         <w:t xml:space="preserve">Para que serve o Git? </w:t>
       </w:r>
@@ -4841,18 +5876,16 @@
         <w:ind w:hanging="0" w:start="0"/>
         <w:jc w:val="start"/>
         <w:rPr>
-          <w:rFonts w:ascii="Segoe UI Semibold" w:hAnsi="Segoe UI Semibold"/>
-          <w:color w:val="333333"/>
-          <w:sz w:val="20"/>
-          <w:szCs w:val="20"/>
-        </w:rPr>
-      </w:pPr>
-      <w:r>
-        <w:rPr>
-          <w:rFonts w:ascii="Segoe UI Semibold" w:hAnsi="Segoe UI Semibold"/>
-          <w:color w:val="333333"/>
-          <w:sz w:val="20"/>
-          <w:szCs w:val="20"/>
+          <w:sz w:val="18"/>
+          <w:szCs w:val="18"/>
+        </w:rPr>
+      </w:pPr>
+      <w:r>
+        <w:rPr>
+          <w:rFonts w:ascii="Segoe UI Semibold" w:hAnsi="Segoe UI Semibold"/>
+          <w:color w:val="333333"/>
+          <w:sz w:val="18"/>
+          <w:szCs w:val="18"/>
         </w:rPr>
         <w:t xml:space="preserve">Resposta: </w:t>
       </w:r>
@@ -4871,16 +5904,16 @@
         <w:rPr>
           <w:rFonts w:ascii="Segoe UI Semibold" w:hAnsi="Segoe UI Semibold"/>
           <w:color w:val="333333"/>
-          <w:sz w:val="20"/>
-          <w:szCs w:val="20"/>
-        </w:rPr>
-      </w:pPr>
-      <w:r>
-        <w:rPr>
-          <w:rFonts w:ascii="Segoe UI Semibold" w:hAnsi="Segoe UI Semibold"/>
-          <w:color w:val="333333"/>
-          <w:sz w:val="20"/>
-          <w:szCs w:val="20"/>
+          <w:sz w:val="18"/>
+          <w:szCs w:val="18"/>
+        </w:rPr>
+      </w:pPr>
+      <w:r>
+        <w:rPr>
+          <w:rFonts w:ascii="Segoe UI Semibold" w:hAnsi="Segoe UI Semibold"/>
+          <w:color w:val="333333"/>
+          <w:sz w:val="18"/>
+          <w:szCs w:val="18"/>
         </w:rPr>
       </w:r>
     </w:p>
@@ -4899,18 +5932,16 @@
         <w:ind w:hanging="283" w:start="709"/>
         <w:jc w:val="start"/>
         <w:rPr>
-          <w:rFonts w:ascii="Segoe UI Black" w:hAnsi="Segoe UI Black"/>
-          <w:color w:val="666666"/>
-          <w:sz w:val="20"/>
-          <w:szCs w:val="20"/>
-        </w:rPr>
-      </w:pPr>
-      <w:r>
-        <w:rPr>
-          <w:rFonts w:ascii="Segoe UI Black" w:hAnsi="Segoe UI Black"/>
-          <w:color w:val="666666"/>
-          <w:sz w:val="20"/>
-          <w:szCs w:val="20"/>
+          <w:sz w:val="18"/>
+          <w:szCs w:val="18"/>
+        </w:rPr>
+      </w:pPr>
+      <w:r>
+        <w:rPr>
+          <w:rFonts w:ascii="Segoe UI Black" w:hAnsi="Segoe UI Black"/>
+          <w:color w:val="666666"/>
+          <w:sz w:val="18"/>
+          <w:szCs w:val="18"/>
         </w:rPr>
         <w:t xml:space="preserve">Para que serve o GitHub? </w:t>
       </w:r>
@@ -4927,18 +5958,16 @@
         <w:ind w:hanging="0" w:start="0"/>
         <w:jc w:val="start"/>
         <w:rPr>
-          <w:rFonts w:ascii="Segoe UI Semibold" w:hAnsi="Segoe UI Semibold"/>
-          <w:color w:val="333333"/>
-          <w:sz w:val="20"/>
-          <w:szCs w:val="20"/>
-        </w:rPr>
-      </w:pPr>
-      <w:r>
-        <w:rPr>
-          <w:rFonts w:ascii="Segoe UI Semibold" w:hAnsi="Segoe UI Semibold"/>
-          <w:color w:val="333333"/>
-          <w:sz w:val="20"/>
-          <w:szCs w:val="20"/>
+          <w:sz w:val="18"/>
+          <w:szCs w:val="18"/>
+        </w:rPr>
+      </w:pPr>
+      <w:r>
+        <w:rPr>
+          <w:rFonts w:ascii="Segoe UI Semibold" w:hAnsi="Segoe UI Semibold"/>
+          <w:color w:val="333333"/>
+          <w:sz w:val="18"/>
+          <w:szCs w:val="18"/>
         </w:rPr>
         <w:t xml:space="preserve">Resposta: </w:t>
       </w:r>
@@ -4957,16 +5986,16 @@
         <w:rPr>
           <w:rFonts w:ascii="Segoe UI Semibold" w:hAnsi="Segoe UI Semibold"/>
           <w:color w:val="333333"/>
-          <w:sz w:val="20"/>
-          <w:szCs w:val="20"/>
-        </w:rPr>
-      </w:pPr>
-      <w:r>
-        <w:rPr>
-          <w:rFonts w:ascii="Segoe UI Semibold" w:hAnsi="Segoe UI Semibold"/>
-          <w:color w:val="333333"/>
-          <w:sz w:val="20"/>
-          <w:szCs w:val="20"/>
+          <w:sz w:val="18"/>
+          <w:szCs w:val="18"/>
+        </w:rPr>
+      </w:pPr>
+      <w:r>
+        <w:rPr>
+          <w:rFonts w:ascii="Segoe UI Semibold" w:hAnsi="Segoe UI Semibold"/>
+          <w:color w:val="333333"/>
+          <w:sz w:val="18"/>
+          <w:szCs w:val="18"/>
         </w:rPr>
       </w:r>
     </w:p>

--- a/plano-de-estudo/BACK-END_JAVASCRIPT_QUESTIONARIO-FASE1_SEMANA1.docx
+++ b/plano-de-estudo/BACK-END_JAVASCRIPT_QUESTIONARIO-FASE1_SEMANA1.docx
@@ -765,24 +765,31 @@
         <w:spacing w:before="285" w:after="285"/>
         <w:jc w:val="center"/>
         <w:rPr>
+          <w:sz w:val="18"/>
+          <w:szCs w:val="18"/>
+        </w:rPr>
+      </w:pPr>
+      <w:r>
+        <w:rPr>
           <w:rFonts w:ascii="Segoe UI Black" w:hAnsi="Segoe UI Black"/>
           <w:b w:val="false"/>
           <w:bCs w:val="false"/>
           <w:color w:val="333333"/>
-          <w:sz w:val="20"/>
-          <w:szCs w:val="20"/>
-        </w:rPr>
-      </w:pPr>
+          <w:sz w:val="18"/>
+          <w:szCs w:val="18"/>
+        </w:rPr>
+        <w:t>🧠</w:t>
+      </w:r>
       <w:r>
         <w:rPr>
           <w:rFonts w:ascii="Segoe UI Black" w:hAnsi="Segoe UI Black"/>
           <w:b w:val="false"/>
           <w:bCs w:val="false"/>
-          <w:color w:val="333333"/>
-          <w:sz w:val="20"/>
-          <w:szCs w:val="20"/>
-        </w:rPr>
-        <w:t>🧠</w:t>
+          <w:color w:val="666666"/>
+          <w:sz w:val="18"/>
+          <w:szCs w:val="18"/>
+        </w:rPr>
+        <w:t xml:space="preserve"> </w:t>
       </w:r>
       <w:r>
         <w:rPr>
@@ -790,19 +797,8 @@
           <w:b w:val="false"/>
           <w:bCs w:val="false"/>
           <w:color w:val="666666"/>
-          <w:sz w:val="20"/>
-          <w:szCs w:val="20"/>
-        </w:rPr>
-        <w:t xml:space="preserve"> </w:t>
-      </w:r>
-      <w:r>
-        <w:rPr>
-          <w:rFonts w:ascii="Segoe UI Black" w:hAnsi="Segoe UI Black"/>
-          <w:b w:val="false"/>
-          <w:bCs w:val="false"/>
-          <w:color w:val="666666"/>
-          <w:sz w:val="20"/>
-          <w:szCs w:val="20"/>
+          <w:sz w:val="18"/>
+          <w:szCs w:val="18"/>
         </w:rPr>
         <w:t>Questões Teóricas</w:t>
       </w:r>
@@ -866,16 +862,7 @@
           <w:sz w:val="18"/>
           <w:szCs w:val="18"/>
         </w:rPr>
-        <w:t xml:space="preserve">Resposta: </w:t>
-      </w:r>
-      <w:r>
-        <w:rPr>
-          <w:rFonts w:ascii="Segoe UI Semibold" w:hAnsi="Segoe UI Semibold"/>
-          <w:color w:val="333333"/>
-          <w:sz w:val="18"/>
-          <w:szCs w:val="18"/>
-        </w:rPr>
-        <w:t>JavaScript é uma linguagem de programação interpretada criada para ser rodada do lado do cliente. Despois espandida para utilização no lado do servidor com o auxilio do Node.js.</w:t>
+        <w:t>Resposta: JavaScript é uma linguagem de programação interpretada criada para ser rodada do lado do cliente. Despois espandida para utilização no lado do servidor com o auxilio do Node.js.</w:t>
       </w:r>
     </w:p>
     <w:p>
@@ -988,25 +975,7 @@
           <w:sz w:val="18"/>
           <w:szCs w:val="18"/>
         </w:rPr>
-        <w:t>c</w:t>
-      </w:r>
-      <w:r>
-        <w:rPr>
-          <w:rFonts w:ascii="Segoe UI Semibold" w:hAnsi="Segoe UI Semibold"/>
-          <w:color w:val="333333"/>
-          <w:sz w:val="18"/>
-          <w:szCs w:val="18"/>
-        </w:rPr>
-        <w:t xml:space="preserve">) Navegador e servidor. </w:t>
-      </w:r>
-      <w:r>
-        <w:rPr>
-          <w:rFonts w:ascii="Segoe UI Semibold" w:hAnsi="Segoe UI Semibold"/>
-          <w:color w:val="333333"/>
-          <w:sz w:val="18"/>
-          <w:szCs w:val="18"/>
-        </w:rPr>
-        <w:t>( x )</w:t>
+        <w:t>c) Navegador e servidor. ( x )</w:t>
       </w:r>
     </w:p>
     <w:p>
@@ -1179,52 +1148,7 @@
           <w:sz w:val="18"/>
           <w:szCs w:val="18"/>
         </w:rPr>
-        <w:t xml:space="preserve">Resposta: </w:t>
-      </w:r>
-      <w:r>
-        <w:rPr>
-          <w:rFonts w:ascii="Segoe UI Semibold" w:hAnsi="Segoe UI Semibold"/>
-          <w:color w:val="333333"/>
-          <w:sz w:val="18"/>
-          <w:szCs w:val="18"/>
-        </w:rPr>
-        <w:t>let e var são formas de declarar variáveis, sendo let uma uma versão mais morderna e melhorada de var, onde as variáveis declaradas com var são içadas, o que permitia referenciar uma váriaveis  antes mesmo dela ser declarada, isso poderia ca</w:t>
-      </w:r>
-      <w:r>
-        <w:rPr>
-          <w:rFonts w:ascii="Segoe UI Semibold" w:hAnsi="Segoe UI Semibold"/>
-          <w:color w:val="333333"/>
-          <w:sz w:val="18"/>
-          <w:szCs w:val="18"/>
-        </w:rPr>
-        <w:t>us</w:t>
-      </w:r>
-      <w:r>
-        <w:rPr>
-          <w:rFonts w:ascii="Segoe UI Semibold" w:hAnsi="Segoe UI Semibold"/>
-          <w:color w:val="333333"/>
-          <w:sz w:val="18"/>
-          <w:szCs w:val="18"/>
-        </w:rPr>
-        <w:t xml:space="preserve">ar </w:t>
-      </w:r>
-      <w:r>
-        <w:rPr>
-          <w:rFonts w:ascii="Segoe UI Semibold" w:hAnsi="Segoe UI Semibold"/>
-          <w:color w:val="333333"/>
-          <w:sz w:val="18"/>
-          <w:szCs w:val="18"/>
-        </w:rPr>
-        <w:t xml:space="preserve">um </w:t>
-      </w:r>
-      <w:r>
-        <w:rPr>
-          <w:rFonts w:ascii="Segoe UI Semibold" w:hAnsi="Segoe UI Semibold"/>
-          <w:color w:val="333333"/>
-          <w:sz w:val="18"/>
-          <w:szCs w:val="18"/>
-        </w:rPr>
-        <w:t>resultados inesperados causando falhas silenciosas, por isso a função de içamento foi corrigido com let, var caiu em desuso sendo let recomendado na criação que qualquer váriavel. const é utilizado na declaração de constante, constante é uma váriavel, onde não pode receber uma nova atrbuição de valor após ser declarada, sendo essa a difirença de const para let e var.</w:t>
+        <w:t>Resposta: let e var são formas de declarar variáveis, sendo let uma uma versão mais morderna e melhorada de var, onde as variáveis declaradas com var são içadas, o que permitia referenciar uma váriaveis  antes mesmo dela ser declarada, isso poderia causar um resultados inesperados causando falhas silenciosas, por isso a função de içamento foi corrigido com let, var caiu em desuso sendo let recomendado na criação que qualquer váriavel. const é utilizado na declaração de constante, constante é uma váriavel, onde não pode receber uma nova atrbuição de valor após ser declarada, sendo essa a difirença de const para let e var.</w:t>
       </w:r>
     </w:p>
     <w:p>
@@ -1295,16 +1219,7 @@
           <w:sz w:val="18"/>
           <w:szCs w:val="18"/>
         </w:rPr>
-        <w:t xml:space="preserve">Resposta: </w:t>
-      </w:r>
-      <w:r>
-        <w:rPr>
-          <w:rFonts w:ascii="Segoe UI Semibold" w:hAnsi="Segoe UI Semibold"/>
-          <w:color w:val="333333"/>
-          <w:sz w:val="18"/>
-          <w:szCs w:val="18"/>
-        </w:rPr>
-        <w:t>Significa que suas variáveis podem receber tipos de valores diferentes a cada atribuição.</w:t>
+        <w:t>Resposta: Significa que suas variáveis podem receber tipos de valores diferentes a cada atribuição.</w:t>
       </w:r>
     </w:p>
     <w:p>
@@ -1353,16 +1268,7 @@
           <w:sz w:val="18"/>
           <w:szCs w:val="18"/>
         </w:rPr>
-        <w:t xml:space="preserve">Resposta: </w:t>
-      </w:r>
-      <w:r>
-        <w:rPr>
-          <w:rFonts w:ascii="Segoe UI Semibold" w:hAnsi="Segoe UI Semibold"/>
-          <w:color w:val="333333"/>
-          <w:sz w:val="18"/>
-          <w:szCs w:val="18"/>
-        </w:rPr>
-        <w:t>string, number, boolean, undefined e null.</w:t>
+        <w:t>Resposta: string, number, boolean, undefined e null.</w:t>
       </w:r>
     </w:p>
     <w:p>
@@ -1448,16 +1354,7 @@
           <w:sz w:val="18"/>
           <w:szCs w:val="18"/>
         </w:rPr>
-        <w:t xml:space="preserve">Resposta: </w:t>
-      </w:r>
-      <w:r>
-        <w:rPr>
-          <w:rFonts w:ascii="Segoe UI Semibold" w:hAnsi="Segoe UI Semibold"/>
-          <w:color w:val="333333"/>
-          <w:sz w:val="18"/>
-          <w:szCs w:val="18"/>
-        </w:rPr>
-        <w:t>Indicar o tipo de um valor.</w:t>
+        <w:t>Resposta: Indicar o tipo de um valor.</w:t>
       </w:r>
     </w:p>
     <w:p>
@@ -1574,8 +1471,65 @@
           <w:sz w:val="18"/>
           <w:szCs w:val="18"/>
         </w:rPr>
-        <w:t xml:space="preserve">Resposta: </w:t>
-      </w:r>
+        <w:t xml:space="preserve">Resposta: Ambos realizam comparações, mas “==” realiza a conversão de tipo antes de realizar a comparação dos valores, entando “===” realiza a comparação do valor e tipo. </w:t>
+      </w:r>
+    </w:p>
+    <w:p>
+      <w:pPr>
+        <w:pStyle w:val="BodyText"/>
+        <w:bidi w:val="0"/>
+        <w:spacing w:lineRule="auto" w:line="240" w:before="0" w:after="0"/>
+        <w:jc w:val="start"/>
+        <w:rPr>
+          <w:rFonts w:ascii="Segoe UI Semibold" w:hAnsi="Segoe UI Semibold"/>
+          <w:sz w:val="18"/>
+          <w:szCs w:val="18"/>
+        </w:rPr>
+      </w:pPr>
+      <w:r>
+        <w:rPr>
+          <w:rFonts w:ascii="Segoe UI Semibold" w:hAnsi="Segoe UI Semibold"/>
+          <w:sz w:val="18"/>
+          <w:szCs w:val="18"/>
+        </w:rPr>
+      </w:r>
+    </w:p>
+    <w:p>
+      <w:pPr>
+        <w:pStyle w:val="BodyText"/>
+        <w:bidi w:val="0"/>
+        <w:spacing w:lineRule="auto" w:line="240" w:before="0" w:after="0"/>
+        <w:jc w:val="start"/>
+        <w:rPr/>
+      </w:pPr>
+      <w:r>
+        <w:rPr>
+          <w:rStyle w:val="Strong"/>
+          <w:rFonts w:ascii="Segoe UI Black" w:hAnsi="Segoe UI Black"/>
+          <w:color w:val="666666"/>
+          <w:sz w:val="18"/>
+          <w:szCs w:val="18"/>
+        </w:rPr>
+        <w:t>8.</w:t>
+      </w:r>
+      <w:r>
+        <w:rPr>
+          <w:rFonts w:ascii="Segoe UI Black" w:hAnsi="Segoe UI Black"/>
+          <w:color w:val="666666"/>
+          <w:sz w:val="18"/>
+          <w:szCs w:val="18"/>
+        </w:rPr>
+        <w:t xml:space="preserve"> O que é coerção de tipos?</w:t>
+      </w:r>
+    </w:p>
+    <w:p>
+      <w:pPr>
+        <w:pStyle w:val="BodyText"/>
+        <w:bidi w:val="0"/>
+        <w:spacing w:lineRule="auto" w:line="240" w:before="0" w:after="0"/>
+        <w:jc w:val="start"/>
+        <w:rPr/>
+      </w:pPr>
       <w:r>
         <w:rPr>
           <w:rStyle w:val="Cdigo-fonte"/>
@@ -1584,7 +1538,7 @@
           <w:sz w:val="18"/>
           <w:szCs w:val="18"/>
         </w:rPr>
-        <w:t xml:space="preserve">Ambos realizam comparações, mas “==” realiza a conversão de tipo antes de realizar a comparação dos valores, entando “===” realiza a comparação do valor e tipo. </w:t>
+        <w:t>Resposta: É a conversão de automática de tipo que ocorre quando um operador recebe um valor de tipo não esperado.</w:t>
       </w:r>
     </w:p>
     <w:p>
@@ -1623,16 +1577,35 @@
           <w:sz w:val="18"/>
           <w:szCs w:val="18"/>
         </w:rPr>
-        <w:t>8.</w:t>
-      </w:r>
-      <w:r>
-        <w:rPr>
-          <w:rFonts w:ascii="Segoe UI Black" w:hAnsi="Segoe UI Black"/>
-          <w:color w:val="666666"/>
-          <w:sz w:val="18"/>
-          <w:szCs w:val="18"/>
-        </w:rPr>
-        <w:t xml:space="preserve"> O que é coerção de tipos?</w:t>
+        <w:t>9.</w:t>
+      </w:r>
+      <w:r>
+        <w:rPr>
+          <w:rFonts w:ascii="Segoe UI Black" w:hAnsi="Segoe UI Black"/>
+          <w:color w:val="666666"/>
+          <w:sz w:val="18"/>
+          <w:szCs w:val="18"/>
+        </w:rPr>
+        <w:t xml:space="preserve"> O que significa o valor </w:t>
+      </w:r>
+      <w:r>
+        <w:rPr>
+          <w:rStyle w:val="Cdigo-fonte"/>
+          <w:rFonts w:ascii="Segoe UI Black" w:hAnsi="Segoe UI Black"/>
+          <w:color w:val="666666"/>
+          <w:sz w:val="18"/>
+          <w:szCs w:val="18"/>
+        </w:rPr>
+        <w:t>NaN</w:t>
+      </w:r>
+      <w:r>
+        <w:rPr>
+          <w:rFonts w:ascii="Segoe UI Black" w:hAnsi="Segoe UI Black"/>
+          <w:color w:val="666666"/>
+          <w:sz w:val="18"/>
+          <w:szCs w:val="18"/>
+        </w:rPr>
+        <w:t>?</w:t>
       </w:r>
     </w:p>
     <w:p>
@@ -1651,8 +1624,65 @@
           <w:sz w:val="18"/>
           <w:szCs w:val="18"/>
         </w:rPr>
-        <w:t xml:space="preserve">Resposta: </w:t>
-      </w:r>
+        <w:t>Resposta: “Not a Number”, apesar ser do tipo number, NaN é retornado quando uma operador matemático recebe um valor que não pode ser convertido para o tipo number.</w:t>
+      </w:r>
+    </w:p>
+    <w:p>
+      <w:pPr>
+        <w:pStyle w:val="BodyText"/>
+        <w:bidi w:val="0"/>
+        <w:spacing w:lineRule="auto" w:line="240" w:before="0" w:after="0"/>
+        <w:jc w:val="start"/>
+        <w:rPr>
+          <w:rFonts w:ascii="Segoe UI Semibold" w:hAnsi="Segoe UI Semibold"/>
+          <w:sz w:val="18"/>
+          <w:szCs w:val="18"/>
+        </w:rPr>
+      </w:pPr>
+      <w:r>
+        <w:rPr>
+          <w:rFonts w:ascii="Segoe UI Semibold" w:hAnsi="Segoe UI Semibold"/>
+          <w:sz w:val="18"/>
+          <w:szCs w:val="18"/>
+        </w:rPr>
+      </w:r>
+    </w:p>
+    <w:p>
+      <w:pPr>
+        <w:pStyle w:val="BodyText"/>
+        <w:bidi w:val="0"/>
+        <w:spacing w:lineRule="auto" w:line="240" w:before="0" w:after="0"/>
+        <w:jc w:val="start"/>
+        <w:rPr/>
+      </w:pPr>
+      <w:r>
+        <w:rPr>
+          <w:rStyle w:val="Strong"/>
+          <w:rFonts w:ascii="Segoe UI Black" w:hAnsi="Segoe UI Black"/>
+          <w:color w:val="666666"/>
+          <w:sz w:val="18"/>
+          <w:szCs w:val="18"/>
+        </w:rPr>
+        <w:t>10.</w:t>
+      </w:r>
+      <w:r>
+        <w:rPr>
+          <w:rFonts w:ascii="Segoe UI Black" w:hAnsi="Segoe UI Black"/>
+          <w:color w:val="666666"/>
+          <w:sz w:val="18"/>
+          <w:szCs w:val="18"/>
+        </w:rPr>
+        <w:t xml:space="preserve"> Qual é a vantagem de utilizar Template Strings?</w:t>
+      </w:r>
+    </w:p>
+    <w:p>
+      <w:pPr>
+        <w:pStyle w:val="BodyText"/>
+        <w:bidi w:val="0"/>
+        <w:spacing w:lineRule="auto" w:line="240" w:before="0" w:after="0"/>
+        <w:jc w:val="start"/>
+        <w:rPr/>
+      </w:pPr>
       <w:r>
         <w:rPr>
           <w:rStyle w:val="Cdigo-fonte"/>
@@ -1661,85 +1691,38 @@
           <w:sz w:val="18"/>
           <w:szCs w:val="18"/>
         </w:rPr>
-        <w:t>É a conversão de automática de tipo que ocorre quando um operador recebe um valor de tipo não esperado.</w:t>
-      </w:r>
-    </w:p>
-    <w:p>
-      <w:pPr>
-        <w:pStyle w:val="BodyText"/>
-        <w:bidi w:val="0"/>
-        <w:spacing w:lineRule="auto" w:line="240" w:before="0" w:after="0"/>
-        <w:jc w:val="start"/>
-        <w:rPr>
-          <w:rFonts w:ascii="Segoe UI Semibold" w:hAnsi="Segoe UI Semibold"/>
-          <w:sz w:val="18"/>
-          <w:szCs w:val="18"/>
-        </w:rPr>
-      </w:pPr>
-      <w:r>
-        <w:rPr>
-          <w:rFonts w:ascii="Segoe UI Semibold" w:hAnsi="Segoe UI Semibold"/>
-          <w:sz w:val="18"/>
-          <w:szCs w:val="18"/>
-        </w:rPr>
-      </w:r>
-    </w:p>
-    <w:p>
-      <w:pPr>
-        <w:pStyle w:val="BodyText"/>
-        <w:bidi w:val="0"/>
-        <w:spacing w:lineRule="auto" w:line="240" w:before="0" w:after="0"/>
-        <w:jc w:val="start"/>
-        <w:rPr/>
-      </w:pPr>
-      <w:r>
-        <w:rPr>
-          <w:rStyle w:val="Strong"/>
-          <w:rFonts w:ascii="Segoe UI Black" w:hAnsi="Segoe UI Black"/>
-          <w:color w:val="666666"/>
-          <w:sz w:val="18"/>
-          <w:szCs w:val="18"/>
-        </w:rPr>
-        <w:t>9.</w:t>
-      </w:r>
-      <w:r>
-        <w:rPr>
-          <w:rFonts w:ascii="Segoe UI Black" w:hAnsi="Segoe UI Black"/>
-          <w:color w:val="666666"/>
-          <w:sz w:val="18"/>
-          <w:szCs w:val="18"/>
-        </w:rPr>
-        <w:t xml:space="preserve"> O que significa o valor </w:t>
-      </w:r>
-      <w:r>
+        <w:t>Resposta: Facilita a ultilização de valores váriaveis dentro de uma string, ao invés de  utilizar vários operados de concatenação.</w:t>
+      </w:r>
+    </w:p>
+    <w:p>
+      <w:pPr>
+        <w:pStyle w:val="BodyText"/>
+        <w:bidi w:val="0"/>
+        <w:spacing w:lineRule="auto" w:line="240" w:before="0" w:after="0"/>
+        <w:jc w:val="start"/>
         <w:rPr>
           <w:rStyle w:val="Cdigo-fonte"/>
-          <w:rFonts w:ascii="Segoe UI Black" w:hAnsi="Segoe UI Black"/>
-          <w:color w:val="666666"/>
-          <w:sz w:val="18"/>
-          <w:szCs w:val="18"/>
-        </w:rPr>
-        <w:t>NaN</w:t>
-      </w:r>
-      <w:r>
-        <w:rPr>
-          <w:rFonts w:ascii="Segoe UI Black" w:hAnsi="Segoe UI Black"/>
-          <w:color w:val="666666"/>
-          <w:sz w:val="18"/>
-          <w:szCs w:val="18"/>
-        </w:rPr>
-        <w:t>?</w:t>
-      </w:r>
-    </w:p>
-    <w:p>
-      <w:pPr>
-        <w:pStyle w:val="BodyText"/>
-        <w:bidi w:val="0"/>
-        <w:spacing w:lineRule="auto" w:line="240" w:before="0" w:after="0"/>
-        <w:jc w:val="start"/>
-        <w:rPr/>
-      </w:pPr>
-      <w:r>
+          <w:rFonts w:ascii="Segoe UI Semibold" w:hAnsi="Segoe UI Semibold"/>
+          <w:color w:val="333333"/>
+          <w:sz w:val="18"/>
+          <w:szCs w:val="18"/>
+        </w:rPr>
+      </w:pPr>
+      <w:r>
+        <w:rPr>
+          <w:rFonts w:ascii="Segoe UI Semibold" w:hAnsi="Segoe UI Semibold"/>
+          <w:color w:val="333333"/>
+          <w:sz w:val="18"/>
+          <w:szCs w:val="18"/>
+        </w:rPr>
+      </w:r>
+    </w:p>
+    <w:p>
+      <w:pPr>
+        <w:pStyle w:val="BodyText"/>
+        <w:bidi w:val="0"/>
+        <w:spacing w:lineRule="auto" w:line="240" w:before="0" w:after="0"/>
+        <w:jc w:val="start"/>
         <w:rPr>
           <w:rStyle w:val="Cdigo-fonte"/>
           <w:rFonts w:ascii="Segoe UI Semibold" w:hAnsi="Segoe UI Semibold"/>
@@ -1747,9 +1730,22 @@
           <w:sz w:val="18"/>
           <w:szCs w:val="18"/>
         </w:rPr>
-        <w:t>Resposta: “</w:t>
-      </w:r>
-      <w:r>
+      </w:pPr>
+      <w:r>
+        <w:rPr>
+          <w:rFonts w:ascii="Segoe UI Semibold" w:hAnsi="Segoe UI Semibold"/>
+          <w:color w:val="333333"/>
+          <w:sz w:val="18"/>
+          <w:szCs w:val="18"/>
+        </w:rPr>
+      </w:r>
+    </w:p>
+    <w:p>
+      <w:pPr>
+        <w:pStyle w:val="BodyText"/>
+        <w:bidi w:val="0"/>
+        <w:spacing w:lineRule="auto" w:line="240" w:before="0" w:after="0"/>
+        <w:jc w:val="start"/>
         <w:rPr>
           <w:rStyle w:val="Cdigo-fonte"/>
           <w:rFonts w:ascii="Segoe UI Semibold" w:hAnsi="Segoe UI Semibold"/>
@@ -1757,9 +1753,22 @@
           <w:sz w:val="18"/>
           <w:szCs w:val="18"/>
         </w:rPr>
-        <w:t xml:space="preserve">Not a Number”, apesar ser do tipo number, </w:t>
-      </w:r>
-      <w:r>
+      </w:pPr>
+      <w:r>
+        <w:rPr>
+          <w:rFonts w:ascii="Segoe UI Semibold" w:hAnsi="Segoe UI Semibold"/>
+          <w:color w:val="333333"/>
+          <w:sz w:val="18"/>
+          <w:szCs w:val="18"/>
+        </w:rPr>
+      </w:r>
+    </w:p>
+    <w:p>
+      <w:pPr>
+        <w:pStyle w:val="BodyText"/>
+        <w:bidi w:val="0"/>
+        <w:spacing w:lineRule="auto" w:line="240" w:before="0" w:after="0"/>
+        <w:jc w:val="start"/>
         <w:rPr>
           <w:rStyle w:val="Cdigo-fonte"/>
           <w:rFonts w:ascii="Segoe UI Semibold" w:hAnsi="Segoe UI Semibold"/>
@@ -1767,9 +1776,22 @@
           <w:sz w:val="18"/>
           <w:szCs w:val="18"/>
         </w:rPr>
-        <w:t xml:space="preserve">NaN é retornado quando uma operador </w:t>
-      </w:r>
-      <w:r>
+      </w:pPr>
+      <w:r>
+        <w:rPr>
+          <w:rFonts w:ascii="Segoe UI Semibold" w:hAnsi="Segoe UI Semibold"/>
+          <w:color w:val="333333"/>
+          <w:sz w:val="18"/>
+          <w:szCs w:val="18"/>
+        </w:rPr>
+      </w:r>
+    </w:p>
+    <w:p>
+      <w:pPr>
+        <w:pStyle w:val="BodyText"/>
+        <w:bidi w:val="0"/>
+        <w:spacing w:lineRule="auto" w:line="240" w:before="0" w:after="0"/>
+        <w:jc w:val="start"/>
         <w:rPr>
           <w:rStyle w:val="Cdigo-fonte"/>
           <w:rFonts w:ascii="Segoe UI Semibold" w:hAnsi="Segoe UI Semibold"/>
@@ -1777,204 +1799,14 @@
           <w:sz w:val="18"/>
           <w:szCs w:val="18"/>
         </w:rPr>
-        <w:t>matemático</w:t>
-      </w:r>
-      <w:r>
-        <w:rPr>
-          <w:rStyle w:val="Cdigo-fonte"/>
-          <w:rFonts w:ascii="Segoe UI Semibold" w:hAnsi="Segoe UI Semibold"/>
-          <w:color w:val="333333"/>
-          <w:sz w:val="18"/>
-          <w:szCs w:val="18"/>
-        </w:rPr>
-        <w:t xml:space="preserve"> </w:t>
-      </w:r>
-      <w:r>
-        <w:rPr>
-          <w:rStyle w:val="Cdigo-fonte"/>
-          <w:rFonts w:ascii="Segoe UI Semibold" w:hAnsi="Segoe UI Semibold"/>
-          <w:color w:val="333333"/>
-          <w:sz w:val="18"/>
-          <w:szCs w:val="18"/>
-        </w:rPr>
-        <w:t>recebe um valor que não</w:t>
-      </w:r>
-      <w:r>
-        <w:rPr>
-          <w:rStyle w:val="Cdigo-fonte"/>
-          <w:rFonts w:ascii="Segoe UI Semibold" w:hAnsi="Segoe UI Semibold"/>
-          <w:color w:val="333333"/>
-          <w:sz w:val="18"/>
-          <w:szCs w:val="18"/>
-        </w:rPr>
-        <w:t xml:space="preserve"> pode ser convertido para o tipo number.</w:t>
-      </w:r>
-    </w:p>
-    <w:p>
-      <w:pPr>
-        <w:pStyle w:val="BodyText"/>
-        <w:bidi w:val="0"/>
-        <w:spacing w:lineRule="auto" w:line="240" w:before="0" w:after="0"/>
-        <w:jc w:val="start"/>
-        <w:rPr>
-          <w:rFonts w:ascii="Segoe UI Semibold" w:hAnsi="Segoe UI Semibold"/>
-          <w:sz w:val="18"/>
-          <w:szCs w:val="18"/>
-        </w:rPr>
-      </w:pPr>
-      <w:r>
-        <w:rPr>
-          <w:rFonts w:ascii="Segoe UI Semibold" w:hAnsi="Segoe UI Semibold"/>
-          <w:sz w:val="18"/>
-          <w:szCs w:val="18"/>
-        </w:rPr>
-      </w:r>
-    </w:p>
-    <w:p>
-      <w:pPr>
-        <w:pStyle w:val="BodyText"/>
-        <w:bidi w:val="0"/>
-        <w:spacing w:lineRule="auto" w:line="240" w:before="0" w:after="0"/>
-        <w:jc w:val="start"/>
-        <w:rPr/>
-      </w:pPr>
-      <w:r>
-        <w:rPr>
-          <w:rStyle w:val="Strong"/>
-          <w:rFonts w:ascii="Segoe UI Black" w:hAnsi="Segoe UI Black"/>
-          <w:color w:val="666666"/>
-          <w:sz w:val="18"/>
-          <w:szCs w:val="18"/>
-        </w:rPr>
-        <w:t>10.</w:t>
-      </w:r>
-      <w:r>
-        <w:rPr>
-          <w:rFonts w:ascii="Segoe UI Black" w:hAnsi="Segoe UI Black"/>
-          <w:color w:val="666666"/>
-          <w:sz w:val="18"/>
-          <w:szCs w:val="18"/>
-        </w:rPr>
-        <w:t xml:space="preserve"> Qual é a vantagem de utilizar Template Strings?</w:t>
-      </w:r>
-    </w:p>
-    <w:p>
-      <w:pPr>
-        <w:pStyle w:val="BodyText"/>
-        <w:bidi w:val="0"/>
-        <w:spacing w:lineRule="auto" w:line="240" w:before="0" w:after="0"/>
-        <w:jc w:val="start"/>
-        <w:rPr/>
-      </w:pPr>
-      <w:r>
-        <w:rPr>
-          <w:rStyle w:val="Cdigo-fonte"/>
-          <w:rFonts w:ascii="Segoe UI Semibold" w:hAnsi="Segoe UI Semibold"/>
-          <w:color w:val="333333"/>
-          <w:sz w:val="18"/>
-          <w:szCs w:val="18"/>
-        </w:rPr>
-        <w:t xml:space="preserve">Resposta: </w:t>
-      </w:r>
-      <w:r>
-        <w:rPr>
-          <w:rStyle w:val="Cdigo-fonte"/>
-          <w:rFonts w:ascii="Segoe UI Semibold" w:hAnsi="Segoe UI Semibold"/>
-          <w:color w:val="333333"/>
-          <w:sz w:val="18"/>
-          <w:szCs w:val="18"/>
-        </w:rPr>
-        <w:t>Facilita a ultilização de valores váriaveis dentro de uma string, ao invés de  utilizar vários operados de concatenação.</w:t>
-      </w:r>
-    </w:p>
-    <w:p>
-      <w:pPr>
-        <w:pStyle w:val="BodyText"/>
-        <w:bidi w:val="0"/>
-        <w:spacing w:lineRule="auto" w:line="240" w:before="0" w:after="0"/>
-        <w:jc w:val="start"/>
-        <w:rPr>
-          <w:rStyle w:val="Cdigo-fonte"/>
-          <w:rFonts w:ascii="Segoe UI Semibold" w:hAnsi="Segoe UI Semibold"/>
-          <w:color w:val="333333"/>
-          <w:sz w:val="18"/>
-          <w:szCs w:val="18"/>
-        </w:rPr>
-      </w:pPr>
-      <w:r>
-        <w:rPr/>
-      </w:r>
-    </w:p>
-    <w:p>
-      <w:pPr>
-        <w:pStyle w:val="BodyText"/>
-        <w:bidi w:val="0"/>
-        <w:spacing w:lineRule="auto" w:line="240" w:before="0" w:after="0"/>
-        <w:jc w:val="start"/>
-        <w:rPr>
-          <w:rStyle w:val="Cdigo-fonte"/>
-          <w:rFonts w:ascii="Segoe UI Semibold" w:hAnsi="Segoe UI Semibold"/>
-          <w:color w:val="333333"/>
-          <w:sz w:val="18"/>
-          <w:szCs w:val="18"/>
-        </w:rPr>
-      </w:pPr>
-      <w:r>
-        <w:rPr/>
-      </w:r>
-    </w:p>
-    <w:p>
-      <w:pPr>
-        <w:pStyle w:val="BodyText"/>
-        <w:bidi w:val="0"/>
-        <w:spacing w:lineRule="auto" w:line="240" w:before="0" w:after="0"/>
-        <w:jc w:val="start"/>
-        <w:rPr>
-          <w:rStyle w:val="Cdigo-fonte"/>
-          <w:rFonts w:ascii="Segoe UI Semibold" w:hAnsi="Segoe UI Semibold"/>
-          <w:color w:val="333333"/>
-          <w:sz w:val="18"/>
-          <w:szCs w:val="18"/>
-        </w:rPr>
-      </w:pPr>
-      <w:r>
-        <w:rPr/>
-      </w:r>
-    </w:p>
-    <w:p>
-      <w:pPr>
-        <w:pStyle w:val="BodyText"/>
-        <w:bidi w:val="0"/>
-        <w:spacing w:lineRule="auto" w:line="240" w:before="0" w:after="0"/>
-        <w:jc w:val="start"/>
-        <w:rPr>
-          <w:rStyle w:val="Cdigo-fonte"/>
-          <w:rFonts w:ascii="Segoe UI Semibold" w:hAnsi="Segoe UI Semibold"/>
-          <w:color w:val="333333"/>
-          <w:sz w:val="18"/>
-          <w:szCs w:val="18"/>
-        </w:rPr>
-      </w:pPr>
-      <w:r>
-        <w:rPr/>
-      </w:r>
-    </w:p>
-    <w:p>
-      <w:pPr>
-        <w:pStyle w:val="BodyText"/>
-        <w:bidi w:val="0"/>
-        <w:spacing w:lineRule="auto" w:line="240" w:before="0" w:after="0"/>
-        <w:jc w:val="start"/>
-        <w:rPr>
-          <w:rStyle w:val="Cdigo-fonte"/>
-          <w:rFonts w:ascii="Segoe UI Semibold" w:hAnsi="Segoe UI Semibold"/>
-          <w:color w:val="333333"/>
-          <w:sz w:val="18"/>
-          <w:szCs w:val="18"/>
-        </w:rPr>
-      </w:pPr>
-      <w:r>
-        <w:rPr/>
+      </w:pPr>
+      <w:r>
+        <w:rPr>
+          <w:rFonts w:ascii="Segoe UI Semibold" w:hAnsi="Segoe UI Semibold"/>
+          <w:color w:val="333333"/>
+          <w:sz w:val="18"/>
+          <w:szCs w:val="18"/>
+        </w:rPr>
       </w:r>
     </w:p>
     <w:p>
@@ -2005,8 +1837,29 @@
         <w:rPr>
           <w:rFonts w:ascii="Segoe UI Black" w:hAnsi="Segoe UI Black"/>
           <w:color w:val="666666"/>
-          <w:sz w:val="20"/>
-          <w:szCs w:val="20"/>
+        </w:rPr>
+      </w:r>
+    </w:p>
+    <w:p>
+      <w:pPr>
+        <w:pStyle w:val="Heading1"/>
+        <w:bidi w:val="0"/>
+        <w:spacing w:before="0" w:after="285"/>
+        <w:jc w:val="center"/>
+        <w:rPr>
+          <w:sz w:val="18"/>
+          <w:szCs w:val="18"/>
+        </w:rPr>
+      </w:pPr>
+      <w:r>
+        <w:br w:type="column"/>
+      </w:r>
+      <w:r>
+        <w:rPr>
+          <w:rFonts w:ascii="Segoe UI Black" w:hAnsi="Segoe UI Black"/>
+          <w:color w:val="666666"/>
+          <w:sz w:val="18"/>
+          <w:szCs w:val="18"/>
         </w:rPr>
         <w:t xml:space="preserve">💻 </w:t>
       </w:r>
@@ -2014,8 +1867,8 @@
         <w:rPr>
           <w:rFonts w:ascii="Segoe UI Black" w:hAnsi="Segoe UI Black"/>
           <w:color w:val="666666"/>
-          <w:sz w:val="20"/>
-          <w:szCs w:val="20"/>
+          <w:sz w:val="18"/>
+          <w:szCs w:val="18"/>
         </w:rPr>
         <w:t>Interpretação de Código</w:t>
       </w:r>
@@ -2122,19 +1975,7 @@
           <w:sz w:val="18"/>
           <w:szCs w:val="18"/>
         </w:rPr>
-        <w:t xml:space="preserve">Resposta: </w:t>
-      </w:r>
-      <w:r>
-        <w:rPr>
-          <w:rStyle w:val="Cdigo-fonte"/>
-          <w:rFonts w:ascii="Segoe UI Semibold" w:hAnsi="Segoe UI Semibold"/>
-          <w:b/>
-          <w:bCs/>
-          <w:color w:val="333333"/>
-          <w:sz w:val="18"/>
-          <w:szCs w:val="18"/>
-        </w:rPr>
-        <w:t>string</w:t>
+        <w:t>Resposta: string</w:t>
       </w:r>
     </w:p>
     <w:p>
@@ -2360,19 +2201,7 @@
           <w:sz w:val="18"/>
           <w:szCs w:val="18"/>
         </w:rPr>
-        <w:t xml:space="preserve">Resposta: </w:t>
-      </w:r>
-      <w:r>
-        <w:rPr>
-          <w:rStyle w:val="Cdigo-fonte"/>
-          <w:rFonts w:ascii="Segoe UI Semibold" w:hAnsi="Segoe UI Semibold"/>
-          <w:b/>
-          <w:bCs/>
-          <w:color w:val="333333"/>
-          <w:sz w:val="18"/>
-          <w:szCs w:val="18"/>
-        </w:rPr>
-        <w:t>55</w:t>
+        <w:t>Resposta: 55</w:t>
       </w:r>
       <w:r>
         <w:rPr>
@@ -2478,19 +2307,7 @@
           <w:sz w:val="18"/>
           <w:szCs w:val="18"/>
         </w:rPr>
-        <w:t xml:space="preserve">Resposta: </w:t>
-      </w:r>
-      <w:r>
-        <w:rPr>
-          <w:rStyle w:val="Cdigo-fonte"/>
-          <w:rFonts w:ascii="Segoe UI Semibold" w:hAnsi="Segoe UI Semibold"/>
-          <w:b/>
-          <w:bCs/>
-          <w:color w:val="333333"/>
-          <w:sz w:val="18"/>
-          <w:szCs w:val="18"/>
-        </w:rPr>
-        <w:t>3</w:t>
+        <w:t>Resposta: 3</w:t>
       </w:r>
     </w:p>
     <w:p>
@@ -2575,31 +2392,7 @@
           <w:sz w:val="18"/>
           <w:szCs w:val="18"/>
         </w:rPr>
-        <w:t>Respos</w:t>
-      </w:r>
-      <w:r>
-        <w:rPr>
-          <w:rStyle w:val="Cdigo-fonte"/>
-          <w:rFonts w:ascii="Segoe UI Semibold" w:hAnsi="Segoe UI Semibold"/>
-          <w:b/>
-          <w:bCs/>
-          <w:color w:val="333333"/>
-          <w:sz w:val="18"/>
-          <w:szCs w:val="18"/>
-        </w:rPr>
-        <w:t xml:space="preserve">ta:  </w:t>
-      </w:r>
-      <w:r>
-        <w:rPr>
-          <w:rStyle w:val="Cdigo-fonte"/>
-          <w:rFonts w:ascii="Segoe UI Semibold" w:hAnsi="Segoe UI Semibold"/>
-          <w:b/>
-          <w:bCs/>
-          <w:color w:val="333333"/>
-          <w:sz w:val="18"/>
-          <w:szCs w:val="18"/>
-        </w:rPr>
-        <w:t>boolean</w:t>
+        <w:t>Resposta:  boolean</w:t>
       </w:r>
     </w:p>
     <w:p>
@@ -2714,19 +2507,7 @@
           <w:sz w:val="18"/>
           <w:szCs w:val="18"/>
         </w:rPr>
-        <w:t xml:space="preserve">Resposta: </w:t>
-      </w:r>
-      <w:r>
-        <w:rPr>
-          <w:rStyle w:val="Cdigo-fonte"/>
-          <w:rFonts w:ascii="Segoe UI Semibold" w:hAnsi="Segoe UI Semibold"/>
-          <w:b/>
-          <w:bCs/>
-          <w:color w:val="333333"/>
-          <w:sz w:val="18"/>
-          <w:szCs w:val="18"/>
-        </w:rPr>
-        <w:t>undefined</w:t>
+        <w:t>Resposta: undefined</w:t>
       </w:r>
     </w:p>
     <w:p>
@@ -2820,19 +2601,7 @@
           <w:sz w:val="18"/>
           <w:szCs w:val="18"/>
         </w:rPr>
-        <w:t xml:space="preserve">Resposta: </w:t>
-      </w:r>
-      <w:r>
-        <w:rPr>
-          <w:rStyle w:val="Cdigo-fonte"/>
-          <w:rFonts w:ascii="Segoe UI Semibold" w:hAnsi="Segoe UI Semibold"/>
-          <w:b/>
-          <w:bCs/>
-          <w:color w:val="333333"/>
-          <w:sz w:val="18"/>
-          <w:szCs w:val="18"/>
-        </w:rPr>
-        <w:t>object</w:t>
+        <w:t>Resposta: object</w:t>
       </w:r>
     </w:p>
     <w:p>
@@ -2926,19 +2695,7 @@
           <w:sz w:val="18"/>
           <w:szCs w:val="18"/>
         </w:rPr>
-        <w:t xml:space="preserve">Resposta:  </w:t>
-      </w:r>
-      <w:r>
-        <w:rPr>
-          <w:rStyle w:val="Cdigo-fonte"/>
-          <w:rFonts w:ascii="Segoe UI Semibold" w:hAnsi="Segoe UI Semibold"/>
-          <w:b/>
-          <w:bCs/>
-          <w:color w:val="333333"/>
-          <w:sz w:val="18"/>
-          <w:szCs w:val="18"/>
-        </w:rPr>
-        <w:t>true</w:t>
+        <w:t>Resposta:  true</w:t>
       </w:r>
     </w:p>
     <w:p>
@@ -3032,19 +2789,7 @@
           <w:sz w:val="18"/>
           <w:szCs w:val="18"/>
         </w:rPr>
-        <w:t xml:space="preserve">Resposta: </w:t>
-      </w:r>
-      <w:r>
-        <w:rPr>
-          <w:rStyle w:val="Cdigo-fonte"/>
-          <w:rFonts w:ascii="Segoe UI Semibold" w:hAnsi="Segoe UI Semibold"/>
-          <w:b/>
-          <w:bCs/>
-          <w:color w:val="333333"/>
-          <w:sz w:val="18"/>
-          <w:szCs w:val="18"/>
-        </w:rPr>
-        <w:t>false</w:t>
+        <w:t>Resposta: false</w:t>
       </w:r>
     </w:p>
     <w:p>
@@ -3159,19 +2904,7 @@
           <w:sz w:val="18"/>
           <w:szCs w:val="18"/>
         </w:rPr>
-        <w:t xml:space="preserve">Resposta: </w:t>
-      </w:r>
-      <w:r>
-        <w:rPr>
-          <w:rStyle w:val="Cdigo-fonte"/>
-          <w:rFonts w:ascii="Segoe UI Semibold" w:hAnsi="Segoe UI Semibold"/>
-          <w:b/>
-          <w:bCs/>
-          <w:color w:val="333333"/>
-          <w:sz w:val="18"/>
-          <w:szCs w:val="18"/>
-        </w:rPr>
-        <w:t>Olá Maria</w:t>
+        <w:t>Resposta: Olá Maria</w:t>
       </w:r>
     </w:p>
     <w:p>
@@ -3213,13 +2946,11 @@
       <w:pPr>
         <w:pStyle w:val="Heading1"/>
         <w:bidi w:val="0"/>
-        <w:spacing w:before="285" w:after="285"/>
+        <w:spacing w:before="0" w:after="285"/>
         <w:jc w:val="center"/>
         <w:rPr>
-          <w:rFonts w:ascii="Segoe UI Black" w:hAnsi="Segoe UI Black"/>
-          <w:color w:val="666666"/>
-          <w:sz w:val="20"/>
-          <w:szCs w:val="20"/>
+          <w:sz w:val="18"/>
+          <w:szCs w:val="18"/>
         </w:rPr>
       </w:pPr>
       <w:r>
@@ -3229,8 +2960,8 @@
         <w:rPr>
           <w:rFonts w:ascii="Segoe UI Black" w:hAnsi="Segoe UI Black"/>
           <w:color w:val="666666"/>
-          <w:sz w:val="20"/>
-          <w:szCs w:val="20"/>
+          <w:sz w:val="18"/>
+          <w:szCs w:val="18"/>
         </w:rPr>
         <w:t xml:space="preserve">🚀 </w:t>
       </w:r>
@@ -3238,8 +2969,8 @@
         <w:rPr>
           <w:rFonts w:ascii="Segoe UI Black" w:hAnsi="Segoe UI Black"/>
           <w:color w:val="666666"/>
-          <w:sz w:val="20"/>
-          <w:szCs w:val="20"/>
+          <w:sz w:val="18"/>
+          <w:szCs w:val="18"/>
         </w:rPr>
         <w:t>Exercícios Práticos</w:t>
       </w:r>
@@ -3803,8 +3534,6 @@
         <w:rPr>
           <w:rFonts w:ascii="Segoe UI Semibold" w:hAnsi="Segoe UI Semibold"/>
           <w:color w:val="333333"/>
-          <w:sz w:val="18"/>
-          <w:szCs w:val="18"/>
         </w:rPr>
       </w:r>
     </w:p>
@@ -5011,10 +4740,8 @@
         <w:spacing w:before="0" w:after="285"/>
         <w:jc w:val="center"/>
         <w:rPr>
-          <w:rFonts w:ascii="Segoe UI Black" w:hAnsi="Segoe UI Black"/>
-          <w:color w:val="666666"/>
-          <w:sz w:val="20"/>
-          <w:szCs w:val="20"/>
+          <w:sz w:val="18"/>
+          <w:szCs w:val="18"/>
         </w:rPr>
       </w:pPr>
       <w:r>
@@ -5024,8 +4751,8 @@
         <w:rPr>
           <w:rFonts w:ascii="Segoe UI Black" w:hAnsi="Segoe UI Black"/>
           <w:color w:val="666666"/>
-          <w:sz w:val="20"/>
-          <w:szCs w:val="20"/>
+          <w:sz w:val="18"/>
+          <w:szCs w:val="18"/>
         </w:rPr>
         <w:t xml:space="preserve">🏆 </w:t>
       </w:r>
@@ -5033,8 +4760,8 @@
         <w:rPr>
           <w:rFonts w:ascii="Segoe UI Black" w:hAnsi="Segoe UI Black"/>
           <w:color w:val="666666"/>
-          <w:sz w:val="20"/>
-          <w:szCs w:val="20"/>
+          <w:sz w:val="18"/>
+          <w:szCs w:val="18"/>
         </w:rPr>
         <w:t>Projeto da Semana</w:t>
       </w:r>
@@ -5402,6 +5129,856 @@
           <w:sz w:val="18"/>
           <w:szCs w:val="18"/>
         </w:rPr>
+        <w:t>let curriculo = {</w:t>
+      </w:r>
+    </w:p>
+    <w:p>
+      <w:pPr>
+        <w:pStyle w:val="BodyText"/>
+        <w:bidi w:val="0"/>
+        <w:spacing w:lineRule="auto" w:line="240" w:before="0" w:after="0"/>
+        <w:jc w:val="start"/>
+        <w:rPr>
+          <w:rFonts w:ascii="Miriam Mono CLM" w:hAnsi="Miriam Mono CLM"/>
+          <w:b/>
+          <w:bCs/>
+          <w:color w:val="333333"/>
+          <w:sz w:val="18"/>
+          <w:szCs w:val="18"/>
+        </w:rPr>
+      </w:pPr>
+      <w:r>
+        <w:rPr>
+          <w:rFonts w:ascii="Miriam Mono CLM" w:hAnsi="Miriam Mono CLM"/>
+          <w:b/>
+          <w:bCs/>
+          <w:color w:val="333333"/>
+          <w:sz w:val="18"/>
+          <w:szCs w:val="18"/>
+        </w:rPr>
+        <w:t xml:space="preserve">    </w:t>
+      </w:r>
+      <w:r>
+        <w:rPr>
+          <w:rFonts w:ascii="Miriam Mono CLM" w:hAnsi="Miriam Mono CLM"/>
+          <w:b/>
+          <w:bCs/>
+          <w:color w:val="333333"/>
+          <w:sz w:val="18"/>
+          <w:szCs w:val="18"/>
+        </w:rPr>
+        <w:t>nome: 'Moisés Viana Honorato',</w:t>
+      </w:r>
+    </w:p>
+    <w:p>
+      <w:pPr>
+        <w:pStyle w:val="BodyText"/>
+        <w:bidi w:val="0"/>
+        <w:spacing w:lineRule="auto" w:line="240" w:before="0" w:after="0"/>
+        <w:jc w:val="start"/>
+        <w:rPr>
+          <w:rFonts w:ascii="Miriam Mono CLM" w:hAnsi="Miriam Mono CLM"/>
+          <w:b/>
+          <w:bCs/>
+          <w:color w:val="333333"/>
+          <w:sz w:val="18"/>
+          <w:szCs w:val="18"/>
+        </w:rPr>
+      </w:pPr>
+      <w:r>
+        <w:rPr>
+          <w:rFonts w:ascii="Miriam Mono CLM" w:hAnsi="Miriam Mono CLM"/>
+          <w:b/>
+          <w:bCs/>
+          <w:color w:val="333333"/>
+          <w:sz w:val="18"/>
+          <w:szCs w:val="18"/>
+        </w:rPr>
+        <w:t xml:space="preserve">    </w:t>
+      </w:r>
+      <w:r>
+        <w:rPr>
+          <w:rFonts w:ascii="Miriam Mono CLM" w:hAnsi="Miriam Mono CLM"/>
+          <w:b/>
+          <w:bCs/>
+          <w:color w:val="333333"/>
+          <w:sz w:val="18"/>
+          <w:szCs w:val="18"/>
+        </w:rPr>
+        <w:t>idade: 21,</w:t>
+      </w:r>
+    </w:p>
+    <w:p>
+      <w:pPr>
+        <w:pStyle w:val="BodyText"/>
+        <w:bidi w:val="0"/>
+        <w:spacing w:lineRule="auto" w:line="240" w:before="0" w:after="0"/>
+        <w:jc w:val="start"/>
+        <w:rPr>
+          <w:rFonts w:ascii="Miriam Mono CLM" w:hAnsi="Miriam Mono CLM"/>
+          <w:b/>
+          <w:bCs/>
+          <w:color w:val="333333"/>
+          <w:sz w:val="18"/>
+          <w:szCs w:val="18"/>
+        </w:rPr>
+      </w:pPr>
+      <w:r>
+        <w:rPr>
+          <w:rFonts w:ascii="Miriam Mono CLM" w:hAnsi="Miriam Mono CLM"/>
+          <w:b/>
+          <w:bCs/>
+          <w:color w:val="333333"/>
+          <w:sz w:val="18"/>
+          <w:szCs w:val="18"/>
+        </w:rPr>
+        <w:t xml:space="preserve">    </w:t>
+      </w:r>
+      <w:r>
+        <w:rPr>
+          <w:rFonts w:ascii="Miriam Mono CLM" w:hAnsi="Miriam Mono CLM"/>
+          <w:b/>
+          <w:bCs/>
+          <w:color w:val="333333"/>
+          <w:sz w:val="18"/>
+          <w:szCs w:val="18"/>
+        </w:rPr>
+        <w:t>endereco: 'Rua das Flores, 123',</w:t>
+      </w:r>
+    </w:p>
+    <w:p>
+      <w:pPr>
+        <w:pStyle w:val="BodyText"/>
+        <w:bidi w:val="0"/>
+        <w:spacing w:lineRule="auto" w:line="240" w:before="0" w:after="0"/>
+        <w:jc w:val="start"/>
+        <w:rPr>
+          <w:rFonts w:ascii="Miriam Mono CLM" w:hAnsi="Miriam Mono CLM"/>
+          <w:b/>
+          <w:bCs/>
+          <w:color w:val="333333"/>
+          <w:sz w:val="18"/>
+          <w:szCs w:val="18"/>
+        </w:rPr>
+      </w:pPr>
+      <w:r>
+        <w:rPr>
+          <w:rFonts w:ascii="Miriam Mono CLM" w:hAnsi="Miriam Mono CLM"/>
+          <w:b/>
+          <w:bCs/>
+          <w:color w:val="333333"/>
+          <w:sz w:val="18"/>
+          <w:szCs w:val="18"/>
+        </w:rPr>
+        <w:t xml:space="preserve">    </w:t>
+      </w:r>
+      <w:r>
+        <w:rPr>
+          <w:rFonts w:ascii="Miriam Mono CLM" w:hAnsi="Miriam Mono CLM"/>
+          <w:b/>
+          <w:bCs/>
+          <w:color w:val="333333"/>
+          <w:sz w:val="18"/>
+          <w:szCs w:val="18"/>
+        </w:rPr>
+        <w:t>telefone: '123456789',</w:t>
+      </w:r>
+    </w:p>
+    <w:p>
+      <w:pPr>
+        <w:pStyle w:val="BodyText"/>
+        <w:bidi w:val="0"/>
+        <w:spacing w:lineRule="auto" w:line="240" w:before="0" w:after="0"/>
+        <w:jc w:val="start"/>
+        <w:rPr>
+          <w:rFonts w:ascii="Miriam Mono CLM" w:hAnsi="Miriam Mono CLM"/>
+          <w:b/>
+          <w:bCs/>
+          <w:color w:val="333333"/>
+          <w:sz w:val="18"/>
+          <w:szCs w:val="18"/>
+        </w:rPr>
+      </w:pPr>
+      <w:r>
+        <w:rPr>
+          <w:rFonts w:ascii="Miriam Mono CLM" w:hAnsi="Miriam Mono CLM"/>
+          <w:b/>
+          <w:bCs/>
+          <w:color w:val="333333"/>
+          <w:sz w:val="18"/>
+          <w:szCs w:val="18"/>
+        </w:rPr>
+        <w:t xml:space="preserve">    </w:t>
+      </w:r>
+      <w:r>
+        <w:rPr>
+          <w:rFonts w:ascii="Miriam Mono CLM" w:hAnsi="Miriam Mono CLM"/>
+          <w:b/>
+          <w:bCs/>
+          <w:color w:val="333333"/>
+          <w:sz w:val="18"/>
+          <w:szCs w:val="18"/>
+        </w:rPr>
+        <w:t>email: 'moises@example.com',</w:t>
+      </w:r>
+    </w:p>
+    <w:p>
+      <w:pPr>
+        <w:pStyle w:val="BodyText"/>
+        <w:bidi w:val="0"/>
+        <w:spacing w:lineRule="auto" w:line="240" w:before="0" w:after="0"/>
+        <w:jc w:val="start"/>
+        <w:rPr>
+          <w:rFonts w:ascii="Miriam Mono CLM" w:hAnsi="Miriam Mono CLM"/>
+          <w:b/>
+          <w:bCs/>
+          <w:color w:val="333333"/>
+          <w:sz w:val="18"/>
+          <w:szCs w:val="18"/>
+        </w:rPr>
+      </w:pPr>
+      <w:r>
+        <w:rPr>
+          <w:rFonts w:ascii="Miriam Mono CLM" w:hAnsi="Miriam Mono CLM"/>
+          <w:b/>
+          <w:bCs/>
+          <w:color w:val="333333"/>
+          <w:sz w:val="18"/>
+          <w:szCs w:val="18"/>
+        </w:rPr>
+        <w:t xml:space="preserve">    </w:t>
+      </w:r>
+      <w:r>
+        <w:rPr>
+          <w:rFonts w:ascii="Miriam Mono CLM" w:hAnsi="Miriam Mono CLM"/>
+          <w:b/>
+          <w:bCs/>
+          <w:color w:val="333333"/>
+          <w:sz w:val="18"/>
+          <w:szCs w:val="18"/>
+        </w:rPr>
+        <w:t>profissao: 'Desenvolvedor Back-End',</w:t>
+      </w:r>
+    </w:p>
+    <w:p>
+      <w:pPr>
+        <w:pStyle w:val="BodyText"/>
+        <w:bidi w:val="0"/>
+        <w:spacing w:lineRule="auto" w:line="240" w:before="0" w:after="0"/>
+        <w:jc w:val="start"/>
+        <w:rPr>
+          <w:rFonts w:ascii="Miriam Mono CLM" w:hAnsi="Miriam Mono CLM"/>
+          <w:b/>
+          <w:bCs/>
+          <w:color w:val="333333"/>
+          <w:sz w:val="18"/>
+          <w:szCs w:val="18"/>
+        </w:rPr>
+      </w:pPr>
+      <w:r>
+        <w:rPr>
+          <w:rFonts w:ascii="Miriam Mono CLM" w:hAnsi="Miriam Mono CLM"/>
+          <w:b/>
+          <w:bCs/>
+          <w:color w:val="333333"/>
+          <w:sz w:val="18"/>
+          <w:szCs w:val="18"/>
+        </w:rPr>
+        <w:t xml:space="preserve">    </w:t>
+      </w:r>
+      <w:r>
+        <w:rPr>
+          <w:rFonts w:ascii="Miriam Mono CLM" w:hAnsi="Miriam Mono CLM"/>
+          <w:b/>
+          <w:bCs/>
+          <w:color w:val="333333"/>
+          <w:sz w:val="18"/>
+          <w:szCs w:val="18"/>
+        </w:rPr>
+        <w:t>escolaridade: 'Ensino Superior',</w:t>
+      </w:r>
+    </w:p>
+    <w:p>
+      <w:pPr>
+        <w:pStyle w:val="BodyText"/>
+        <w:bidi w:val="0"/>
+        <w:spacing w:lineRule="auto" w:line="240" w:before="0" w:after="0"/>
+        <w:jc w:val="start"/>
+        <w:rPr>
+          <w:rFonts w:ascii="Miriam Mono CLM" w:hAnsi="Miriam Mono CLM"/>
+          <w:b/>
+          <w:bCs/>
+          <w:color w:val="333333"/>
+          <w:sz w:val="18"/>
+          <w:szCs w:val="18"/>
+        </w:rPr>
+      </w:pPr>
+      <w:r>
+        <w:rPr>
+          <w:rFonts w:ascii="Miriam Mono CLM" w:hAnsi="Miriam Mono CLM"/>
+          <w:b/>
+          <w:bCs/>
+          <w:color w:val="333333"/>
+          <w:sz w:val="18"/>
+          <w:szCs w:val="18"/>
+        </w:rPr>
+        <w:t xml:space="preserve">    </w:t>
+      </w:r>
+      <w:r>
+        <w:rPr>
+          <w:rFonts w:ascii="Miriam Mono CLM" w:hAnsi="Miriam Mono CLM"/>
+          <w:b/>
+          <w:bCs/>
+          <w:color w:val="333333"/>
+          <w:sz w:val="18"/>
+          <w:szCs w:val="18"/>
+        </w:rPr>
+        <w:t>habilidades: ['JavaScript', 'Node.js', 'Banco de Dados'],</w:t>
+      </w:r>
+    </w:p>
+    <w:p>
+      <w:pPr>
+        <w:pStyle w:val="BodyText"/>
+        <w:bidi w:val="0"/>
+        <w:spacing w:lineRule="auto" w:line="240" w:before="0" w:after="0"/>
+        <w:jc w:val="start"/>
+        <w:rPr>
+          <w:rFonts w:ascii="Miriam Mono CLM" w:hAnsi="Miriam Mono CLM"/>
+          <w:b/>
+          <w:bCs/>
+          <w:color w:val="333333"/>
+          <w:sz w:val="18"/>
+          <w:szCs w:val="18"/>
+        </w:rPr>
+      </w:pPr>
+      <w:r>
+        <w:rPr>
+          <w:rFonts w:ascii="Miriam Mono CLM" w:hAnsi="Miriam Mono CLM"/>
+          <w:b/>
+          <w:bCs/>
+          <w:color w:val="333333"/>
+          <w:sz w:val="18"/>
+          <w:szCs w:val="18"/>
+        </w:rPr>
+        <w:t>};</w:t>
+      </w:r>
+    </w:p>
+    <w:p>
+      <w:pPr>
+        <w:pStyle w:val="BodyText"/>
+        <w:bidi w:val="0"/>
+        <w:spacing w:lineRule="auto" w:line="240" w:before="0" w:after="0"/>
+        <w:jc w:val="start"/>
+        <w:rPr>
+          <w:rFonts w:ascii="Miriam Mono CLM" w:hAnsi="Miriam Mono CLM"/>
+          <w:b/>
+          <w:bCs/>
+          <w:color w:val="333333"/>
+          <w:sz w:val="18"/>
+          <w:szCs w:val="18"/>
+        </w:rPr>
+      </w:pPr>
+      <w:r>
+        <w:rPr>
+          <w:rFonts w:ascii="Miriam Mono CLM" w:hAnsi="Miriam Mono CLM"/>
+          <w:b/>
+          <w:bCs/>
+          <w:color w:val="333333"/>
+          <w:sz w:val="18"/>
+          <w:szCs w:val="18"/>
+        </w:rPr>
+      </w:r>
+    </w:p>
+    <w:p>
+      <w:pPr>
+        <w:pStyle w:val="BodyText"/>
+        <w:bidi w:val="0"/>
+        <w:spacing w:lineRule="auto" w:line="240" w:before="0" w:after="0"/>
+        <w:jc w:val="start"/>
+        <w:rPr>
+          <w:rFonts w:ascii="Miriam Mono CLM" w:hAnsi="Miriam Mono CLM"/>
+          <w:b/>
+          <w:bCs/>
+          <w:color w:val="333333"/>
+          <w:sz w:val="18"/>
+          <w:szCs w:val="18"/>
+        </w:rPr>
+      </w:pPr>
+      <w:r>
+        <w:rPr>
+          <w:rFonts w:ascii="Miriam Mono CLM" w:hAnsi="Miriam Mono CLM"/>
+          <w:b/>
+          <w:bCs/>
+          <w:color w:val="333333"/>
+          <w:sz w:val="18"/>
+          <w:szCs w:val="18"/>
+        </w:rPr>
+        <w:t>console.log(`-----------------------------------`);</w:t>
+      </w:r>
+    </w:p>
+    <w:p>
+      <w:pPr>
+        <w:pStyle w:val="BodyText"/>
+        <w:bidi w:val="0"/>
+        <w:spacing w:lineRule="auto" w:line="240" w:before="0" w:after="0"/>
+        <w:jc w:val="start"/>
+        <w:rPr>
+          <w:rFonts w:ascii="Miriam Mono CLM" w:hAnsi="Miriam Mono CLM"/>
+          <w:b/>
+          <w:bCs/>
+          <w:color w:val="333333"/>
+          <w:sz w:val="18"/>
+          <w:szCs w:val="18"/>
+        </w:rPr>
+      </w:pPr>
+      <w:r>
+        <w:rPr>
+          <w:rFonts w:ascii="Miriam Mono CLM" w:hAnsi="Miriam Mono CLM"/>
+          <w:b/>
+          <w:bCs/>
+          <w:color w:val="333333"/>
+          <w:sz w:val="18"/>
+          <w:szCs w:val="18"/>
+        </w:rPr>
+        <w:t>console.log(`             Currículo             `);</w:t>
+      </w:r>
+    </w:p>
+    <w:p>
+      <w:pPr>
+        <w:pStyle w:val="BodyText"/>
+        <w:bidi w:val="0"/>
+        <w:spacing w:lineRule="auto" w:line="240" w:before="0" w:after="0"/>
+        <w:jc w:val="start"/>
+        <w:rPr>
+          <w:rFonts w:ascii="Miriam Mono CLM" w:hAnsi="Miriam Mono CLM"/>
+          <w:b/>
+          <w:bCs/>
+          <w:color w:val="333333"/>
+          <w:sz w:val="18"/>
+          <w:szCs w:val="18"/>
+        </w:rPr>
+      </w:pPr>
+      <w:r>
+        <w:rPr>
+          <w:rFonts w:ascii="Miriam Mono CLM" w:hAnsi="Miriam Mono CLM"/>
+          <w:b/>
+          <w:bCs/>
+          <w:color w:val="333333"/>
+          <w:sz w:val="18"/>
+          <w:szCs w:val="18"/>
+        </w:rPr>
+        <w:t>console.log(`-----------------------------------`);</w:t>
+      </w:r>
+    </w:p>
+    <w:p>
+      <w:pPr>
+        <w:pStyle w:val="BodyText"/>
+        <w:bidi w:val="0"/>
+        <w:spacing w:lineRule="auto" w:line="240" w:before="0" w:after="0"/>
+        <w:jc w:val="start"/>
+        <w:rPr>
+          <w:rFonts w:ascii="Miriam Mono CLM" w:hAnsi="Miriam Mono CLM"/>
+          <w:b/>
+          <w:bCs/>
+          <w:color w:val="333333"/>
+          <w:sz w:val="18"/>
+          <w:szCs w:val="18"/>
+        </w:rPr>
+      </w:pPr>
+      <w:r>
+        <w:rPr>
+          <w:rFonts w:ascii="Miriam Mono CLM" w:hAnsi="Miriam Mono CLM"/>
+          <w:b/>
+          <w:bCs/>
+          <w:color w:val="333333"/>
+          <w:sz w:val="18"/>
+          <w:szCs w:val="18"/>
+        </w:rPr>
+        <w:t>console.log(`Nome: ${curriculo.nome}`);</w:t>
+      </w:r>
+    </w:p>
+    <w:p>
+      <w:pPr>
+        <w:pStyle w:val="BodyText"/>
+        <w:bidi w:val="0"/>
+        <w:spacing w:lineRule="auto" w:line="240" w:before="0" w:after="0"/>
+        <w:jc w:val="start"/>
+        <w:rPr>
+          <w:rFonts w:ascii="Miriam Mono CLM" w:hAnsi="Miriam Mono CLM"/>
+          <w:b/>
+          <w:bCs/>
+          <w:color w:val="333333"/>
+          <w:sz w:val="18"/>
+          <w:szCs w:val="18"/>
+        </w:rPr>
+      </w:pPr>
+      <w:r>
+        <w:rPr>
+          <w:rFonts w:ascii="Miriam Mono CLM" w:hAnsi="Miriam Mono CLM"/>
+          <w:b/>
+          <w:bCs/>
+          <w:color w:val="333333"/>
+          <w:sz w:val="18"/>
+          <w:szCs w:val="18"/>
+        </w:rPr>
+        <w:t>console.log(`Idade: ${curriculo.idade}`);</w:t>
+      </w:r>
+    </w:p>
+    <w:p>
+      <w:pPr>
+        <w:pStyle w:val="BodyText"/>
+        <w:bidi w:val="0"/>
+        <w:spacing w:lineRule="auto" w:line="240" w:before="0" w:after="0"/>
+        <w:jc w:val="start"/>
+        <w:rPr>
+          <w:rFonts w:ascii="Miriam Mono CLM" w:hAnsi="Miriam Mono CLM"/>
+          <w:b/>
+          <w:bCs/>
+          <w:color w:val="333333"/>
+          <w:sz w:val="18"/>
+          <w:szCs w:val="18"/>
+        </w:rPr>
+      </w:pPr>
+      <w:r>
+        <w:rPr>
+          <w:rFonts w:ascii="Miriam Mono CLM" w:hAnsi="Miriam Mono CLM"/>
+          <w:b/>
+          <w:bCs/>
+          <w:color w:val="333333"/>
+          <w:sz w:val="18"/>
+          <w:szCs w:val="18"/>
+        </w:rPr>
+        <w:t>console.log('');</w:t>
+      </w:r>
+    </w:p>
+    <w:p>
+      <w:pPr>
+        <w:pStyle w:val="BodyText"/>
+        <w:bidi w:val="0"/>
+        <w:spacing w:lineRule="auto" w:line="240" w:before="0" w:after="0"/>
+        <w:jc w:val="start"/>
+        <w:rPr>
+          <w:rFonts w:ascii="Miriam Mono CLM" w:hAnsi="Miriam Mono CLM"/>
+          <w:b/>
+          <w:bCs/>
+          <w:color w:val="333333"/>
+          <w:sz w:val="18"/>
+          <w:szCs w:val="18"/>
+        </w:rPr>
+      </w:pPr>
+      <w:r>
+        <w:rPr>
+          <w:rFonts w:ascii="Miriam Mono CLM" w:hAnsi="Miriam Mono CLM"/>
+          <w:b/>
+          <w:bCs/>
+          <w:color w:val="333333"/>
+          <w:sz w:val="18"/>
+          <w:szCs w:val="18"/>
+        </w:rPr>
+        <w:t>console.log(`Telefone: ${curriculo.telefone}`);</w:t>
+      </w:r>
+    </w:p>
+    <w:p>
+      <w:pPr>
+        <w:pStyle w:val="BodyText"/>
+        <w:bidi w:val="0"/>
+        <w:spacing w:lineRule="auto" w:line="240" w:before="0" w:after="0"/>
+        <w:jc w:val="start"/>
+        <w:rPr>
+          <w:rFonts w:ascii="Miriam Mono CLM" w:hAnsi="Miriam Mono CLM"/>
+          <w:b/>
+          <w:bCs/>
+          <w:color w:val="333333"/>
+          <w:sz w:val="18"/>
+          <w:szCs w:val="18"/>
+        </w:rPr>
+      </w:pPr>
+      <w:r>
+        <w:rPr>
+          <w:rFonts w:ascii="Miriam Mono CLM" w:hAnsi="Miriam Mono CLM"/>
+          <w:b/>
+          <w:bCs/>
+          <w:color w:val="333333"/>
+          <w:sz w:val="18"/>
+          <w:szCs w:val="18"/>
+        </w:rPr>
+        <w:t>console.log(`Email: ${curriculo.email}`);</w:t>
+      </w:r>
+    </w:p>
+    <w:p>
+      <w:pPr>
+        <w:pStyle w:val="BodyText"/>
+        <w:bidi w:val="0"/>
+        <w:spacing w:lineRule="auto" w:line="240" w:before="0" w:after="0"/>
+        <w:jc w:val="start"/>
+        <w:rPr>
+          <w:rFonts w:ascii="Miriam Mono CLM" w:hAnsi="Miriam Mono CLM"/>
+          <w:b/>
+          <w:bCs/>
+          <w:color w:val="333333"/>
+          <w:sz w:val="18"/>
+          <w:szCs w:val="18"/>
+        </w:rPr>
+      </w:pPr>
+      <w:r>
+        <w:rPr>
+          <w:rFonts w:ascii="Miriam Mono CLM" w:hAnsi="Miriam Mono CLM"/>
+          <w:b/>
+          <w:bCs/>
+          <w:color w:val="333333"/>
+          <w:sz w:val="18"/>
+          <w:szCs w:val="18"/>
+        </w:rPr>
+        <w:t>console.log(`Endereço: ${curriculo.endereco}`);</w:t>
+      </w:r>
+    </w:p>
+    <w:p>
+      <w:pPr>
+        <w:pStyle w:val="BodyText"/>
+        <w:bidi w:val="0"/>
+        <w:spacing w:lineRule="auto" w:line="240" w:before="0" w:after="0"/>
+        <w:jc w:val="start"/>
+        <w:rPr>
+          <w:rFonts w:ascii="Miriam Mono CLM" w:hAnsi="Miriam Mono CLM"/>
+          <w:b/>
+          <w:bCs/>
+          <w:color w:val="333333"/>
+          <w:sz w:val="18"/>
+          <w:szCs w:val="18"/>
+        </w:rPr>
+      </w:pPr>
+      <w:r>
+        <w:rPr>
+          <w:rFonts w:ascii="Miriam Mono CLM" w:hAnsi="Miriam Mono CLM"/>
+          <w:b/>
+          <w:bCs/>
+          <w:color w:val="333333"/>
+          <w:sz w:val="18"/>
+          <w:szCs w:val="18"/>
+        </w:rPr>
+        <w:t>console.log('');</w:t>
+      </w:r>
+    </w:p>
+    <w:p>
+      <w:pPr>
+        <w:pStyle w:val="BodyText"/>
+        <w:bidi w:val="0"/>
+        <w:spacing w:lineRule="auto" w:line="240" w:before="0" w:after="0"/>
+        <w:jc w:val="start"/>
+        <w:rPr>
+          <w:rFonts w:ascii="Miriam Mono CLM" w:hAnsi="Miriam Mono CLM"/>
+          <w:b/>
+          <w:bCs/>
+          <w:color w:val="333333"/>
+          <w:sz w:val="18"/>
+          <w:szCs w:val="18"/>
+        </w:rPr>
+      </w:pPr>
+      <w:r>
+        <w:rPr>
+          <w:rFonts w:ascii="Miriam Mono CLM" w:hAnsi="Miriam Mono CLM"/>
+          <w:b/>
+          <w:bCs/>
+          <w:color w:val="333333"/>
+          <w:sz w:val="18"/>
+          <w:szCs w:val="18"/>
+        </w:rPr>
+        <w:t>console.log(`Habilidades:</w:t>
+      </w:r>
+    </w:p>
+    <w:p>
+      <w:pPr>
+        <w:pStyle w:val="BodyText"/>
+        <w:bidi w:val="0"/>
+        <w:spacing w:lineRule="auto" w:line="240" w:before="0" w:after="0"/>
+        <w:jc w:val="start"/>
+        <w:rPr>
+          <w:rFonts w:ascii="Miriam Mono CLM" w:hAnsi="Miriam Mono CLM"/>
+          <w:b/>
+          <w:bCs/>
+          <w:color w:val="333333"/>
+          <w:sz w:val="18"/>
+          <w:szCs w:val="18"/>
+        </w:rPr>
+      </w:pPr>
+      <w:r>
+        <w:rPr>
+          <w:rFonts w:ascii="Miriam Mono CLM" w:hAnsi="Miriam Mono CLM"/>
+          <w:b/>
+          <w:bCs/>
+          <w:color w:val="333333"/>
+          <w:sz w:val="18"/>
+          <w:szCs w:val="18"/>
+        </w:rPr>
+        <w:t xml:space="preserve"> </w:t>
+      </w:r>
+      <w:r>
+        <w:rPr>
+          <w:rFonts w:ascii="Miriam Mono CLM" w:hAnsi="Miriam Mono CLM"/>
+          <w:b/>
+          <w:bCs/>
+          <w:color w:val="333333"/>
+          <w:sz w:val="18"/>
+          <w:szCs w:val="18"/>
+        </w:rPr>
+        <w:t>- ${curriculo.habilidades[0]}</w:t>
+      </w:r>
+    </w:p>
+    <w:p>
+      <w:pPr>
+        <w:pStyle w:val="BodyText"/>
+        <w:bidi w:val="0"/>
+        <w:spacing w:lineRule="auto" w:line="240" w:before="0" w:after="0"/>
+        <w:jc w:val="start"/>
+        <w:rPr>
+          <w:rFonts w:ascii="Miriam Mono CLM" w:hAnsi="Miriam Mono CLM"/>
+          <w:b/>
+          <w:bCs/>
+          <w:color w:val="333333"/>
+          <w:sz w:val="18"/>
+          <w:szCs w:val="18"/>
+        </w:rPr>
+      </w:pPr>
+      <w:r>
+        <w:rPr>
+          <w:rFonts w:ascii="Miriam Mono CLM" w:hAnsi="Miriam Mono CLM"/>
+          <w:b/>
+          <w:bCs/>
+          <w:color w:val="333333"/>
+          <w:sz w:val="18"/>
+          <w:szCs w:val="18"/>
+        </w:rPr>
+        <w:t xml:space="preserve"> </w:t>
+      </w:r>
+      <w:r>
+        <w:rPr>
+          <w:rFonts w:ascii="Miriam Mono CLM" w:hAnsi="Miriam Mono CLM"/>
+          <w:b/>
+          <w:bCs/>
+          <w:color w:val="333333"/>
+          <w:sz w:val="18"/>
+          <w:szCs w:val="18"/>
+        </w:rPr>
+        <w:t>- ${curriculo.habilidades[1]}</w:t>
+      </w:r>
+    </w:p>
+    <w:p>
+      <w:pPr>
+        <w:pStyle w:val="BodyText"/>
+        <w:bidi w:val="0"/>
+        <w:spacing w:lineRule="auto" w:line="240" w:before="0" w:after="0"/>
+        <w:jc w:val="start"/>
+        <w:rPr>
+          <w:rFonts w:ascii="Miriam Mono CLM" w:hAnsi="Miriam Mono CLM"/>
+          <w:b/>
+          <w:bCs/>
+          <w:color w:val="333333"/>
+          <w:sz w:val="18"/>
+          <w:szCs w:val="18"/>
+        </w:rPr>
+      </w:pPr>
+      <w:r>
+        <w:rPr>
+          <w:rFonts w:ascii="Miriam Mono CLM" w:hAnsi="Miriam Mono CLM"/>
+          <w:b/>
+          <w:bCs/>
+          <w:color w:val="333333"/>
+          <w:sz w:val="18"/>
+          <w:szCs w:val="18"/>
+        </w:rPr>
+        <w:t xml:space="preserve"> </w:t>
+      </w:r>
+      <w:r>
+        <w:rPr>
+          <w:rFonts w:ascii="Miriam Mono CLM" w:hAnsi="Miriam Mono CLM"/>
+          <w:b/>
+          <w:bCs/>
+          <w:color w:val="333333"/>
+          <w:sz w:val="18"/>
+          <w:szCs w:val="18"/>
+        </w:rPr>
+        <w:t>- ${curriculo.habilidades[2]}`);</w:t>
+      </w:r>
+    </w:p>
+    <w:p>
+      <w:pPr>
+        <w:pStyle w:val="BodyText"/>
+        <w:bidi w:val="0"/>
+        <w:spacing w:lineRule="auto" w:line="240" w:before="0" w:after="0"/>
+        <w:jc w:val="start"/>
+        <w:rPr>
+          <w:rFonts w:ascii="Miriam Mono CLM" w:hAnsi="Miriam Mono CLM"/>
+          <w:b/>
+          <w:bCs/>
+          <w:color w:val="333333"/>
+          <w:sz w:val="18"/>
+          <w:szCs w:val="18"/>
+        </w:rPr>
+      </w:pPr>
+      <w:r>
+        <w:rPr>
+          <w:rFonts w:ascii="Miriam Mono CLM" w:hAnsi="Miriam Mono CLM"/>
+          <w:b/>
+          <w:bCs/>
+          <w:color w:val="333333"/>
+          <w:sz w:val="18"/>
+          <w:szCs w:val="18"/>
+        </w:rPr>
+        <w:t>console.log('');</w:t>
+      </w:r>
+    </w:p>
+    <w:p>
+      <w:pPr>
+        <w:pStyle w:val="BodyText"/>
+        <w:bidi w:val="0"/>
+        <w:spacing w:lineRule="auto" w:line="240" w:before="0" w:after="0"/>
+        <w:jc w:val="start"/>
+        <w:rPr>
+          <w:rFonts w:ascii="Miriam Mono CLM" w:hAnsi="Miriam Mono CLM"/>
+          <w:b/>
+          <w:bCs/>
+          <w:color w:val="333333"/>
+          <w:sz w:val="18"/>
+          <w:szCs w:val="18"/>
+        </w:rPr>
+      </w:pPr>
+      <w:r>
+        <w:rPr>
+          <w:rFonts w:ascii="Miriam Mono CLM" w:hAnsi="Miriam Mono CLM"/>
+          <w:b/>
+          <w:bCs/>
+          <w:color w:val="333333"/>
+          <w:sz w:val="18"/>
+          <w:szCs w:val="18"/>
+        </w:rPr>
+        <w:t>console.log(`Profissão: ${curriculo.profissao}`);</w:t>
+      </w:r>
+    </w:p>
+    <w:p>
+      <w:pPr>
+        <w:pStyle w:val="BodyText"/>
+        <w:bidi w:val="0"/>
+        <w:spacing w:lineRule="auto" w:line="240" w:before="0" w:after="0"/>
+        <w:jc w:val="start"/>
+        <w:rPr>
+          <w:rFonts w:ascii="Miriam Mono CLM" w:hAnsi="Miriam Mono CLM"/>
+          <w:b/>
+          <w:bCs/>
+          <w:color w:val="333333"/>
+          <w:sz w:val="18"/>
+          <w:szCs w:val="18"/>
+        </w:rPr>
+      </w:pPr>
+      <w:r>
+        <w:rPr>
+          <w:rFonts w:ascii="Miriam Mono CLM" w:hAnsi="Miriam Mono CLM"/>
+          <w:b/>
+          <w:bCs/>
+          <w:color w:val="333333"/>
+          <w:sz w:val="18"/>
+          <w:szCs w:val="18"/>
+        </w:rPr>
+        <w:t>console.log(`Escolaridade: ${curriculo.escolaridade}`);</w:t>
       </w:r>
     </w:p>
     <w:p>
@@ -5450,16 +6027,6 @@
           <w:sz w:val="20"/>
           <w:szCs w:val="20"/>
         </w:rPr>
-        <w:t xml:space="preserve">📖 </w:t>
-      </w:r>
-      <w:r>
-        <w:rPr>
-          <w:rFonts w:ascii="Segoe UI Black" w:hAnsi="Segoe UI Black"/>
-          <w:color w:val="666666"/>
-          <w:sz w:val="20"/>
-          <w:szCs w:val="20"/>
-        </w:rPr>
-        <w:t>Pesquisa Preparatórias</w:t>
       </w:r>
     </w:p>
     <w:p>
@@ -5469,71 +6036,73 @@
         <w:spacing w:before="0" w:after="0"/>
         <w:jc w:val="center"/>
         <w:rPr>
-          <w:rFonts w:ascii="Segoe UI Black" w:hAnsi="Segoe UI Black"/>
-          <w:color w:val="666666"/>
-          <w:sz w:val="20"/>
-          <w:szCs w:val="20"/>
-        </w:rPr>
-      </w:pPr>
-      <w:r>
-        <w:rPr>
-          <w:rFonts w:ascii="Segoe UI Semibold" w:hAnsi="Segoe UI Semibold"/>
-          <w:color w:val="333333"/>
-          <w:sz w:val="20"/>
-          <w:szCs w:val="20"/>
-        </w:rPr>
-        <w:t>Pesquise e responda as seguintes questões antes de iniciar a Semana 2:</w:t>
-      </w:r>
-    </w:p>
-    <w:p>
-      <w:pPr>
-        <w:pStyle w:val="BodyText"/>
+          <w:sz w:val="18"/>
+          <w:szCs w:val="18"/>
+        </w:rPr>
+      </w:pPr>
+      <w:r>
+        <w:br w:type="column"/>
+      </w:r>
+      <w:r>
+        <w:rPr>
+          <w:rFonts w:ascii="Segoe UI Black" w:hAnsi="Segoe UI Black"/>
+          <w:color w:val="666666"/>
+          <w:sz w:val="18"/>
+          <w:szCs w:val="18"/>
+        </w:rPr>
+        <w:t xml:space="preserve">📖 </w:t>
+      </w:r>
+      <w:r>
+        <w:rPr>
+          <w:rFonts w:ascii="Segoe UI Black" w:hAnsi="Segoe UI Black"/>
+          <w:color w:val="666666"/>
+          <w:sz w:val="18"/>
+          <w:szCs w:val="18"/>
+        </w:rPr>
+        <w:t>Pesquisa Preparatórias</w:t>
+      </w:r>
+    </w:p>
+    <w:p>
+      <w:pPr>
+        <w:pStyle w:val="Heading1"/>
         <w:bidi w:val="0"/>
         <w:spacing w:before="0" w:after="0"/>
         <w:jc w:val="center"/>
         <w:rPr>
-          <w:rFonts w:ascii="Segoe UI Semibold" w:hAnsi="Segoe UI Semibold"/>
-          <w:color w:val="333333"/>
-          <w:sz w:val="20"/>
-          <w:szCs w:val="20"/>
-        </w:rPr>
-      </w:pPr>
-      <w:r>
-        <w:rPr>
-          <w:rFonts w:ascii="Segoe UI Semibold" w:hAnsi="Segoe UI Semibold"/>
-          <w:color w:val="333333"/>
-          <w:sz w:val="20"/>
-          <w:szCs w:val="20"/>
-        </w:rPr>
-      </w:r>
-    </w:p>
-    <w:p>
-      <w:pPr>
-        <w:pStyle w:val="BodyText"/>
-        <w:numPr>
-          <w:ilvl w:val="0"/>
-          <w:numId w:val="5"/>
-        </w:numPr>
-        <w:tabs>
-          <w:tab w:val="left" w:pos="709" w:leader="none"/>
-        </w:tabs>
-        <w:bidi w:val="0"/>
-        <w:spacing w:lineRule="auto" w:line="240" w:before="0" w:after="0"/>
-        <w:ind w:hanging="283" w:start="709"/>
-        <w:jc w:val="start"/>
-        <w:rPr>
-          <w:sz w:val="18"/>
-          <w:szCs w:val="18"/>
-        </w:rPr>
-      </w:pPr>
-      <w:r>
-        <w:rPr>
-          <w:rFonts w:ascii="Segoe UI Black" w:hAnsi="Segoe UI Black"/>
-          <w:color w:val="666666"/>
-          <w:sz w:val="18"/>
-          <w:szCs w:val="18"/>
-        </w:rPr>
-        <w:t xml:space="preserve">O que é ECMAScript? </w:t>
+          <w:sz w:val="18"/>
+          <w:szCs w:val="18"/>
+        </w:rPr>
+      </w:pPr>
+      <w:r>
+        <w:rPr>
+          <w:rFonts w:ascii="Segoe UI Semibold" w:hAnsi="Segoe UI Semibold"/>
+          <w:color w:val="333333"/>
+          <w:sz w:val="18"/>
+          <w:szCs w:val="18"/>
+        </w:rPr>
+        <w:t>Pesquise e responda as seguintes questões antes de iniciar a Semana 2:</w:t>
+      </w:r>
+    </w:p>
+    <w:p>
+      <w:pPr>
+        <w:pStyle w:val="BodyText"/>
+        <w:bidi w:val="0"/>
+        <w:spacing w:before="0" w:after="0"/>
+        <w:jc w:val="center"/>
+        <w:rPr>
+          <w:rFonts w:ascii="Segoe UI Semibold" w:hAnsi="Segoe UI Semibold"/>
+          <w:color w:val="333333"/>
+          <w:sz w:val="18"/>
+          <w:szCs w:val="18"/>
+        </w:rPr>
+      </w:pPr>
+      <w:r>
+        <w:rPr>
+          <w:rFonts w:ascii="Segoe UI Semibold" w:hAnsi="Segoe UI Semibold"/>
+          <w:color w:val="333333"/>
+          <w:sz w:val="18"/>
+          <w:szCs w:val="18"/>
+        </w:rPr>
       </w:r>
     </w:p>
     <w:p>
@@ -5543,23 +6112,41 @@
           <w:ilvl w:val="0"/>
           <w:numId w:val="0"/>
         </w:numPr>
+        <w:tabs>
+          <w:tab w:val="left" w:pos="709" w:leader="none"/>
+        </w:tabs>
         <w:bidi w:val="0"/>
         <w:spacing w:lineRule="auto" w:line="240" w:before="0" w:after="0"/>
         <w:ind w:hanging="0" w:start="0"/>
         <w:jc w:val="start"/>
         <w:rPr>
-          <w:sz w:val="18"/>
-          <w:szCs w:val="18"/>
-        </w:rPr>
-      </w:pPr>
-      <w:r>
-        <w:rPr>
-          <w:rFonts w:ascii="Segoe UI Semibold" w:hAnsi="Segoe UI Semibold"/>
-          <w:color w:val="333333"/>
-          <w:sz w:val="18"/>
-          <w:szCs w:val="18"/>
-        </w:rPr>
-        <w:t xml:space="preserve">Resposta: </w:t>
+          <w:b/>
+          <w:bCs/>
+          <w:sz w:val="18"/>
+          <w:szCs w:val="18"/>
+        </w:rPr>
+      </w:pPr>
+      <w:r>
+        <w:rPr>
+          <w:rFonts w:ascii="Segoe UI Black" w:hAnsi="Segoe UI Black"/>
+          <w:b/>
+          <w:bCs/>
+          <w:color w:val="666666"/>
+          <w:sz w:val="18"/>
+          <w:szCs w:val="18"/>
+        </w:rPr>
+        <w:t xml:space="preserve">1. </w:t>
+      </w:r>
+      <w:r>
+        <w:rPr>
+          <w:rFonts w:ascii="Segoe UI Black" w:hAnsi="Segoe UI Black"/>
+          <w:b/>
+          <w:bCs/>
+          <w:color w:val="666666"/>
+          <w:sz w:val="18"/>
+          <w:szCs w:val="18"/>
+        </w:rPr>
+        <w:t xml:space="preserve">O que é ECMAScript? </w:t>
       </w:r>
     </w:p>
     <w:p>
@@ -5574,48 +6161,22 @@
         <w:ind w:hanging="0" w:start="0"/>
         <w:jc w:val="start"/>
         <w:rPr>
-          <w:rFonts w:ascii="Segoe UI Semibold" w:hAnsi="Segoe UI Semibold"/>
-          <w:color w:val="333333"/>
-          <w:sz w:val="18"/>
-          <w:szCs w:val="18"/>
-        </w:rPr>
-      </w:pPr>
-      <w:r>
-        <w:rPr>
-          <w:rFonts w:ascii="Segoe UI Semibold" w:hAnsi="Segoe UI Semibold"/>
-          <w:color w:val="333333"/>
-          <w:sz w:val="18"/>
-          <w:szCs w:val="18"/>
-        </w:rPr>
-      </w:r>
-    </w:p>
-    <w:p>
-      <w:pPr>
-        <w:pStyle w:val="BodyText"/>
-        <w:numPr>
-          <w:ilvl w:val="0"/>
-          <w:numId w:val="5"/>
-        </w:numPr>
-        <w:tabs>
-          <w:tab w:val="left" w:pos="709" w:leader="none"/>
-        </w:tabs>
-        <w:bidi w:val="0"/>
-        <w:spacing w:lineRule="auto" w:line="240" w:before="0" w:after="0"/>
-        <w:ind w:hanging="283" w:start="709"/>
-        <w:jc w:val="start"/>
-        <w:rPr>
-          <w:sz w:val="18"/>
-          <w:szCs w:val="18"/>
-        </w:rPr>
-      </w:pPr>
-      <w:r>
-        <w:rPr>
-          <w:rFonts w:ascii="Segoe UI Black" w:hAnsi="Segoe UI Black"/>
-          <w:color w:val="666666"/>
-          <w:sz w:val="18"/>
-          <w:szCs w:val="18"/>
-        </w:rPr>
-        <w:t xml:space="preserve">Qual a diferença entre JavaScript e ECMAScript? </w:t>
+          <w:b/>
+          <w:bCs/>
+          <w:sz w:val="18"/>
+          <w:szCs w:val="18"/>
+        </w:rPr>
+      </w:pPr>
+      <w:r>
+        <w:rPr>
+          <w:rFonts w:ascii="Segoe UI Semibold" w:hAnsi="Segoe UI Semibold"/>
+          <w:b/>
+          <w:bCs/>
+          <w:color w:val="333333"/>
+          <w:sz w:val="18"/>
+          <w:szCs w:val="18"/>
+        </w:rPr>
+        <w:t>Resposta: ECMAScript é o conjunto de regras de sintaxe e padronização da linguagem JavaScript. Ela define como a linguagem deve funcionar.</w:t>
       </w:r>
     </w:p>
     <w:p>
@@ -5630,18 +6191,23 @@
         <w:ind w:hanging="0" w:start="0"/>
         <w:jc w:val="start"/>
         <w:rPr>
-          <w:sz w:val="18"/>
-          <w:szCs w:val="18"/>
-        </w:rPr>
-      </w:pPr>
-      <w:r>
-        <w:rPr>
-          <w:rFonts w:ascii="Segoe UI Semibold" w:hAnsi="Segoe UI Semibold"/>
-          <w:color w:val="333333"/>
-          <w:sz w:val="18"/>
-          <w:szCs w:val="18"/>
-        </w:rPr>
-        <w:t xml:space="preserve">Resposta: </w:t>
+          <w:rFonts w:ascii="Segoe UI Semibold" w:hAnsi="Segoe UI Semibold"/>
+          <w:b/>
+          <w:bCs/>
+          <w:color w:val="333333"/>
+          <w:sz w:val="18"/>
+          <w:szCs w:val="18"/>
+        </w:rPr>
+      </w:pPr>
+      <w:r>
+        <w:rPr>
+          <w:rFonts w:ascii="Segoe UI Semibold" w:hAnsi="Segoe UI Semibold"/>
+          <w:b/>
+          <w:bCs/>
+          <w:color w:val="333333"/>
+          <w:sz w:val="18"/>
+          <w:szCs w:val="18"/>
+        </w:rPr>
       </w:r>
     </w:p>
     <w:p>
@@ -5651,53 +6217,41 @@
           <w:ilvl w:val="0"/>
           <w:numId w:val="0"/>
         </w:numPr>
+        <w:tabs>
+          <w:tab w:val="left" w:pos="709" w:leader="none"/>
+        </w:tabs>
         <w:bidi w:val="0"/>
         <w:spacing w:lineRule="auto" w:line="240" w:before="0" w:after="0"/>
         <w:ind w:hanging="0" w:start="0"/>
         <w:jc w:val="start"/>
         <w:rPr>
-          <w:rFonts w:ascii="Segoe UI Semibold" w:hAnsi="Segoe UI Semibold"/>
-          <w:color w:val="333333"/>
-          <w:sz w:val="18"/>
-          <w:szCs w:val="18"/>
-        </w:rPr>
-      </w:pPr>
-      <w:r>
-        <w:rPr>
-          <w:rFonts w:ascii="Segoe UI Semibold" w:hAnsi="Segoe UI Semibold"/>
-          <w:color w:val="333333"/>
-          <w:sz w:val="18"/>
-          <w:szCs w:val="18"/>
-        </w:rPr>
-      </w:r>
-    </w:p>
-    <w:p>
-      <w:pPr>
-        <w:pStyle w:val="BodyText"/>
-        <w:numPr>
-          <w:ilvl w:val="0"/>
-          <w:numId w:val="5"/>
-        </w:numPr>
-        <w:tabs>
-          <w:tab w:val="left" w:pos="709" w:leader="none"/>
-        </w:tabs>
-        <w:bidi w:val="0"/>
-        <w:spacing w:lineRule="auto" w:line="240" w:before="0" w:after="0"/>
-        <w:ind w:hanging="283" w:start="709"/>
-        <w:jc w:val="start"/>
-        <w:rPr>
-          <w:sz w:val="18"/>
-          <w:szCs w:val="18"/>
-        </w:rPr>
-      </w:pPr>
-      <w:r>
-        <w:rPr>
-          <w:rFonts w:ascii="Segoe UI Black" w:hAnsi="Segoe UI Black"/>
-          <w:color w:val="666666"/>
-          <w:sz w:val="18"/>
-          <w:szCs w:val="18"/>
-        </w:rPr>
-        <w:t xml:space="preserve">O que é a MDN? </w:t>
+          <w:b/>
+          <w:bCs/>
+          <w:sz w:val="18"/>
+          <w:szCs w:val="18"/>
+        </w:rPr>
+      </w:pPr>
+      <w:r>
+        <w:rPr>
+          <w:rFonts w:ascii="Segoe UI Black" w:hAnsi="Segoe UI Black"/>
+          <w:b/>
+          <w:bCs/>
+          <w:color w:val="666666"/>
+          <w:sz w:val="18"/>
+          <w:szCs w:val="18"/>
+        </w:rPr>
+        <w:t xml:space="preserve">2. </w:t>
+      </w:r>
+      <w:r>
+        <w:rPr>
+          <w:rFonts w:ascii="Segoe UI Black" w:hAnsi="Segoe UI Black"/>
+          <w:b/>
+          <w:bCs/>
+          <w:color w:val="666666"/>
+          <w:sz w:val="18"/>
+          <w:szCs w:val="18"/>
+        </w:rPr>
+        <w:t xml:space="preserve">Qual a diferença entre JavaScript e ECMAScript? </w:t>
       </w:r>
     </w:p>
     <w:p>
@@ -5712,18 +6266,22 @@
         <w:ind w:hanging="0" w:start="0"/>
         <w:jc w:val="start"/>
         <w:rPr>
-          <w:sz w:val="18"/>
-          <w:szCs w:val="18"/>
-        </w:rPr>
-      </w:pPr>
-      <w:r>
-        <w:rPr>
-          <w:rFonts w:ascii="Segoe UI Semibold" w:hAnsi="Segoe UI Semibold"/>
-          <w:color w:val="333333"/>
-          <w:sz w:val="18"/>
-          <w:szCs w:val="18"/>
-        </w:rPr>
-        <w:t xml:space="preserve">Resposta: </w:t>
+          <w:b/>
+          <w:bCs/>
+          <w:sz w:val="18"/>
+          <w:szCs w:val="18"/>
+        </w:rPr>
+      </w:pPr>
+      <w:r>
+        <w:rPr>
+          <w:rFonts w:ascii="Segoe UI Semibold" w:hAnsi="Segoe UI Semibold"/>
+          <w:b/>
+          <w:bCs/>
+          <w:color w:val="333333"/>
+          <w:sz w:val="18"/>
+          <w:szCs w:val="18"/>
+        </w:rPr>
+        <w:t>Resposta:  JavaScript é uma liguangem de programação, e  ECMAScript são as especificações de padronização da linguagem JavaScript.</w:t>
       </w:r>
     </w:p>
     <w:p>
@@ -5739,47 +6297,22 @@
         <w:jc w:val="start"/>
         <w:rPr>
           <w:rFonts w:ascii="Segoe UI Semibold" w:hAnsi="Segoe UI Semibold"/>
-          <w:color w:val="333333"/>
-          <w:sz w:val="18"/>
-          <w:szCs w:val="18"/>
-        </w:rPr>
-      </w:pPr>
-      <w:r>
-        <w:rPr>
-          <w:rFonts w:ascii="Segoe UI Semibold" w:hAnsi="Segoe UI Semibold"/>
-          <w:color w:val="333333"/>
-          <w:sz w:val="18"/>
-          <w:szCs w:val="18"/>
-        </w:rPr>
-      </w:r>
-    </w:p>
-    <w:p>
-      <w:pPr>
-        <w:pStyle w:val="BodyText"/>
-        <w:numPr>
-          <w:ilvl w:val="0"/>
-          <w:numId w:val="5"/>
-        </w:numPr>
-        <w:tabs>
-          <w:tab w:val="left" w:pos="709" w:leader="none"/>
-        </w:tabs>
-        <w:bidi w:val="0"/>
-        <w:spacing w:lineRule="auto" w:line="240" w:before="0" w:after="0"/>
-        <w:ind w:hanging="283" w:start="709"/>
-        <w:jc w:val="start"/>
-        <w:rPr>
-          <w:sz w:val="18"/>
-          <w:szCs w:val="18"/>
-        </w:rPr>
-      </w:pPr>
-      <w:r>
-        <w:rPr>
-          <w:rFonts w:ascii="Segoe UI Black" w:hAnsi="Segoe UI Black"/>
-          <w:color w:val="666666"/>
-          <w:sz w:val="18"/>
-          <w:szCs w:val="18"/>
-        </w:rPr>
-        <w:t xml:space="preserve">O que é Node.js? </w:t>
+          <w:b/>
+          <w:bCs/>
+          <w:color w:val="333333"/>
+          <w:sz w:val="18"/>
+          <w:szCs w:val="18"/>
+        </w:rPr>
+      </w:pPr>
+      <w:r>
+        <w:rPr>
+          <w:rFonts w:ascii="Segoe UI Semibold" w:hAnsi="Segoe UI Semibold"/>
+          <w:b/>
+          <w:bCs/>
+          <w:color w:val="333333"/>
+          <w:sz w:val="18"/>
+          <w:szCs w:val="18"/>
+        </w:rPr>
       </w:r>
     </w:p>
     <w:p>
@@ -5789,23 +6322,41 @@
           <w:ilvl w:val="0"/>
           <w:numId w:val="0"/>
         </w:numPr>
+        <w:tabs>
+          <w:tab w:val="left" w:pos="709" w:leader="none"/>
+        </w:tabs>
         <w:bidi w:val="0"/>
         <w:spacing w:lineRule="auto" w:line="240" w:before="0" w:after="0"/>
         <w:ind w:hanging="0" w:start="0"/>
         <w:jc w:val="start"/>
         <w:rPr>
-          <w:sz w:val="18"/>
-          <w:szCs w:val="18"/>
-        </w:rPr>
-      </w:pPr>
-      <w:r>
-        <w:rPr>
-          <w:rFonts w:ascii="Segoe UI Semibold" w:hAnsi="Segoe UI Semibold"/>
-          <w:color w:val="333333"/>
-          <w:sz w:val="18"/>
-          <w:szCs w:val="18"/>
-        </w:rPr>
-        <w:t xml:space="preserve">Resposta: </w:t>
+          <w:b/>
+          <w:bCs/>
+          <w:sz w:val="18"/>
+          <w:szCs w:val="18"/>
+        </w:rPr>
+      </w:pPr>
+      <w:r>
+        <w:rPr>
+          <w:rFonts w:ascii="Segoe UI Black" w:hAnsi="Segoe UI Black"/>
+          <w:b/>
+          <w:bCs/>
+          <w:color w:val="666666"/>
+          <w:sz w:val="18"/>
+          <w:szCs w:val="18"/>
+        </w:rPr>
+        <w:t xml:space="preserve">3. </w:t>
+      </w:r>
+      <w:r>
+        <w:rPr>
+          <w:rFonts w:ascii="Segoe UI Black" w:hAnsi="Segoe UI Black"/>
+          <w:b/>
+          <w:bCs/>
+          <w:color w:val="666666"/>
+          <w:sz w:val="18"/>
+          <w:szCs w:val="18"/>
+        </w:rPr>
+        <w:t xml:space="preserve">O que é a MDN? </w:t>
       </w:r>
     </w:p>
     <w:p>
@@ -5820,48 +6371,22 @@
         <w:ind w:hanging="0" w:start="0"/>
         <w:jc w:val="start"/>
         <w:rPr>
-          <w:rFonts w:ascii="Segoe UI Semibold" w:hAnsi="Segoe UI Semibold"/>
-          <w:color w:val="333333"/>
-          <w:sz w:val="18"/>
-          <w:szCs w:val="18"/>
-        </w:rPr>
-      </w:pPr>
-      <w:r>
-        <w:rPr>
-          <w:rFonts w:ascii="Segoe UI Semibold" w:hAnsi="Segoe UI Semibold"/>
-          <w:color w:val="333333"/>
-          <w:sz w:val="18"/>
-          <w:szCs w:val="18"/>
-        </w:rPr>
-      </w:r>
-    </w:p>
-    <w:p>
-      <w:pPr>
-        <w:pStyle w:val="BodyText"/>
-        <w:numPr>
-          <w:ilvl w:val="0"/>
-          <w:numId w:val="5"/>
-        </w:numPr>
-        <w:tabs>
-          <w:tab w:val="left" w:pos="709" w:leader="none"/>
-        </w:tabs>
-        <w:bidi w:val="0"/>
-        <w:spacing w:lineRule="auto" w:line="240" w:before="0" w:after="0"/>
-        <w:ind w:hanging="283" w:start="709"/>
-        <w:jc w:val="start"/>
-        <w:rPr>
-          <w:sz w:val="18"/>
-          <w:szCs w:val="18"/>
-        </w:rPr>
-      </w:pPr>
-      <w:r>
-        <w:rPr>
-          <w:rFonts w:ascii="Segoe UI Black" w:hAnsi="Segoe UI Black"/>
-          <w:color w:val="666666"/>
-          <w:sz w:val="18"/>
-          <w:szCs w:val="18"/>
-        </w:rPr>
-        <w:t xml:space="preserve">Para que serve o Git? </w:t>
+          <w:b/>
+          <w:bCs/>
+          <w:sz w:val="18"/>
+          <w:szCs w:val="18"/>
+        </w:rPr>
+      </w:pPr>
+      <w:r>
+        <w:rPr>
+          <w:rFonts w:ascii="Segoe UI Semibold" w:hAnsi="Segoe UI Semibold"/>
+          <w:b/>
+          <w:bCs/>
+          <w:color w:val="333333"/>
+          <w:sz w:val="18"/>
+          <w:szCs w:val="18"/>
+        </w:rPr>
+        <w:t>Resposta: É um site de referência e aprendizado mantido pela Mozilla e por uma comunidade aberta. É uma das principais fontes oficiais de documentação sobre JavaScript, HTML, CSS e APIs Web.</w:t>
       </w:r>
     </w:p>
     <w:p>
@@ -5876,18 +6401,23 @@
         <w:ind w:hanging="0" w:start="0"/>
         <w:jc w:val="start"/>
         <w:rPr>
-          <w:sz w:val="18"/>
-          <w:szCs w:val="18"/>
-        </w:rPr>
-      </w:pPr>
-      <w:r>
-        <w:rPr>
-          <w:rFonts w:ascii="Segoe UI Semibold" w:hAnsi="Segoe UI Semibold"/>
-          <w:color w:val="333333"/>
-          <w:sz w:val="18"/>
-          <w:szCs w:val="18"/>
-        </w:rPr>
-        <w:t xml:space="preserve">Resposta: </w:t>
+          <w:rFonts w:ascii="Segoe UI Semibold" w:hAnsi="Segoe UI Semibold"/>
+          <w:b/>
+          <w:bCs/>
+          <w:color w:val="333333"/>
+          <w:sz w:val="18"/>
+          <w:szCs w:val="18"/>
+        </w:rPr>
+      </w:pPr>
+      <w:r>
+        <w:rPr>
+          <w:rFonts w:ascii="Segoe UI Semibold" w:hAnsi="Segoe UI Semibold"/>
+          <w:b/>
+          <w:bCs/>
+          <w:color w:val="333333"/>
+          <w:sz w:val="18"/>
+          <w:szCs w:val="18"/>
+        </w:rPr>
       </w:r>
     </w:p>
     <w:p>
@@ -5897,53 +6427,41 @@
           <w:ilvl w:val="0"/>
           <w:numId w:val="0"/>
         </w:numPr>
+        <w:tabs>
+          <w:tab w:val="left" w:pos="709" w:leader="none"/>
+        </w:tabs>
         <w:bidi w:val="0"/>
         <w:spacing w:lineRule="auto" w:line="240" w:before="0" w:after="0"/>
         <w:ind w:hanging="0" w:start="0"/>
         <w:jc w:val="start"/>
         <w:rPr>
-          <w:rFonts w:ascii="Segoe UI Semibold" w:hAnsi="Segoe UI Semibold"/>
-          <w:color w:val="333333"/>
-          <w:sz w:val="18"/>
-          <w:szCs w:val="18"/>
-        </w:rPr>
-      </w:pPr>
-      <w:r>
-        <w:rPr>
-          <w:rFonts w:ascii="Segoe UI Semibold" w:hAnsi="Segoe UI Semibold"/>
-          <w:color w:val="333333"/>
-          <w:sz w:val="18"/>
-          <w:szCs w:val="18"/>
-        </w:rPr>
-      </w:r>
-    </w:p>
-    <w:p>
-      <w:pPr>
-        <w:pStyle w:val="BodyText"/>
-        <w:numPr>
-          <w:ilvl w:val="0"/>
-          <w:numId w:val="5"/>
-        </w:numPr>
-        <w:tabs>
-          <w:tab w:val="left" w:pos="709" w:leader="none"/>
-        </w:tabs>
-        <w:bidi w:val="0"/>
-        <w:spacing w:lineRule="auto" w:line="240" w:before="0" w:after="0"/>
-        <w:ind w:hanging="283" w:start="709"/>
-        <w:jc w:val="start"/>
-        <w:rPr>
-          <w:sz w:val="18"/>
-          <w:szCs w:val="18"/>
-        </w:rPr>
-      </w:pPr>
-      <w:r>
-        <w:rPr>
-          <w:rFonts w:ascii="Segoe UI Black" w:hAnsi="Segoe UI Black"/>
-          <w:color w:val="666666"/>
-          <w:sz w:val="18"/>
-          <w:szCs w:val="18"/>
-        </w:rPr>
-        <w:t xml:space="preserve">Para que serve o GitHub? </w:t>
+          <w:b/>
+          <w:bCs/>
+          <w:sz w:val="18"/>
+          <w:szCs w:val="18"/>
+        </w:rPr>
+      </w:pPr>
+      <w:r>
+        <w:rPr>
+          <w:rFonts w:ascii="Segoe UI Black" w:hAnsi="Segoe UI Black"/>
+          <w:b/>
+          <w:bCs/>
+          <w:color w:val="666666"/>
+          <w:sz w:val="18"/>
+          <w:szCs w:val="18"/>
+        </w:rPr>
+        <w:t xml:space="preserve">4. </w:t>
+      </w:r>
+      <w:r>
+        <w:rPr>
+          <w:rFonts w:ascii="Segoe UI Black" w:hAnsi="Segoe UI Black"/>
+          <w:b/>
+          <w:bCs/>
+          <w:color w:val="666666"/>
+          <w:sz w:val="18"/>
+          <w:szCs w:val="18"/>
+        </w:rPr>
+        <w:t xml:space="preserve">O que é Node.js? </w:t>
       </w:r>
     </w:p>
     <w:p>
@@ -5958,18 +6476,228 @@
         <w:ind w:hanging="0" w:start="0"/>
         <w:jc w:val="start"/>
         <w:rPr>
-          <w:sz w:val="18"/>
-          <w:szCs w:val="18"/>
-        </w:rPr>
-      </w:pPr>
-      <w:r>
-        <w:rPr>
-          <w:rFonts w:ascii="Segoe UI Semibold" w:hAnsi="Segoe UI Semibold"/>
-          <w:color w:val="333333"/>
-          <w:sz w:val="18"/>
-          <w:szCs w:val="18"/>
-        </w:rPr>
-        <w:t xml:space="preserve">Resposta: </w:t>
+          <w:b/>
+          <w:bCs/>
+          <w:sz w:val="18"/>
+          <w:szCs w:val="18"/>
+        </w:rPr>
+      </w:pPr>
+      <w:r>
+        <w:rPr>
+          <w:rFonts w:ascii="Segoe UI Semibold" w:hAnsi="Segoe UI Semibold"/>
+          <w:b/>
+          <w:bCs/>
+          <w:color w:val="333333"/>
+          <w:sz w:val="18"/>
+          <w:szCs w:val="18"/>
+        </w:rPr>
+        <w:t>Resposta: Node.js é um ambiente de execução que permite executar código JavaScript fora do navegador, principalmente no lado do servidor. Ele utiliza o motor V8 do Google Chrome.</w:t>
+      </w:r>
+    </w:p>
+    <w:p>
+      <w:pPr>
+        <w:pStyle w:val="BodyText"/>
+        <w:numPr>
+          <w:ilvl w:val="0"/>
+          <w:numId w:val="0"/>
+        </w:numPr>
+        <w:bidi w:val="0"/>
+        <w:spacing w:lineRule="auto" w:line="240" w:before="0" w:after="0"/>
+        <w:ind w:hanging="0" w:start="0"/>
+        <w:jc w:val="start"/>
+        <w:rPr>
+          <w:rFonts w:ascii="Segoe UI Semibold" w:hAnsi="Segoe UI Semibold"/>
+          <w:b/>
+          <w:bCs/>
+          <w:color w:val="333333"/>
+          <w:sz w:val="18"/>
+          <w:szCs w:val="18"/>
+        </w:rPr>
+      </w:pPr>
+      <w:r>
+        <w:rPr>
+          <w:rFonts w:ascii="Segoe UI Semibold" w:hAnsi="Segoe UI Semibold"/>
+          <w:b/>
+          <w:bCs/>
+          <w:color w:val="333333"/>
+          <w:sz w:val="18"/>
+          <w:szCs w:val="18"/>
+        </w:rPr>
+      </w:r>
+    </w:p>
+    <w:p>
+      <w:pPr>
+        <w:pStyle w:val="BodyText"/>
+        <w:numPr>
+          <w:ilvl w:val="0"/>
+          <w:numId w:val="0"/>
+        </w:numPr>
+        <w:tabs>
+          <w:tab w:val="left" w:pos="709" w:leader="none"/>
+        </w:tabs>
+        <w:bidi w:val="0"/>
+        <w:spacing w:lineRule="auto" w:line="240" w:before="0" w:after="0"/>
+        <w:ind w:hanging="0" w:start="0"/>
+        <w:jc w:val="start"/>
+        <w:rPr>
+          <w:b/>
+          <w:bCs/>
+          <w:sz w:val="18"/>
+          <w:szCs w:val="18"/>
+        </w:rPr>
+      </w:pPr>
+      <w:r>
+        <w:rPr>
+          <w:rFonts w:ascii="Segoe UI Black" w:hAnsi="Segoe UI Black"/>
+          <w:b/>
+          <w:bCs/>
+          <w:color w:val="666666"/>
+          <w:sz w:val="18"/>
+          <w:szCs w:val="18"/>
+        </w:rPr>
+        <w:t xml:space="preserve">5. </w:t>
+      </w:r>
+      <w:r>
+        <w:rPr>
+          <w:rFonts w:ascii="Segoe UI Black" w:hAnsi="Segoe UI Black"/>
+          <w:b/>
+          <w:bCs/>
+          <w:color w:val="666666"/>
+          <w:sz w:val="18"/>
+          <w:szCs w:val="18"/>
+        </w:rPr>
+        <w:t xml:space="preserve">Para que serve o Git? </w:t>
+      </w:r>
+    </w:p>
+    <w:p>
+      <w:pPr>
+        <w:pStyle w:val="BodyText"/>
+        <w:numPr>
+          <w:ilvl w:val="0"/>
+          <w:numId w:val="0"/>
+        </w:numPr>
+        <w:bidi w:val="0"/>
+        <w:spacing w:lineRule="auto" w:line="240" w:before="0" w:after="0"/>
+        <w:ind w:hanging="0" w:start="0"/>
+        <w:jc w:val="start"/>
+        <w:rPr>
+          <w:b/>
+          <w:bCs/>
+          <w:sz w:val="18"/>
+          <w:szCs w:val="18"/>
+        </w:rPr>
+      </w:pPr>
+      <w:r>
+        <w:rPr>
+          <w:rFonts w:ascii="Segoe UI Semibold" w:hAnsi="Segoe UI Semibold"/>
+          <w:b/>
+          <w:bCs/>
+          <w:color w:val="333333"/>
+          <w:sz w:val="18"/>
+          <w:szCs w:val="18"/>
+        </w:rPr>
+        <w:t>Resposta:  Git é um sistema de controle de versão distribuído que permite registrar alterações no código, colaborar com outros desenvolvedores e recuperar versões anteriores de um projeto.</w:t>
+      </w:r>
+    </w:p>
+    <w:p>
+      <w:pPr>
+        <w:pStyle w:val="BodyText"/>
+        <w:numPr>
+          <w:ilvl w:val="0"/>
+          <w:numId w:val="0"/>
+        </w:numPr>
+        <w:bidi w:val="0"/>
+        <w:spacing w:lineRule="auto" w:line="240" w:before="0" w:after="0"/>
+        <w:ind w:hanging="0" w:start="0"/>
+        <w:jc w:val="start"/>
+        <w:rPr>
+          <w:rFonts w:ascii="Segoe UI Semibold" w:hAnsi="Segoe UI Semibold"/>
+          <w:b/>
+          <w:bCs/>
+          <w:color w:val="333333"/>
+          <w:sz w:val="18"/>
+          <w:szCs w:val="18"/>
+        </w:rPr>
+      </w:pPr>
+      <w:r>
+        <w:rPr>
+          <w:rFonts w:ascii="Segoe UI Semibold" w:hAnsi="Segoe UI Semibold"/>
+          <w:b/>
+          <w:bCs/>
+          <w:color w:val="333333"/>
+          <w:sz w:val="18"/>
+          <w:szCs w:val="18"/>
+        </w:rPr>
+      </w:r>
+    </w:p>
+    <w:p>
+      <w:pPr>
+        <w:pStyle w:val="BodyText"/>
+        <w:numPr>
+          <w:ilvl w:val="0"/>
+          <w:numId w:val="0"/>
+        </w:numPr>
+        <w:tabs>
+          <w:tab w:val="left" w:pos="709" w:leader="none"/>
+        </w:tabs>
+        <w:bidi w:val="0"/>
+        <w:spacing w:lineRule="auto" w:line="240" w:before="0" w:after="0"/>
+        <w:ind w:hanging="0" w:start="0"/>
+        <w:jc w:val="start"/>
+        <w:rPr>
+          <w:b/>
+          <w:bCs/>
+          <w:sz w:val="18"/>
+          <w:szCs w:val="18"/>
+        </w:rPr>
+      </w:pPr>
+      <w:r>
+        <w:rPr>
+          <w:rFonts w:ascii="Segoe UI Black" w:hAnsi="Segoe UI Black"/>
+          <w:b/>
+          <w:bCs/>
+          <w:color w:val="666666"/>
+          <w:sz w:val="18"/>
+          <w:szCs w:val="18"/>
+        </w:rPr>
+        <w:t xml:space="preserve">6. </w:t>
+      </w:r>
+      <w:r>
+        <w:rPr>
+          <w:rFonts w:ascii="Segoe UI Black" w:hAnsi="Segoe UI Black"/>
+          <w:b/>
+          <w:bCs/>
+          <w:color w:val="666666"/>
+          <w:sz w:val="18"/>
+          <w:szCs w:val="18"/>
+        </w:rPr>
+        <w:t xml:space="preserve">Para que serve o GitHub? </w:t>
+      </w:r>
+    </w:p>
+    <w:p>
+      <w:pPr>
+        <w:pStyle w:val="BodyText"/>
+        <w:numPr>
+          <w:ilvl w:val="0"/>
+          <w:numId w:val="0"/>
+        </w:numPr>
+        <w:bidi w:val="0"/>
+        <w:spacing w:lineRule="auto" w:line="240" w:before="0" w:after="0"/>
+        <w:ind w:hanging="0" w:start="0"/>
+        <w:jc w:val="start"/>
+        <w:rPr>
+          <w:sz w:val="18"/>
+          <w:szCs w:val="18"/>
+        </w:rPr>
+      </w:pPr>
+      <w:r>
+        <w:rPr>
+          <w:rFonts w:ascii="Segoe UI Semibold" w:hAnsi="Segoe UI Semibold"/>
+          <w:color w:val="333333"/>
+          <w:sz w:val="18"/>
+          <w:szCs w:val="18"/>
+        </w:rPr>
+        <w:t>Resposta: GitHub é uma plataforma baseada em nuvem para hospedar repositórios Git, permitindo armazenar projetos, colaborar em equipe, revisar código, controlar versões e automatizar processos de desenvolvimento.</w:t>
       </w:r>
     </w:p>
     <w:p>
@@ -7476,6 +8204,16 @@
       <w:szCs w:val="20"/>
     </w:rPr>
   </w:style>
+  <w:style w:type="paragraph" w:styleId="Blocodecitaouser">
+    <w:name w:val="Bloco de citação (user)"/>
+    <w:basedOn w:val="Normal"/>
+    <w:qFormat/>
+    <w:pPr>
+      <w:spacing w:before="0" w:after="283"/>
+      <w:ind w:hanging="0" w:start="567" w:end="567"/>
+    </w:pPr>
+    <w:rPr/>
+  </w:style>
 </w:styles>
 </file>
 
